--- a/reviews/2026-09-the-expert-ta/2026-09-the-expert-ta-internal.docx
+++ b/reviews/2026-09-the-expert-ta/2026-09-the-expert-ta-internal.docx
@@ -83,7 +83,7 @@
         <w:t>Internal document. Not for distribution to the supplier or the public.</w:t>
       </w:r>
       <w:r>
-        <w:t xml:space="preserve"> This is the campus-facing counterpart of the accessibility conformance report for the same product, produced from the same evaluation and the same evidence. The conformance report states what the supplier has to fix; this one states what the people who will use the product cannot do while it stays unfixed, which is what a Temporary Alternative Access Plan is written against.</w:t>
+        <w:t xml:space="preserve"> Produced from the same evaluation, and the same evidence, as the accessibility conformance report for this product.</w:t>
       </w:r>
       <w:r/>
       <w:r/>
@@ -1028,1076 +1028,920 @@
         <w:pStyle w:val="Heading2"/>
       </w:pPr>
       <w:r>
-        <w:t>What a user will not be able to do</w:t>
+        <w:t>User Functional Limitations</w:t>
       </w:r>
     </w:p>
     <w:p>
       <w:r/>
       <w:r>
-        <w:t xml:space="preserve">Written to be lifted into a TAAP. Each heading below is a box in the form's </w:t>
-      </w:r>
-      <w:r>
-        <w:rPr>
-          <w:b/>
-        </w:rPr>
-        <w:t>Affected User Groups</w:t>
-      </w:r>
-      <w:r>
-        <w:t xml:space="preserve"> checklist, and the statements under it are the </w:t>
-      </w:r>
-      <w:r>
-        <w:rPr>
-          <w:b/>
-        </w:rPr>
-        <w:t>known accessibility barriers that affect core functionality</w:t>
-      </w:r>
-      <w:r>
-        <w:t xml:space="preserve"> the box above it asks for. Nothing here is new evidence: every statement is a finding recorded in the criterion tables that follow, and the pages named are pages this evaluation walked.</w:t>
-      </w:r>
-      <w:r/>
-    </w:p>
-    <w:p>
-      <w:r/>
-      <w:r>
-        <w:t xml:space="preserve">A barrier is listed under </w:t>
-      </w:r>
-      <w:r>
-        <w:rPr>
-          <w:b/>
-        </w:rPr>
-        <w:t>every</w:t>
-      </w:r>
-      <w:r>
-        <w:t xml:space="preserve"> group its success criterion affects, so the same statement can appear more than once. The sentences are the evaluation's own, and name the user the barrier was first observed with — a focus-order barrier reads "a screen-reader user" and also stops a keyboard user, which is why it appears under both.</w:t>
-      </w:r>
-      <w:r/>
-    </w:p>
-    <w:p>
-      <w:r/>
-      <w:r>
-        <w:t>Barriers of lower severity are summarised as a count rather than listed. They are real and they are in the tables below, but a plan written against every one of them is a plan nobody finishes; the ones printed here are those that stop or seriously impede a task.</w:t>
+        <w:t>This product's interface presents usability barriers for people with disabilities. Use the table below to plan equally effective alternatives.</w:t>
       </w:r>
     </w:p>
+    <w:tbl>
+      <w:tblPr>
+        <w:tblStyle w:val="TableGrid"/>
+        <w:tblW w:type="auto" w:w="0"/>
+        <w:tblLook w:firstColumn="1" w:firstRow="1" w:lastColumn="0" w:lastRow="0" w:noHBand="0" w:noVBand="1" w:val="04A0"/>
+      </w:tblPr>
+      <w:tblGrid>
+        <w:gridCol w:w="5112"/>
+        <w:gridCol w:w="5112"/>
+      </w:tblGrid>
+      <w:tr>
+        <w:trPr>
+          <w:tblHeader w:val="true"/>
+        </w:trPr>
+        <w:tc>
+          <w:tcPr>
+            <w:tcW w:type="dxa" w:w="5112"/>
+          </w:tcPr>
+          <w:p>
+            <w:r>
+              <w:rPr>
+                <w:b/>
+              </w:rPr>
+              <w:t>User group</w:t>
+            </w:r>
+          </w:p>
+        </w:tc>
+        <w:tc>
+          <w:tcPr>
+            <w:tcW w:type="dxa" w:w="5112"/>
+          </w:tcPr>
+          <w:p>
+            <w:r>
+              <w:rPr>
+                <w:b/>
+              </w:rPr>
+              <w:t>What the user cannot do</w:t>
+            </w:r>
+          </w:p>
+        </w:tc>
+      </w:tr>
+      <w:tr>
+        <w:tc>
+          <w:tcPr>
+            <w:tcW w:type="dxa" w:w="5112"/>
+          </w:tcPr>
+          <w:p>
+            <w:r>
+              <w:rPr>
+                <w:b/>
+              </w:rPr>
+              <w:t>Blindness</w:t>
+            </w:r>
+          </w:p>
+        </w:tc>
+        <w:tc>
+          <w:tcPr>
+            <w:tcW w:type="dxa" w:w="5112"/>
+          </w:tcPr>
+          <w:p>
+            <w:r/>
+            <w:r>
+              <w:rPr>
+                <w:b/>
+              </w:rPr>
+              <w:t>Cannot use at all:</w:t>
+            </w:r>
+            <w:r>
+              <w:t xml:space="preserve"> Class Management (standard mode), Take Assignment, View Grade Report, Calendar, Student Practice Area.</w:t>
+            </w:r>
+            <w:r>
+              <w:t xml:space="preserve"> </w:t>
+            </w:r>
+          </w:p>
+          <w:p>
+            <w:pPr>
+              <w:pStyle w:val="ListBullet"/>
+              <w:spacing w:line="240" w:lineRule="auto"/>
+              <w:ind w:left="720"/>
+            </w:pPr>
+            <w:r/>
+            <w:r>
+              <w:t>Nothing in the Student Practice Area takes keyboard focus and the page has no headings, so a keyboard or screen-reader user cannot choose a book, a chapter or a problem.</w:t>
+            </w:r>
+            <w:r>
+              <w:t>Blocker</w:t>
+            </w:r>
+            <w:r>
+              <w:t>Student Practice Area</w:t>
+            </w:r>
+          </w:p>
+          <w:p>
+            <w:pPr>
+              <w:pStyle w:val="ListBullet"/>
+              <w:spacing w:line="240" w:lineRule="auto"/>
+              <w:ind w:left="720"/>
+            </w:pPr>
+            <w:r/>
+            <w:r>
+              <w:t>The student's submitted work is shown as images with no text alternative, so a screen-reader user cannot read their own graded answers.</w:t>
+            </w:r>
+            <w:r>
+              <w:t>Blocker</w:t>
+            </w:r>
+            <w:r>
+              <w:t>View Grade Report</w:t>
+            </w:r>
+          </w:p>
+          <w:p>
+            <w:pPr>
+              <w:pStyle w:val="ListBullet"/>
+              <w:spacing w:line="240" w:lineRule="auto"/>
+              <w:ind w:left="720"/>
+            </w:pPr>
+            <w:r/>
+            <w:r>
+              <w:t>The answer read-back speaks raw markup instead of the mathematics, so a screen-reader user cannot check what they have entered before submitting.</w:t>
+            </w:r>
+            <w:r>
+              <w:t>Blocker</w:t>
+            </w:r>
+            <w:r>
+              <w:t>Take Assignment</w:t>
+            </w:r>
+          </w:p>
+          <w:p>
+            <w:pPr>
+              <w:pStyle w:val="ListBullet"/>
+              <w:spacing w:line="240" w:lineRule="auto"/>
+              <w:ind w:left="720"/>
+            </w:pPr>
+            <w:r/>
+            <w:r>
+              <w:t>The assignments table and its controls carry no headings or landmarks, so a screen-reader user must tab through the whole page to find an assignment.</w:t>
+            </w:r>
+            <w:r>
+              <w:t>Major</w:t>
+            </w:r>
+            <w:r>
+              <w:t>Class Management — Accessibility Mode</w:t>
+            </w:r>
+          </w:p>
+          <w:p>
+            <w:pPr>
+              <w:pStyle w:val="ListBullet"/>
+              <w:spacing w:line="240" w:lineRule="auto"/>
+              <w:ind w:left="720"/>
+            </w:pPr>
+            <w:r/>
+            <w:r>
+              <w:t>Activating a problem does not move focus to it and no heading marks it, so a screen-reader user has no way to reach the problem they just opened.</w:t>
+            </w:r>
+            <w:r>
+              <w:t>Major</w:t>
+            </w:r>
+            <w:r>
+              <w:t>Take Assignment</w:t>
+            </w:r>
+          </w:p>
+          <w:p>
+            <w:pPr>
+              <w:pStyle w:val="ListBullet"/>
+              <w:spacing w:line="240" w:lineRule="auto"/>
+              <w:ind w:left="720"/>
+            </w:pPr>
+            <w:r/>
+            <w:r>
+              <w:t>No page carries headings or landmarks, so a screen-reader user cannot jump between sections and must read or tab through everything in order.</w:t>
+            </w:r>
+            <w:r>
+              <w:t>Major</w:t>
+            </w:r>
+            <w:r>
+              <w:t>Class Management — Accessibility Mode, Class Management (standard mode)</w:t>
+            </w:r>
+          </w:p>
+          <w:p>
+            <w:pPr>
+              <w:pStyle w:val="ListBullet"/>
+              <w:spacing w:line="240" w:lineRule="auto"/>
+              <w:ind w:left="720"/>
+            </w:pPr>
+            <w:r/>
+            <w:r>
+              <w:t>Multiple-choice answer options have no accessible name, so a screen-reader user cannot tell which option they are selecting; where options contain mathematics the answer is unreadable.</w:t>
+            </w:r>
+            <w:r>
+              <w:t>Major</w:t>
+            </w:r>
+            <w:r>
+              <w:t>Take Assignment</w:t>
+            </w:r>
+          </w:p>
+          <w:p>
+            <w:pPr>
+              <w:pStyle w:val="ListBullet"/>
+              <w:spacing w:line="240" w:lineRule="auto"/>
+              <w:ind w:left="720"/>
+            </w:pPr>
+            <w:r/>
+            <w:r>
+              <w:t>The diagram in a problem is hidden from assistive technology, so a screen-reader user cannot see the figure the question depends on.</w:t>
+            </w:r>
+            <w:r>
+              <w:t>Major</w:t>
+            </w:r>
+            <w:r>
+              <w:t>Take Assignment</w:t>
+            </w:r>
+          </w:p>
+          <w:p>
+            <w:pPr>
+              <w:pStyle w:val="ListBullet"/>
+              <w:spacing w:line="240" w:lineRule="auto"/>
+              <w:ind w:left="720"/>
+            </w:pPr>
+            <w:r/>
+            <w:r>
+              <w:t>The formula and number entry area is a plain container rather than a form field, so a screen-reader user is not told it is an input or what it expects.</w:t>
+            </w:r>
+            <w:r>
+              <w:t>Major</w:t>
+            </w:r>
+            <w:r>
+              <w:t>Take Assignment</w:t>
+            </w:r>
+          </w:p>
+          <w:p>
+            <w:pPr>
+              <w:pStyle w:val="ListBullet"/>
+              <w:spacing w:line="240" w:lineRule="auto"/>
+              <w:ind w:left="720"/>
+            </w:pPr>
+            <w:r/>
+            <w:r>
+              <w:t>A requested hint is inserted below the reading position without announcement, so a screen-reader user is not told the help they asked for has arrived.</w:t>
+            </w:r>
+            <w:r>
+              <w:t>Major</w:t>
+            </w:r>
+            <w:r>
+              <w:t>Take Assignment</w:t>
+            </w:r>
+          </w:p>
+          <w:p>
+            <w:pPr>
+              <w:pStyle w:val="ListBullet"/>
+              <w:spacing w:line="240" w:lineRule="auto"/>
+              <w:ind w:left="720"/>
+            </w:pPr>
+            <w:r/>
+            <w:r>
+              <w:t>The grade report's help links contain only punctuation, so a screen-reader user hears 22 anonymous links and cannot tell what help any of them offers.</w:t>
+            </w:r>
+            <w:r>
+              <w:t>Major</w:t>
+            </w:r>
+            <w:r>
+              <w:t>View Grade Report</w:t>
+            </w:r>
+          </w:p>
+          <w:p>
+            <w:pPr>
+              <w:pStyle w:val="ListBullet"/>
+              <w:spacing w:line="240" w:lineRule="auto"/>
+              <w:ind w:left="720"/>
+            </w:pPr>
+            <w:r/>
+            <w:r>
+              <w:t>The worked solution figures have no alternative text because the attribute is malformed in the markup, so a screen-reader user reaches every problem and finds the explanation missing.</w:t>
+            </w:r>
+            <w:r>
+              <w:t>Major</w:t>
+            </w:r>
+            <w:r>
+              <w:t>View Assignment Solutions</w:t>
+            </w:r>
+          </w:p>
+          <w:p>
+            <w:pPr>
+              <w:pStyle w:val="ListBullet"/>
+              <w:spacing w:line="240" w:lineRule="auto"/>
+              <w:ind w:left="720"/>
+            </w:pPr>
+            <w:r/>
+            <w:r>
+              <w:t>Most problem figures on the printable assignment carry no alternative text and two are background images that cannot carry any, so a screen-reader user cannot read the diagrams.</w:t>
+            </w:r>
+            <w:r>
+              <w:t>Major</w:t>
+            </w:r>
+            <w:r>
+              <w:t>View Printable Assignment</w:t>
+            </w:r>
+          </w:p>
+          <w:p>
+            <w:pPr>
+              <w:pStyle w:val="ListBullet"/>
+              <w:spacing w:line="240" w:lineRule="auto"/>
+              <w:ind w:left="720"/>
+            </w:pPr>
+            <w:r/>
+            <w:r>
+              <w:t>The calendar grid takes no keyboard focus, so a keyboard user cannot reach an assignment or open its details.</w:t>
+            </w:r>
+            <w:r>
+              <w:t>Major</w:t>
+            </w:r>
+            <w:r>
+              <w:t>Calendar</w:t>
+            </w:r>
+          </w:p>
+          <w:p>
+            <w:pPr>
+              <w:pStyle w:val="ListBullet"/>
+              <w:spacing w:line="240" w:lineRule="auto"/>
+              <w:ind w:left="720"/>
+            </w:pPr>
+            <w:r/>
+            <w:r>
+              <w:t>An assignment's due date and duration are shown only by the coloured bar's extent, so neither a screen-reader nor a colour-blind user can tell when work is due.</w:t>
+            </w:r>
+            <w:r>
+              <w:t>Major</w:t>
+            </w:r>
+            <w:r>
+              <w:t>Calendar</w:t>
+            </w:r>
+          </w:p>
+          <w:p>
+            <w:pPr>
+              <w:pStyle w:val="ListBullet"/>
+              <w:spacing w:line="240" w:lineRule="auto"/>
+              <w:ind w:left="720"/>
+            </w:pPr>
+            <w:r/>
+            <w:r>
+              <w:t>Opening an event and changing the month are not announced, so a screen-reader user is not told the page has changed.</w:t>
+            </w:r>
+            <w:r>
+              <w:t>Major</w:t>
+            </w:r>
+            <w:r>
+              <w:t>Calendar</w:t>
+            </w:r>
+          </w:p>
+          <w:p>
+            <w:pPr>
+              <w:pStyle w:val="ListBullet"/>
+              <w:spacing w:line="240" w:lineRule="auto"/>
+              <w:ind w:left="720"/>
+            </w:pPr>
+            <w:r/>
+            <w:r>
+              <w:t>The event detail fields are unlabelled, and read-only dates are presented as editable date pickers, so a screen-reader user is invited to change information they cannot change.</w:t>
+            </w:r>
+            <w:r>
+              <w:t>Major</w:t>
+            </w:r>
+            <w:r>
+              <w:t>Calendar</w:t>
+            </w:r>
+          </w:p>
+          <w:p>
+            <w:pPr>
+              <w:pStyle w:val="ListBullet"/>
+              <w:spacing w:line="240" w:lineRule="auto"/>
+              <w:ind w:left="720"/>
+            </w:pPr>
+            <w:r/>
+            <w:r>
+              <w:t>Every selection re-announces the whole page identically, so a screen-reader user is never told which part actually changed.</w:t>
+            </w:r>
+            <w:r>
+              <w:t>Major</w:t>
+            </w:r>
+            <w:r>
+              <w:t>Student Practice Area</w:t>
+            </w:r>
+          </w:p>
+          <w:p>
+            <w:pPr>
+              <w:pStyle w:val="ListBullet"/>
+              <w:spacing w:line="240" w:lineRule="auto"/>
+              <w:ind w:left="720"/>
+            </w:pPr>
+            <w:r/>
+            <w:r>
+              <w:t>Every mathematical expression on the printable assignment is exposed as an unnamed button, so a screen-reader user gets a control instead of the mathematics.</w:t>
+            </w:r>
+            <w:r>
+              <w:t>Major</w:t>
+            </w:r>
+            <w:r>
+              <w:t>View Printable Assignment</w:t>
+            </w:r>
+          </w:p>
+          <w:p>
+            <w:pPr>
+              <w:pStyle w:val="ListBullet"/>
+              <w:spacing w:line="240" w:lineRule="auto"/>
+              <w:ind w:left="720"/>
+            </w:pPr>
+            <w:r/>
+            <w:r>
+              <w:t>The popup form fields are not associated with their captions, so a screen-reader user is not told what each field expects.</w:t>
+            </w:r>
+            <w:r>
+              <w:t>Major</w:t>
+            </w:r>
+            <w:r>
+              <w:t>Edit Class popup</w:t>
+            </w:r>
+          </w:p>
+          <w:p>
+            <w:pPr>
+              <w:pStyle w:val="ListBullet"/>
+              <w:spacing w:line="240" w:lineRule="auto"/>
+              <w:ind w:left="720"/>
+            </w:pPr>
+            <w:r/>
+            <w:r>
+              <w:t>The class selection controls announce an instruction instead of their label, so a screen-reader user learns what a control is for only after moving past it.</w:t>
+            </w:r>
+            <w:r>
+              <w:t>Major</w:t>
+            </w:r>
+            <w:r>
+              <w:t>Class Management — Accessibility Mode</w:t>
+            </w:r>
+          </w:p>
+          <w:p>
+            <w:pPr>
+              <w:pStyle w:val="ListBullet"/>
+              <w:spacing w:line="240" w:lineRule="auto"/>
+              <w:ind w:left="720"/>
+            </w:pPr>
+            <w:r/>
+            <w:r>
+              <w:t>The jump-point shortcuts have no accessible name and appear outside the normal focus path, so a screen-reader user cannot tell what they do or reach them predictably.</w:t>
+            </w:r>
+            <w:r>
+              <w:t>Major</w:t>
+            </w:r>
+            <w:r>
+              <w:t>Class Management — Accessibility Mode, Class Management (standard mode)</w:t>
+            </w:r>
+            <w:r>
+              <w:t xml:space="preserve"> </w:t>
+            </w:r>
+          </w:p>
+          <w:p>
+            <w:r/>
+            <w:r>
+              <w:t>11 further barriers of lower severity, in the tables below.</w:t>
+            </w:r>
+          </w:p>
+        </w:tc>
+      </w:tr>
+      <w:tr>
+        <w:tc>
+          <w:tcPr>
+            <w:tcW w:type="dxa" w:w="5112"/>
+          </w:tcPr>
+          <w:p>
+            <w:r>
+              <w:rPr>
+                <w:b/>
+              </w:rPr>
+              <w:t>Low Vision</w:t>
+            </w:r>
+          </w:p>
+        </w:tc>
+        <w:tc>
+          <w:tcPr>
+            <w:tcW w:type="dxa" w:w="5112"/>
+          </w:tcPr>
+          <w:p>
+            <w:r/>
+            <w:r>
+              <w:rPr>
+                <w:b/>
+              </w:rPr>
+              <w:t>Cannot use at all:</w:t>
+            </w:r>
+            <w:r>
+              <w:t xml:space="preserve"> View Printable Assignment, Take Assignment, View Grade Report, Calendar, View Assignment Solutions.</w:t>
+            </w:r>
+            <w:r>
+              <w:t xml:space="preserve"> </w:t>
+            </w:r>
+          </w:p>
+          <w:p>
+            <w:pPr>
+              <w:pStyle w:val="ListBullet"/>
+              <w:spacing w:line="240" w:lineRule="auto"/>
+              <w:ind w:left="720"/>
+            </w:pPr>
+            <w:r/>
+            <w:r>
+              <w:t>Every page is fixed at 1300 pixels wide and does not reflow, so a low-vision user at high zoom must scroll horizontally to read any line.</w:t>
+            </w:r>
+            <w:r>
+              <w:t>Major</w:t>
+            </w:r>
+            <w:r>
+              <w:t>Class Management (standard mode), Student Practice Area, Academic Integrity Preferences, View Grades (Spreadsheet), Take Assignment</w:t>
+            </w:r>
+          </w:p>
+          <w:p>
+            <w:pPr>
+              <w:pStyle w:val="ListBullet"/>
+              <w:spacing w:line="240" w:lineRule="auto"/>
+              <w:ind w:left="720"/>
+            </w:pPr>
+            <w:r/>
+            <w:r>
+              <w:t>Section headings, deduction percentages and randomised values fall below the required contrast, so a low-vision user cannot read the numbers a task depends on.</w:t>
+            </w:r>
+            <w:r>
+              <w:t>Major</w:t>
+            </w:r>
+            <w:r>
+              <w:t>Class Management (standard mode), Assignment Editor (edit), Student Practice Area, View Grade Report, Manage Class Roster, View Assignment Solutions, View Printable Assignment, Take Assignment</w:t>
+            </w:r>
+          </w:p>
+          <w:p>
+            <w:pPr>
+              <w:pStyle w:val="ListBullet"/>
+              <w:spacing w:line="240" w:lineRule="auto"/>
+              <w:ind w:left="720"/>
+            </w:pPr>
+            <w:r/>
+            <w:r>
+              <w:t>The problem figures are low-resolution images containing text, so they blur at high zoom and the mathematics inside them becomes unreadable.</w:t>
+            </w:r>
+            <w:r>
+              <w:t>Major</w:t>
+            </w:r>
+            <w:r>
+              <w:t>Take Assignment, View Grade Report, View Assignment Solutions, View Printable Assignment</w:t>
+            </w:r>
+          </w:p>
+          <w:p>
+            <w:pPr>
+              <w:pStyle w:val="ListBullet"/>
+              <w:spacing w:line="240" w:lineRule="auto"/>
+              <w:ind w:left="720"/>
+            </w:pPr>
+            <w:r/>
+            <w:r>
+              <w:t>The Edit Class popup is fixed in size and the page behind it cannot scroll, so above 175 per cent zoom its fields and buttons cannot be reached at all.</w:t>
+            </w:r>
+            <w:r>
+              <w:t>Major</w:t>
+            </w:r>
+            <w:r>
+              <w:t>Edit Class popup</w:t>
+            </w:r>
+          </w:p>
+          <w:p>
+            <w:pPr>
+              <w:pStyle w:val="ListBullet"/>
+              <w:spacing w:line="240" w:lineRule="auto"/>
+              <w:ind w:left="720"/>
+            </w:pPr>
+            <w:r/>
+            <w:r>
+              <w:t>Randomised values, hint costs, calendar events and late submissions are marked by colour alone, so a colour-blind user cannot tell which numbers are theirs or when work is due.</w:t>
+            </w:r>
+            <w:r>
+              <w:t>Major</w:t>
+            </w:r>
+            <w:r>
+              <w:t>View Printable Assignment, Student Practice Area, View Grade Report, Take Assignment, View Assignment Solutions, Calendar, Class Management (standard mode)</w:t>
+            </w:r>
+            <w:r>
+              <w:t xml:space="preserve"> </w:t>
+            </w:r>
+          </w:p>
+          <w:p>
+            <w:r/>
+            <w:r>
+              <w:t>1 further barrier of lower severity, in the tables below.</w:t>
+            </w:r>
+          </w:p>
+        </w:tc>
+      </w:tr>
+      <w:tr>
+        <w:tc>
+          <w:tcPr>
+            <w:tcW w:type="dxa" w:w="5112"/>
+          </w:tcPr>
+          <w:p>
+            <w:r>
+              <w:rPr>
+                <w:b/>
+              </w:rPr>
+              <w:t>Deafness · Hard of Hearing</w:t>
+            </w:r>
+          </w:p>
+        </w:tc>
+        <w:tc>
+          <w:tcPr>
+            <w:tcW w:type="dxa" w:w="5112"/>
+          </w:tcPr>
+          <w:p>
+            <w:pPr>
+              <w:pStyle w:val="ListBullet"/>
+              <w:spacing w:line="240" w:lineRule="auto"/>
+              <w:ind w:left="720"/>
+            </w:pPr>
+            <w:r/>
+            <w:r>
+              <w:t>The library videos rely on automatically generated captions, so a user who cannot hear gets an unreviewed transcript of instructional material.</w:t>
+            </w:r>
+            <w:r>
+              <w:t>Major</w:t>
+            </w:r>
+            <w:r>
+              <w:t>Assignment Editor (edit)</w:t>
+            </w:r>
+          </w:p>
+        </w:tc>
+      </w:tr>
+      <w:tr>
+        <w:tc>
+          <w:tcPr>
+            <w:tcW w:type="dxa" w:w="5112"/>
+          </w:tcPr>
+          <w:p>
+            <w:r>
+              <w:rPr>
+                <w:b/>
+              </w:rPr>
+              <w:t>Speech Disabilities</w:t>
+            </w:r>
+          </w:p>
+        </w:tc>
+        <w:tc>
+          <w:tcPr>
+            <w:tcW w:type="dxa" w:w="5112"/>
+          </w:tcPr>
+          <w:p>
+            <w:r/>
+            <w:r>
+              <w:t>No barriers found in the evaluated sample.</w:t>
+            </w:r>
+          </w:p>
+        </w:tc>
+      </w:tr>
+      <w:tr>
+        <w:tc>
+          <w:tcPr>
+            <w:tcW w:type="dxa" w:w="5112"/>
+          </w:tcPr>
+          <w:p>
+            <w:r>
+              <w:rPr>
+                <w:b/>
+              </w:rPr>
+              <w:t>Limited Manual Dexterity · Limited Reach and Strength</w:t>
+            </w:r>
+          </w:p>
+        </w:tc>
+        <w:tc>
+          <w:tcPr>
+            <w:tcW w:type="dxa" w:w="5112"/>
+          </w:tcPr>
+          <w:p>
+            <w:r/>
+            <w:r>
+              <w:rPr>
+                <w:b/>
+              </w:rPr>
+              <w:t>Cannot use at all:</w:t>
+            </w:r>
+            <w:r>
+              <w:t xml:space="preserve"> Class Management (standard mode), Calendar, Student Practice Area.</w:t>
+            </w:r>
+            <w:r>
+              <w:t xml:space="preserve"> </w:t>
+            </w:r>
+          </w:p>
+          <w:p>
+            <w:pPr>
+              <w:pStyle w:val="ListBullet"/>
+              <w:spacing w:line="240" w:lineRule="auto"/>
+              <w:ind w:left="720"/>
+            </w:pPr>
+            <w:r/>
+            <w:r>
+              <w:t>Nothing in the Student Practice Area takes keyboard focus and the page has no headings, so a keyboard or screen-reader user cannot choose a book, a chapter or a problem.</w:t>
+            </w:r>
+            <w:r>
+              <w:t>Blocker</w:t>
+            </w:r>
+            <w:r>
+              <w:t>Student Practice Area</w:t>
+            </w:r>
+          </w:p>
+          <w:p>
+            <w:pPr>
+              <w:pStyle w:val="ListBullet"/>
+              <w:spacing w:line="240" w:lineRule="auto"/>
+              <w:ind w:left="720"/>
+            </w:pPr>
+            <w:r/>
+            <w:r>
+              <w:t>Activating a problem does not move focus to it and no heading marks it, so a screen-reader user has no way to reach the problem they just opened.</w:t>
+            </w:r>
+            <w:r>
+              <w:t>Major</w:t>
+            </w:r>
+            <w:r>
+              <w:t>Take Assignment</w:t>
+            </w:r>
+          </w:p>
+          <w:p>
+            <w:pPr>
+              <w:pStyle w:val="ListBullet"/>
+              <w:spacing w:line="240" w:lineRule="auto"/>
+              <w:ind w:left="720"/>
+            </w:pPr>
+            <w:r/>
+            <w:r>
+              <w:t>No page carries headings or landmarks, so a screen-reader user cannot jump between sections and must read or tab through everything in order.</w:t>
+            </w:r>
+            <w:r>
+              <w:t>Major</w:t>
+            </w:r>
+            <w:r>
+              <w:t>Class Management — Accessibility Mode, Class Management (standard mode)</w:t>
+            </w:r>
+          </w:p>
+          <w:p>
+            <w:pPr>
+              <w:pStyle w:val="ListBullet"/>
+              <w:spacing w:line="240" w:lineRule="auto"/>
+              <w:ind w:left="720"/>
+            </w:pPr>
+            <w:r/>
+            <w:r>
+              <w:t>The formula and number entry area is a plain container rather than a form field, so a screen-reader user is not told it is an input or what it expects.</w:t>
+            </w:r>
+            <w:r>
+              <w:t>Major</w:t>
+            </w:r>
+            <w:r>
+              <w:t>Take Assignment</w:t>
+            </w:r>
+          </w:p>
+          <w:p>
+            <w:pPr>
+              <w:pStyle w:val="ListBullet"/>
+              <w:spacing w:line="240" w:lineRule="auto"/>
+              <w:ind w:left="720"/>
+            </w:pPr>
+            <w:r/>
+            <w:r>
+              <w:t>A requested hint is inserted below the reading position without announcement, so a screen-reader user is not told the help they asked for has arrived.</w:t>
+            </w:r>
+            <w:r>
+              <w:t>Major</w:t>
+            </w:r>
+            <w:r>
+              <w:t>Take Assignment</w:t>
+            </w:r>
+          </w:p>
+          <w:p>
+            <w:pPr>
+              <w:pStyle w:val="ListBullet"/>
+              <w:spacing w:line="240" w:lineRule="auto"/>
+              <w:ind w:left="720"/>
+            </w:pPr>
+            <w:r/>
+            <w:r>
+              <w:t>The calendar grid takes no keyboard focus, so a keyboard user cannot reach an assignment or open its details.</w:t>
+            </w:r>
+            <w:r>
+              <w:t>Major</w:t>
+            </w:r>
+            <w:r>
+              <w:t>Calendar</w:t>
+            </w:r>
+          </w:p>
+          <w:p>
+            <w:pPr>
+              <w:pStyle w:val="ListBullet"/>
+              <w:spacing w:line="240" w:lineRule="auto"/>
+              <w:ind w:left="720"/>
+            </w:pPr>
+            <w:r/>
+            <w:r>
+              <w:t>Opening an event and changing the month are not announced, so a screen-reader user is not told the page has changed.</w:t>
+            </w:r>
+            <w:r>
+              <w:t>Major</w:t>
+            </w:r>
+            <w:r>
+              <w:t>Calendar</w:t>
+            </w:r>
+          </w:p>
+          <w:p>
+            <w:pPr>
+              <w:pStyle w:val="ListBullet"/>
+              <w:spacing w:line="240" w:lineRule="auto"/>
+              <w:ind w:left="720"/>
+            </w:pPr>
+            <w:r/>
+            <w:r>
+              <w:t>The jump-point shortcuts have no accessible name and appear outside the normal focus path, so a screen-reader user cannot tell what they do or reach them predictably.</w:t>
+            </w:r>
+            <w:r>
+              <w:t>Major</w:t>
+            </w:r>
+            <w:r>
+              <w:t>Class Management — Accessibility Mode, Class Management (standard mode)</w:t>
+            </w:r>
+            <w:r>
+              <w:t xml:space="preserve"> </w:t>
+            </w:r>
+          </w:p>
+          <w:p>
+            <w:r/>
+            <w:r>
+              <w:t>3 further barriers of lower severity, in the tables below.</w:t>
+            </w:r>
+          </w:p>
+        </w:tc>
+      </w:tr>
+      <w:tr>
+        <w:tc>
+          <w:tcPr>
+            <w:tcW w:type="dxa" w:w="5112"/>
+          </w:tcPr>
+          <w:p>
+            <w:r>
+              <w:rPr>
+                <w:b/>
+              </w:rPr>
+              <w:t>Cognitive Disability</w:t>
+            </w:r>
+          </w:p>
+        </w:tc>
+        <w:tc>
+          <w:tcPr>
+            <w:tcW w:type="dxa" w:w="5112"/>
+          </w:tcPr>
+          <w:p>
+            <w:pPr>
+              <w:pStyle w:val="ListBullet"/>
+              <w:spacing w:line="240" w:lineRule="auto"/>
+              <w:ind w:left="720"/>
+            </w:pPr>
+            <w:r/>
+            <w:r>
+              <w:t>Submitting an answer and requesting feedback each reduce the score on a single activation without asking, so a user who activates one in error loses marks irreversibly.</w:t>
+            </w:r>
+            <w:r>
+              <w:t>Major</w:t>
+            </w:r>
+            <w:r>
+              <w:t>Take Assignment</w:t>
+            </w:r>
+            <w:r>
+              <w:t xml:space="preserve"> </w:t>
+            </w:r>
+          </w:p>
+          <w:p>
+            <w:r/>
+            <w:r>
+              <w:t>1 further barrier of lower severity, in the tables below.</w:t>
+            </w:r>
+          </w:p>
+        </w:tc>
+      </w:tr>
+      <w:tr>
+        <w:tc>
+          <w:tcPr>
+            <w:tcW w:type="dxa" w:w="5112"/>
+          </w:tcPr>
+          <w:p>
+            <w:r>
+              <w:rPr>
+                <w:b/>
+              </w:rPr>
+              <w:t>Photosensitivity</w:t>
+            </w:r>
+          </w:p>
+        </w:tc>
+        <w:tc>
+          <w:tcPr>
+            <w:tcW w:type="dxa" w:w="5112"/>
+          </w:tcPr>
+          <w:p>
+            <w:r/>
+            <w:r>
+              <w:t>No barriers found.</w:t>
+            </w:r>
+          </w:p>
+        </w:tc>
+      </w:tr>
+    </w:tbl>
     <w:p>
-      <w:r/>
-      <w:r>
-        <w:rPr>
-          <w:b/>
-        </w:rPr>
-        <w:t>Core functionality.</w:t>
-      </w:r>
-      <w:r>
-        <w:t xml:space="preserve"> The TAAP asks which barriers affect core functionality. These are the end-to-end tasks this evaluation walked, and how they ended.</w:t>
-      </w:r>
-    </w:p>
-    <w:p>
-      <w:r/>
-      <w:r>
-        <w:rPr>
-          <w:b/>
-        </w:rPr>
-        <w:t>Cannot be completed:</w:t>
-      </w:r>
-      <w:r>
-        <w:t xml:space="preserve"> Answer and submit a problem. </w:t>
-      </w:r>
-      <w:r>
-        <w:rPr>
-          <w:b/>
-        </w:rPr>
-        <w:t>Completed only with barriers:</w:t>
-      </w:r>
-      <w:r>
-        <w:t xml:space="preserve"> Open an assignment and read a problem. </w:t>
-      </w:r>
-      <w:r>
-        <w:rPr>
-          <w:b/>
-        </w:rPr>
-        <w:t>Not yet walked:</w:t>
-      </w:r>
-      <w:r>
-        <w:t xml:space="preserve"> Complete an assignment under time limits and accommodations; Author an assignment from the library (instructor); Check grades and feedback — barriers in these may be additional to everything below.</w:t>
-      </w:r>
-    </w:p>
-    <w:p>
-      <w:pPr>
-        <w:pStyle w:val="Heading3"/>
-      </w:pPr>
-      <w:r>
-        <w:t>Blindness</w:t>
-      </w:r>
-    </w:p>
-    <w:p>
-      <w:r/>
-      <w:r>
-        <w:rPr>
-          <w:b/>
-        </w:rPr>
-        <w:t>Barriers found — tick this box.</w:t>
-      </w:r>
-      <w:r>
-        <w:t xml:space="preserve"> 3 of them stop the task outright.</w:t>
-      </w:r>
-    </w:p>
-    <w:p>
-      <w:r/>
-      <w:r>
-        <w:t>People who cannot see the screen and operate it with a screen reader. Reported under 302.1 in the Section 508 table below.</w:t>
-      </w:r>
-    </w:p>
-    <w:p>
-      <w:r/>
-      <w:r>
-        <w:rPr>
-          <w:b/>
-        </w:rPr>
-        <w:t>Could not be used at all:</w:t>
-      </w:r>
-      <w:r>
-        <w:t xml:space="preserve"> </w:t>
-      </w:r>
-      <w:r>
-        <w:rPr>
-          <w:b/>
-        </w:rPr>
-        <w:t>Class Management (standard mode)</w:t>
-      </w:r>
-      <w:r>
-        <w:t xml:space="preserve">, </w:t>
-      </w:r>
-      <w:r>
-        <w:rPr>
-          <w:b/>
-        </w:rPr>
-        <w:t>Take Assignment</w:t>
-      </w:r>
-      <w:r>
-        <w:t xml:space="preserve">, </w:t>
-      </w:r>
-      <w:r>
-        <w:rPr>
-          <w:b/>
-        </w:rPr>
-        <w:t>View Grade Report</w:t>
-      </w:r>
-      <w:r>
-        <w:t xml:space="preserve">, </w:t>
-      </w:r>
-      <w:r>
-        <w:rPr>
-          <w:b/>
-        </w:rPr>
-        <w:t>Calendar</w:t>
-      </w:r>
-      <w:r>
-        <w:t xml:space="preserve">, </w:t>
-      </w:r>
-      <w:r>
-        <w:rPr>
-          <w:b/>
-        </w:rPr>
-        <w:t>Student Practice Area</w:t>
-      </w:r>
-      <w:r>
-        <w:t>.</w:t>
-      </w:r>
-    </w:p>
-    <w:p>
-      <w:pPr>
-        <w:pStyle w:val="ListBullet"/>
-        <w:spacing w:line="240" w:lineRule="auto"/>
-        <w:ind w:left="720"/>
-      </w:pPr>
-      <w:r/>
-      <w:r>
-        <w:t>Nothing in the Student Practice Area takes keyboard focus and the page has no headings, so a keyboard or screen-reader user cannot choose a book, a chapter or a problem.</w:t>
-      </w:r>
-      <w:r>
-        <w:t>Blocker</w:t>
-      </w:r>
-      <w:r>
-        <w:t>Student Practice Area</w:t>
-      </w:r>
-    </w:p>
-    <w:p>
-      <w:pPr>
-        <w:pStyle w:val="ListBullet"/>
-        <w:spacing w:line="240" w:lineRule="auto"/>
-        <w:ind w:left="720"/>
-      </w:pPr>
-      <w:r/>
-      <w:r>
-        <w:t>The student's submitted work is shown as images with no text alternative, so a screen-reader user cannot read their own graded answers.</w:t>
-      </w:r>
-      <w:r>
-        <w:t>Blocker</w:t>
-      </w:r>
-      <w:r>
-        <w:t>View Grade Report</w:t>
-      </w:r>
-    </w:p>
-    <w:p>
-      <w:pPr>
-        <w:pStyle w:val="ListBullet"/>
-        <w:spacing w:line="240" w:lineRule="auto"/>
-        <w:ind w:left="720"/>
-      </w:pPr>
-      <w:r/>
-      <w:r>
-        <w:t>The answer read-back speaks raw markup instead of the mathematics, so a screen-reader user cannot check what they have entered before submitting.</w:t>
-      </w:r>
-      <w:r>
-        <w:t>Blocker</w:t>
-      </w:r>
-      <w:r>
-        <w:t>Take Assignment</w:t>
-      </w:r>
-    </w:p>
-    <w:p>
-      <w:pPr>
-        <w:pStyle w:val="ListBullet"/>
-        <w:spacing w:line="240" w:lineRule="auto"/>
-        <w:ind w:left="720"/>
-      </w:pPr>
-      <w:r/>
-      <w:r>
-        <w:t>The assignments table and its controls carry no headings or landmarks, so a screen-reader user must tab through the whole page to find an assignment.</w:t>
-      </w:r>
-      <w:r>
-        <w:t>Major</w:t>
-      </w:r>
-      <w:r>
-        <w:t>Class Management — Accessibility Mode</w:t>
-      </w:r>
-    </w:p>
-    <w:p>
-      <w:pPr>
-        <w:pStyle w:val="ListBullet"/>
-        <w:spacing w:line="240" w:lineRule="auto"/>
-        <w:ind w:left="720"/>
-      </w:pPr>
-      <w:r/>
-      <w:r>
-        <w:t>Activating a problem does not move focus to it and no heading marks it, so a screen-reader user has no way to reach the problem they just opened.</w:t>
-      </w:r>
-      <w:r>
-        <w:t>Major</w:t>
-      </w:r>
-      <w:r>
-        <w:t>Take Assignment</w:t>
-      </w:r>
-    </w:p>
-    <w:p>
-      <w:pPr>
-        <w:pStyle w:val="ListBullet"/>
-        <w:spacing w:line="240" w:lineRule="auto"/>
-        <w:ind w:left="720"/>
-      </w:pPr>
-      <w:r/>
-      <w:r>
-        <w:t>No page carries headings or landmarks, so a screen-reader user cannot jump between sections and must read or tab through everything in order.</w:t>
-      </w:r>
-      <w:r>
-        <w:t>Major</w:t>
-      </w:r>
-      <w:r>
-        <w:t>Class Management — Accessibility Mode, Class Management (standard mode)</w:t>
-      </w:r>
-    </w:p>
-    <w:p>
-      <w:pPr>
-        <w:pStyle w:val="ListBullet"/>
-        <w:spacing w:line="240" w:lineRule="auto"/>
-        <w:ind w:left="720"/>
-      </w:pPr>
-      <w:r/>
-      <w:r>
-        <w:t>Multiple-choice answer options have no accessible name, so a screen-reader user cannot tell which option they are selecting; where options contain mathematics the answer is unreadable.</w:t>
-      </w:r>
-      <w:r>
-        <w:t>Major</w:t>
-      </w:r>
-      <w:r>
-        <w:t>Take Assignment</w:t>
-      </w:r>
-    </w:p>
-    <w:p>
-      <w:pPr>
-        <w:pStyle w:val="ListBullet"/>
-        <w:spacing w:line="240" w:lineRule="auto"/>
-        <w:ind w:left="720"/>
-      </w:pPr>
-      <w:r/>
-      <w:r>
-        <w:t>The diagram in a problem is hidden from assistive technology, so a screen-reader user cannot see the figure the question depends on.</w:t>
-      </w:r>
-      <w:r>
-        <w:t>Major</w:t>
-      </w:r>
-      <w:r>
-        <w:t>Take Assignment</w:t>
-      </w:r>
-    </w:p>
-    <w:p>
-      <w:pPr>
-        <w:pStyle w:val="ListBullet"/>
-        <w:spacing w:line="240" w:lineRule="auto"/>
-        <w:ind w:left="720"/>
-      </w:pPr>
-      <w:r/>
-      <w:r>
-        <w:t>The formula and number entry area is a plain container rather than a form field, so a screen-reader user is not told it is an input or what it expects.</w:t>
-      </w:r>
-      <w:r>
-        <w:t>Major</w:t>
-      </w:r>
-      <w:r>
-        <w:t>Take Assignment</w:t>
-      </w:r>
-    </w:p>
-    <w:p>
-      <w:pPr>
-        <w:pStyle w:val="ListBullet"/>
-        <w:spacing w:line="240" w:lineRule="auto"/>
-        <w:ind w:left="720"/>
-      </w:pPr>
-      <w:r/>
-      <w:r>
-        <w:t>A requested hint is inserted below the reading position without announcement, so a screen-reader user is not told the help they asked for has arrived.</w:t>
-      </w:r>
-      <w:r>
-        <w:t>Major</w:t>
-      </w:r>
-      <w:r>
-        <w:t>Take Assignment</w:t>
-      </w:r>
-    </w:p>
-    <w:p>
-      <w:pPr>
-        <w:pStyle w:val="ListBullet"/>
-        <w:spacing w:line="240" w:lineRule="auto"/>
-        <w:ind w:left="720"/>
-      </w:pPr>
-      <w:r/>
-      <w:r>
-        <w:t>The grade report's help links contain only punctuation, so a screen-reader user hears 22 anonymous links and cannot tell what help any of them offers.</w:t>
-      </w:r>
-      <w:r>
-        <w:t>Major</w:t>
-      </w:r>
-      <w:r>
-        <w:t>View Grade Report</w:t>
-      </w:r>
-    </w:p>
-    <w:p>
-      <w:pPr>
-        <w:pStyle w:val="ListBullet"/>
-        <w:spacing w:line="240" w:lineRule="auto"/>
-        <w:ind w:left="720"/>
-      </w:pPr>
-      <w:r/>
-      <w:r>
-        <w:t>The worked solution figures have no alternative text because the attribute is malformed in the markup, so a screen-reader user reaches every problem and finds the explanation missing.</w:t>
-      </w:r>
-      <w:r>
-        <w:t>Major</w:t>
-      </w:r>
-      <w:r>
-        <w:t>View Assignment Solutions</w:t>
-      </w:r>
-    </w:p>
-    <w:p>
-      <w:pPr>
-        <w:pStyle w:val="ListBullet"/>
-        <w:spacing w:line="240" w:lineRule="auto"/>
-        <w:ind w:left="720"/>
-      </w:pPr>
-      <w:r/>
-      <w:r>
-        <w:t>Most problem figures on the printable assignment carry no alternative text and two are background images that cannot carry any, so a screen-reader user cannot read the diagrams.</w:t>
-      </w:r>
-      <w:r>
-        <w:t>Major</w:t>
-      </w:r>
-      <w:r>
-        <w:t>View Printable Assignment</w:t>
-      </w:r>
-    </w:p>
-    <w:p>
-      <w:pPr>
-        <w:pStyle w:val="ListBullet"/>
-        <w:spacing w:line="240" w:lineRule="auto"/>
-        <w:ind w:left="720"/>
-      </w:pPr>
-      <w:r/>
-      <w:r>
-        <w:t>The calendar grid takes no keyboard focus, so a keyboard user cannot reach an assignment or open its details.</w:t>
-      </w:r>
-      <w:r>
-        <w:t>Major</w:t>
-      </w:r>
-      <w:r>
-        <w:t>Calendar</w:t>
-      </w:r>
-    </w:p>
-    <w:p>
-      <w:pPr>
-        <w:pStyle w:val="ListBullet"/>
-        <w:spacing w:line="240" w:lineRule="auto"/>
-        <w:ind w:left="720"/>
-      </w:pPr>
-      <w:r/>
-      <w:r>
-        <w:t>An assignment's due date and duration are shown only by the coloured bar's extent, so neither a screen-reader nor a colour-blind user can tell when work is due.</w:t>
-      </w:r>
-      <w:r>
-        <w:t>Major</w:t>
-      </w:r>
-      <w:r>
-        <w:t>Calendar</w:t>
-      </w:r>
-    </w:p>
-    <w:p>
-      <w:pPr>
-        <w:pStyle w:val="ListBullet"/>
-        <w:spacing w:line="240" w:lineRule="auto"/>
-        <w:ind w:left="720"/>
-      </w:pPr>
-      <w:r/>
-      <w:r>
-        <w:t>Opening an event and changing the month are not announced, so a screen-reader user is not told the page has changed.</w:t>
-      </w:r>
-      <w:r>
-        <w:t>Major</w:t>
-      </w:r>
-      <w:r>
-        <w:t>Calendar</w:t>
-      </w:r>
-    </w:p>
-    <w:p>
-      <w:pPr>
-        <w:pStyle w:val="ListBullet"/>
-        <w:spacing w:line="240" w:lineRule="auto"/>
-        <w:ind w:left="720"/>
-      </w:pPr>
-      <w:r/>
-      <w:r>
-        <w:t>The event detail fields are unlabelled, and read-only dates are presented as editable date pickers, so a screen-reader user is invited to change information they cannot change.</w:t>
-      </w:r>
-      <w:r>
-        <w:t>Major</w:t>
-      </w:r>
-      <w:r>
-        <w:t>Calendar</w:t>
-      </w:r>
-    </w:p>
-    <w:p>
-      <w:pPr>
-        <w:pStyle w:val="ListBullet"/>
-        <w:spacing w:line="240" w:lineRule="auto"/>
-        <w:ind w:left="720"/>
-      </w:pPr>
-      <w:r/>
-      <w:r>
-        <w:t>Every selection re-announces the whole page identically, so a screen-reader user is never told which part actually changed.</w:t>
-      </w:r>
-      <w:r>
-        <w:t>Major</w:t>
-      </w:r>
-      <w:r>
-        <w:t>Student Practice Area</w:t>
-      </w:r>
-    </w:p>
-    <w:p>
-      <w:pPr>
-        <w:pStyle w:val="ListBullet"/>
-        <w:spacing w:line="240" w:lineRule="auto"/>
-        <w:ind w:left="720"/>
-      </w:pPr>
-      <w:r/>
-      <w:r>
-        <w:t>Every mathematical expression on the printable assignment is exposed as an unnamed button, so a screen-reader user gets a control instead of the mathematics.</w:t>
-      </w:r>
-      <w:r>
-        <w:t>Major</w:t>
-      </w:r>
-      <w:r>
-        <w:t>View Printable Assignment</w:t>
-      </w:r>
-    </w:p>
-    <w:p>
-      <w:pPr>
-        <w:pStyle w:val="ListBullet"/>
-        <w:spacing w:line="240" w:lineRule="auto"/>
-        <w:ind w:left="720"/>
-      </w:pPr>
-      <w:r/>
-      <w:r>
-        <w:t>The popup form fields are not associated with their captions, so a screen-reader user is not told what each field expects.</w:t>
-      </w:r>
-      <w:r>
-        <w:t>Major</w:t>
-      </w:r>
-      <w:r>
-        <w:t>Edit Class popup</w:t>
-      </w:r>
-    </w:p>
-    <w:p>
-      <w:pPr>
-        <w:pStyle w:val="ListBullet"/>
-        <w:spacing w:line="240" w:lineRule="auto"/>
-        <w:ind w:left="720"/>
-      </w:pPr>
-      <w:r/>
-      <w:r>
-        <w:t>The class selection controls announce an instruction instead of their label, so a screen-reader user learns what a control is for only after moving past it.</w:t>
-      </w:r>
-      <w:r>
-        <w:t>Major</w:t>
-      </w:r>
-      <w:r>
-        <w:t>Class Management — Accessibility Mode</w:t>
-      </w:r>
-    </w:p>
-    <w:p>
-      <w:pPr>
-        <w:pStyle w:val="ListBullet"/>
-        <w:spacing w:line="240" w:lineRule="auto"/>
-        <w:ind w:left="720"/>
-      </w:pPr>
-      <w:r/>
-      <w:r>
-        <w:t>The jump-point shortcuts have no accessible name and appear outside the normal focus path, so a screen-reader user cannot tell what they do or reach them predictably.</w:t>
-      </w:r>
-      <w:r>
-        <w:t>Major</w:t>
-      </w:r>
-      <w:r>
-        <w:t>Class Management — Accessibility Mode, Class Management (standard mode)</w:t>
-      </w:r>
-    </w:p>
-    <w:p>
-      <w:r/>
-      <w:r>
-        <w:t>11 further barriers of lower severity are recorded in the criterion tables below.</w:t>
-      </w:r>
-    </w:p>
-    <w:p>
-      <w:pPr>
-        <w:pStyle w:val="Heading3"/>
-      </w:pPr>
-      <w:r>
-        <w:t>Low Vision</w:t>
-      </w:r>
-    </w:p>
-    <w:p>
-      <w:r/>
-      <w:r>
-        <w:rPr>
-          <w:b/>
-        </w:rPr>
-        <w:t>Barriers found — tick this box.</w:t>
-      </w:r>
-    </w:p>
-    <w:p>
-      <w:r/>
-      <w:r>
-        <w:t>People who enlarge, re-colour or re-space the screen. Colour vision deficiency has no box of its own on the TAAP checklist, so colour barriers are reported here. Reported under 302.2, 302.3 in the Section 508 table below.</w:t>
-      </w:r>
-    </w:p>
-    <w:p>
-      <w:r/>
-      <w:r>
-        <w:rPr>
-          <w:b/>
-        </w:rPr>
-        <w:t>Could not be used at all:</w:t>
-      </w:r>
-      <w:r>
-        <w:t xml:space="preserve"> </w:t>
-      </w:r>
-      <w:r>
-        <w:rPr>
-          <w:b/>
-        </w:rPr>
-        <w:t>View Printable Assignment</w:t>
-      </w:r>
-      <w:r>
-        <w:t xml:space="preserve">, </w:t>
-      </w:r>
-      <w:r>
-        <w:rPr>
-          <w:b/>
-        </w:rPr>
-        <w:t>Take Assignment</w:t>
-      </w:r>
-      <w:r>
-        <w:t xml:space="preserve">, </w:t>
-      </w:r>
-      <w:r>
-        <w:rPr>
-          <w:b/>
-        </w:rPr>
-        <w:t>View Grade Report</w:t>
-      </w:r>
-      <w:r>
-        <w:t xml:space="preserve">, </w:t>
-      </w:r>
-      <w:r>
-        <w:rPr>
-          <w:b/>
-        </w:rPr>
-        <w:t>Calendar</w:t>
-      </w:r>
-      <w:r>
-        <w:t xml:space="preserve">, </w:t>
-      </w:r>
-      <w:r>
-        <w:rPr>
-          <w:b/>
-        </w:rPr>
-        <w:t>View Assignment Solutions</w:t>
-      </w:r>
-      <w:r>
-        <w:t>.</w:t>
-      </w:r>
-    </w:p>
-    <w:p>
-      <w:pPr>
-        <w:pStyle w:val="ListBullet"/>
-        <w:spacing w:line="240" w:lineRule="auto"/>
-        <w:ind w:left="720"/>
-      </w:pPr>
-      <w:r/>
-      <w:r>
-        <w:t>Every page is fixed at 1300 pixels wide and does not reflow, so a low-vision user at high zoom must scroll horizontally to read any line.</w:t>
-      </w:r>
-      <w:r>
-        <w:t>Major</w:t>
-      </w:r>
-      <w:r>
-        <w:t>Class Management (standard mode), Student Practice Area, Academic Integrity Preferences, View Grades (Spreadsheet), Take Assignment</w:t>
-      </w:r>
-    </w:p>
-    <w:p>
-      <w:pPr>
-        <w:pStyle w:val="ListBullet"/>
-        <w:spacing w:line="240" w:lineRule="auto"/>
-        <w:ind w:left="720"/>
-      </w:pPr>
-      <w:r/>
-      <w:r>
-        <w:t>Section headings, deduction percentages and randomised values fall below the required contrast, so a low-vision user cannot read the numbers a task depends on.</w:t>
-      </w:r>
-      <w:r>
-        <w:t>Major</w:t>
-      </w:r>
-      <w:r>
-        <w:t>Class Management (standard mode), Assignment Editor (edit), Student Practice Area, View Grade Report, Manage Class Roster, View Assignment Solutions, View Printable Assignment, Take Assignment</w:t>
-      </w:r>
-    </w:p>
-    <w:p>
-      <w:pPr>
-        <w:pStyle w:val="ListBullet"/>
-        <w:spacing w:line="240" w:lineRule="auto"/>
-        <w:ind w:left="720"/>
-      </w:pPr>
-      <w:r/>
-      <w:r>
-        <w:t>The problem figures are low-resolution images containing text, so they blur at high zoom and the mathematics inside them becomes unreadable.</w:t>
-      </w:r>
-      <w:r>
-        <w:t>Major</w:t>
-      </w:r>
-      <w:r>
-        <w:t>Take Assignment, View Grade Report, View Assignment Solutions, View Printable Assignment</w:t>
-      </w:r>
-    </w:p>
-    <w:p>
-      <w:pPr>
-        <w:pStyle w:val="ListBullet"/>
-        <w:spacing w:line="240" w:lineRule="auto"/>
-        <w:ind w:left="720"/>
-      </w:pPr>
-      <w:r/>
-      <w:r>
-        <w:t>The Edit Class popup is fixed in size and the page behind it cannot scroll, so above 175 per cent zoom its fields and buttons cannot be reached at all.</w:t>
-      </w:r>
-      <w:r>
-        <w:t>Major</w:t>
-      </w:r>
-      <w:r>
-        <w:t>Edit Class popup</w:t>
-      </w:r>
-    </w:p>
-    <w:p>
-      <w:pPr>
-        <w:pStyle w:val="ListBullet"/>
-        <w:spacing w:line="240" w:lineRule="auto"/>
-        <w:ind w:left="720"/>
-      </w:pPr>
-      <w:r/>
-      <w:r>
-        <w:t>Randomised values, hint costs, calendar events and late submissions are marked by colour alone, so a colour-blind user cannot tell which numbers are theirs or when work is due.</w:t>
-      </w:r>
-      <w:r>
-        <w:t>Major</w:t>
-      </w:r>
-      <w:r>
-        <w:t>View Printable Assignment, Student Practice Area, View Grade Report, Take Assignment, View Assignment Solutions, Calendar, Class Management (standard mode)</w:t>
-      </w:r>
-    </w:p>
-    <w:p>
-      <w:r/>
-      <w:r>
-        <w:t>1 further barrier of lower severity is recorded in the criterion tables below.</w:t>
-      </w:r>
-    </w:p>
-    <w:p>
-      <w:pPr>
-        <w:pStyle w:val="Heading3"/>
-      </w:pPr>
-      <w:r>
-        <w:t>Deafness · Hard of Hearing</w:t>
-      </w:r>
-    </w:p>
-    <w:p>
-      <w:r/>
-      <w:r>
-        <w:rPr>
-          <w:b/>
-        </w:rPr>
-        <w:t>Barriers found — tick this box.</w:t>
-      </w:r>
-    </w:p>
-    <w:p>
-      <w:r/>
-      <w:r>
-        <w:t>Both boxes take the same evidence: audio content and whether an equivalent exists. Reported under 302.4, 302.5 in the Section 508 table below.</w:t>
-      </w:r>
-    </w:p>
-    <w:p>
-      <w:pPr>
-        <w:pStyle w:val="ListBullet"/>
-        <w:spacing w:line="240" w:lineRule="auto"/>
-        <w:ind w:left="720"/>
-      </w:pPr>
-      <w:r/>
-      <w:r>
-        <w:t>The library videos rely on automatically generated captions, so a user who cannot hear gets an unreviewed transcript of instructional material.</w:t>
-      </w:r>
-      <w:r>
-        <w:t>Major</w:t>
-      </w:r>
-      <w:r>
-        <w:t>Assignment Editor (edit)</w:t>
-      </w:r>
-    </w:p>
-    <w:p>
-      <w:pPr>
-        <w:pStyle w:val="Heading3"/>
-      </w:pPr>
-      <w:r>
-        <w:t>Speech Disabilities</w:t>
-      </w:r>
-    </w:p>
-    <w:p>
-      <w:r/>
-      <w:r>
-        <w:rPr>
-          <w:b/>
-        </w:rPr>
-        <w:t>No barrier found in the evaluated sample.</w:t>
-      </w:r>
-      <w:r>
-        <w:t xml:space="preserve"> Leave this box unticked unless the department knows otherwise.</w:t>
-      </w:r>
-    </w:p>
-    <w:p>
-      <w:r/>
-      <w:r>
-        <w:t>People who cannot operate a control that requires speech. Reported under 302.6 in the Section 508 table below.</w:t>
-      </w:r>
-    </w:p>
-    <w:p>
-      <w:pPr>
-        <w:pStyle w:val="Heading3"/>
-      </w:pPr>
-      <w:r>
-        <w:t>Limited Manual Dexterity · Limited Reach and Strength</w:t>
-      </w:r>
-    </w:p>
-    <w:p>
-      <w:r/>
-      <w:r>
-        <w:rPr>
-          <w:b/>
-        </w:rPr>
-        <w:t>Barriers found — tick this box.</w:t>
-      </w:r>
-      <w:r>
-        <w:t xml:space="preserve"> 1 of them stops the task outright.</w:t>
-      </w:r>
-    </w:p>
-    <w:p>
-      <w:r/>
-      <w:r>
-        <w:t>Both boxes take the same evidence: keyboard-only operation, target size, and whether anything needs a steady or repeated pointer action. Reported under 302.7, 302.8 in the Section 508 table below.</w:t>
-      </w:r>
-    </w:p>
-    <w:p>
-      <w:r/>
-      <w:r>
-        <w:rPr>
-          <w:b/>
-        </w:rPr>
-        <w:t>Could not be used at all:</w:t>
-      </w:r>
-      <w:r>
-        <w:t xml:space="preserve"> </w:t>
-      </w:r>
-      <w:r>
-        <w:rPr>
-          <w:b/>
-        </w:rPr>
-        <w:t>Class Management (standard mode)</w:t>
-      </w:r>
-      <w:r>
-        <w:t xml:space="preserve">, </w:t>
-      </w:r>
-      <w:r>
-        <w:rPr>
-          <w:b/>
-        </w:rPr>
-        <w:t>Calendar</w:t>
-      </w:r>
-      <w:r>
-        <w:t xml:space="preserve">, </w:t>
-      </w:r>
-      <w:r>
-        <w:rPr>
-          <w:b/>
-        </w:rPr>
-        <w:t>Student Practice Area</w:t>
-      </w:r>
-      <w:r>
-        <w:t>.</w:t>
-      </w:r>
-    </w:p>
-    <w:p>
-      <w:pPr>
-        <w:pStyle w:val="ListBullet"/>
-        <w:spacing w:line="240" w:lineRule="auto"/>
-        <w:ind w:left="720"/>
-      </w:pPr>
-      <w:r/>
-      <w:r>
-        <w:t>Nothing in the Student Practice Area takes keyboard focus and the page has no headings, so a keyboard or screen-reader user cannot choose a book, a chapter or a problem.</w:t>
-      </w:r>
-      <w:r>
-        <w:t>Blocker</w:t>
-      </w:r>
-      <w:r>
-        <w:t>Student Practice Area</w:t>
-      </w:r>
-    </w:p>
-    <w:p>
-      <w:pPr>
-        <w:pStyle w:val="ListBullet"/>
-        <w:spacing w:line="240" w:lineRule="auto"/>
-        <w:ind w:left="720"/>
-      </w:pPr>
-      <w:r/>
-      <w:r>
-        <w:t>Activating a problem does not move focus to it and no heading marks it, so a screen-reader user has no way to reach the problem they just opened.</w:t>
-      </w:r>
-      <w:r>
-        <w:t>Major</w:t>
-      </w:r>
-      <w:r>
-        <w:t>Take Assignment</w:t>
-      </w:r>
-    </w:p>
-    <w:p>
-      <w:pPr>
-        <w:pStyle w:val="ListBullet"/>
-        <w:spacing w:line="240" w:lineRule="auto"/>
-        <w:ind w:left="720"/>
-      </w:pPr>
-      <w:r/>
-      <w:r>
-        <w:t>No page carries headings or landmarks, so a screen-reader user cannot jump between sections and must read or tab through everything in order.</w:t>
-      </w:r>
-      <w:r>
-        <w:t>Major</w:t>
-      </w:r>
-      <w:r>
-        <w:t>Class Management — Accessibility Mode, Class Management (standard mode)</w:t>
-      </w:r>
-    </w:p>
-    <w:p>
-      <w:pPr>
-        <w:pStyle w:val="ListBullet"/>
-        <w:spacing w:line="240" w:lineRule="auto"/>
-        <w:ind w:left="720"/>
-      </w:pPr>
-      <w:r/>
-      <w:r>
-        <w:t>The formula and number entry area is a plain container rather than a form field, so a screen-reader user is not told it is an input or what it expects.</w:t>
-      </w:r>
-      <w:r>
-        <w:t>Major</w:t>
-      </w:r>
-      <w:r>
-        <w:t>Take Assignment</w:t>
-      </w:r>
-    </w:p>
-    <w:p>
-      <w:pPr>
-        <w:pStyle w:val="ListBullet"/>
-        <w:spacing w:line="240" w:lineRule="auto"/>
-        <w:ind w:left="720"/>
-      </w:pPr>
-      <w:r/>
-      <w:r>
-        <w:t>A requested hint is inserted below the reading position without announcement, so a screen-reader user is not told the help they asked for has arrived.</w:t>
-      </w:r>
-      <w:r>
-        <w:t>Major</w:t>
-      </w:r>
-      <w:r>
-        <w:t>Take Assignment</w:t>
-      </w:r>
-    </w:p>
-    <w:p>
-      <w:pPr>
-        <w:pStyle w:val="ListBullet"/>
-        <w:spacing w:line="240" w:lineRule="auto"/>
-        <w:ind w:left="720"/>
-      </w:pPr>
-      <w:r/>
-      <w:r>
-        <w:t>The calendar grid takes no keyboard focus, so a keyboard user cannot reach an assignment or open its details.</w:t>
-      </w:r>
-      <w:r>
-        <w:t>Major</w:t>
-      </w:r>
-      <w:r>
-        <w:t>Calendar</w:t>
-      </w:r>
-    </w:p>
-    <w:p>
-      <w:pPr>
-        <w:pStyle w:val="ListBullet"/>
-        <w:spacing w:line="240" w:lineRule="auto"/>
-        <w:ind w:left="720"/>
-      </w:pPr>
-      <w:r/>
-      <w:r>
-        <w:t>Opening an event and changing the month are not announced, so a screen-reader user is not told the page has changed.</w:t>
-      </w:r>
-      <w:r>
-        <w:t>Major</w:t>
-      </w:r>
-      <w:r>
-        <w:t>Calendar</w:t>
-      </w:r>
-    </w:p>
-    <w:p>
-      <w:pPr>
-        <w:pStyle w:val="ListBullet"/>
-        <w:spacing w:line="240" w:lineRule="auto"/>
-        <w:ind w:left="720"/>
-      </w:pPr>
-      <w:r/>
-      <w:r>
-        <w:t>The jump-point shortcuts have no accessible name and appear outside the normal focus path, so a screen-reader user cannot tell what they do or reach them predictably.</w:t>
-      </w:r>
-      <w:r>
-        <w:t>Major</w:t>
-      </w:r>
-      <w:r>
-        <w:t>Class Management — Accessibility Mode, Class Management (standard mode)</w:t>
-      </w:r>
-    </w:p>
-    <w:p>
-      <w:r/>
-      <w:r>
-        <w:t>3 further barriers of lower severity are recorded in the criterion tables below.</w:t>
-      </w:r>
-    </w:p>
-    <w:p>
-      <w:pPr>
-        <w:pStyle w:val="Heading3"/>
-      </w:pPr>
-      <w:r>
-        <w:t>Cognitive Disability</w:t>
-      </w:r>
-    </w:p>
-    <w:p>
-      <w:r/>
-      <w:r>
-        <w:rPr>
-          <w:b/>
-        </w:rPr>
-        <w:t>Barriers found — tick this box.</w:t>
-      </w:r>
-    </w:p>
-    <w:p>
-      <w:r/>
-      <w:r>
-        <w:t>People who rely on consistent navigation, plain instructions, recoverable errors and no time pressure. Reported under 302.9 in the Section 508 table below.</w:t>
-      </w:r>
-    </w:p>
-    <w:p>
-      <w:pPr>
-        <w:pStyle w:val="ListBullet"/>
-        <w:spacing w:line="240" w:lineRule="auto"/>
-        <w:ind w:left="720"/>
-      </w:pPr>
-      <w:r/>
-      <w:r>
-        <w:t>Submitting an answer and requesting feedback each reduce the score on a single activation without asking, so a user who activates one in error loses marks irreversibly.</w:t>
-      </w:r>
-      <w:r>
-        <w:t>Major</w:t>
-      </w:r>
-      <w:r>
-        <w:t>Take Assignment</w:t>
-      </w:r>
-    </w:p>
-    <w:p>
-      <w:r/>
-      <w:r>
-        <w:t>1 further barrier of lower severity is recorded in the criterion tables below.</w:t>
-      </w:r>
-    </w:p>
-    <w:p>
-      <w:pPr>
-        <w:pStyle w:val="Heading3"/>
-      </w:pPr>
-      <w:r>
-        <w:t>Photosensitivity</w:t>
-      </w:r>
-    </w:p>
-    <w:p>
-      <w:r/>
-      <w:r>
-        <w:rPr>
-          <w:b/>
-        </w:rPr>
-        <w:t>No barrier found.</w:t>
-      </w:r>
-      <w:r>
-        <w:t xml:space="preserve"> Nothing in the evaluated pages flashes; 2.3.1 is recorded Not Applicable. Leave this box unticked.</w:t>
-      </w:r>
-    </w:p>
-    <w:p>
-      <w:r/>
-      <w:r>
-        <w:t>Decided by 2.3.1 Three Flashes or Below Threshold.</w:t>
-      </w:r>
       <w:r/>
     </w:p>
     <w:p>

--- a/reviews/2026-09-the-expert-ta/2026-09-the-expert-ta-internal.docx
+++ b/reviews/2026-09-the-expert-ta/2026-09-the-expert-ta-internal.docx
@@ -1035,6 +1035,12 @@
       <w:r/>
       <w:r>
         <w:t>This product's interface presents usability barriers for people with disabilities. Use the table below to plan equally effective alternatives.</w:t>
+      </w:r>
+    </w:p>
+    <w:p>
+      <w:r/>
+      <w:r>
+        <w:t>Of the seven user groups this evaluation covers, five meet barriers in this product; no barrier was found for speech-input users and users with photosensitivity. Blind users are affected most: 5 of the 10 pages evaluated could not be used at all, and 3 of the 22 barriers listed for them stop a task outright rather than slow it down. Of the same 10 pages, low-vision users cannot use 5 and keyboard-only users 3. Of the tasks walked from end to end, “Answer and submit a problem” could not be completed at all and “Open an assignment and read a problem” completed only with barriers; three further tasks have not been walked yet, so this is a floor rather than a full count. The barriers reach 8 of the 10 pages evaluated, so an alternative has to cover whole tasks rather than stand in for a single page.</w:t>
       </w:r>
     </w:p>
     <w:tbl>

--- a/reviews/2026-09-the-expert-ta/2026-09-the-expert-ta-internal.docx
+++ b/reviews/2026-09-the-expert-ta/2026-09-the-expert-ta-internal.docx
@@ -93,6 +93,185 @@
         <w:pStyle w:val="Heading2"/>
       </w:pPr>
       <w:r>
+        <w:t>Contents</w:t>
+      </w:r>
+    </w:p>
+    <w:p>
+      <w:pPr>
+        <w:pStyle w:val="ListBullet"/>
+        <w:spacing w:line="240" w:lineRule="auto"/>
+        <w:ind w:left="720"/>
+      </w:pPr>
+      <w:r/>
+      <w:hyperlink r:id="rId10">
+        <w:r>
+          <w:rPr>
+            <w:color w:val="0000EE"/>
+            <w:u w:val="single"/>
+          </w:rPr>
+          <w:t>Report information</w:t>
+        </w:r>
+      </w:hyperlink>
+    </w:p>
+    <w:p>
+      <w:pPr>
+        <w:pStyle w:val="ListBullet"/>
+        <w:spacing w:line="240" w:lineRule="auto"/>
+        <w:ind w:left="720"/>
+      </w:pPr>
+      <w:r/>
+      <w:hyperlink r:id="rId11">
+        <w:r>
+          <w:rPr>
+            <w:color w:val="0000EE"/>
+            <w:u w:val="single"/>
+          </w:rPr>
+          <w:t>Applicable standards / guidelines</w:t>
+        </w:r>
+      </w:hyperlink>
+    </w:p>
+    <w:p>
+      <w:pPr>
+        <w:pStyle w:val="ListBullet"/>
+        <w:spacing w:line="240" w:lineRule="auto"/>
+        <w:ind w:left="720"/>
+      </w:pPr>
+      <w:r/>
+      <w:hyperlink r:id="rId12">
+        <w:r>
+          <w:rPr>
+            <w:color w:val="0000EE"/>
+            <w:u w:val="single"/>
+          </w:rPr>
+          <w:t>Terms</w:t>
+        </w:r>
+      </w:hyperlink>
+    </w:p>
+    <w:p>
+      <w:pPr>
+        <w:pStyle w:val="ListBullet"/>
+        <w:spacing w:line="240" w:lineRule="auto"/>
+        <w:ind w:left="720"/>
+      </w:pPr>
+      <w:r/>
+      <w:hyperlink r:id="rId13">
+        <w:r>
+          <w:rPr>
+            <w:color w:val="0000EE"/>
+            <w:u w:val="single"/>
+          </w:rPr>
+          <w:t>User Functional Limitations</w:t>
+        </w:r>
+      </w:hyperlink>
+    </w:p>
+    <w:p>
+      <w:pPr>
+        <w:pStyle w:val="ListBullet"/>
+        <w:spacing w:line="240" w:lineRule="auto"/>
+        <w:ind w:left="720"/>
+      </w:pPr>
+      <w:r/>
+      <w:hyperlink r:id="rId14">
+        <w:r>
+          <w:rPr>
+            <w:color w:val="0000EE"/>
+            <w:u w:val="single"/>
+          </w:rPr>
+          <w:t>Summary</w:t>
+        </w:r>
+      </w:hyperlink>
+    </w:p>
+    <w:p>
+      <w:pPr>
+        <w:pStyle w:val="ListBullet"/>
+        <w:spacing w:line="240" w:lineRule="auto"/>
+        <w:ind w:left="720"/>
+      </w:pPr>
+      <w:r/>
+      <w:hyperlink r:id="rId15">
+        <w:r>
+          <w:rPr>
+            <w:color w:val="0000EE"/>
+            <w:u w:val="single"/>
+          </w:rPr>
+          <w:t>Barriers by user group</w:t>
+        </w:r>
+      </w:hyperlink>
+    </w:p>
+    <w:p>
+      <w:pPr>
+        <w:pStyle w:val="ListBullet"/>
+        <w:spacing w:line="240" w:lineRule="auto"/>
+        <w:ind w:left="720"/>
+      </w:pPr>
+      <w:r/>
+      <w:hyperlink r:id="rId16">
+        <w:r>
+          <w:rPr>
+            <w:color w:val="0000EE"/>
+            <w:u w:val="single"/>
+          </w:rPr>
+          <w:t>WCAG 2.2 Report</w:t>
+        </w:r>
+      </w:hyperlink>
+    </w:p>
+    <w:p>
+      <w:pPr>
+        <w:pStyle w:val="ListBullet"/>
+        <w:spacing w:line="240" w:lineRule="auto"/>
+        <w:ind w:left="720"/>
+      </w:pPr>
+      <w:r/>
+      <w:hyperlink r:id="rId17">
+        <w:r>
+          <w:rPr>
+            <w:color w:val="0000EE"/>
+            <w:u w:val="single"/>
+          </w:rPr>
+          <w:t>Table 1: Success Criteria, Level A</w:t>
+        </w:r>
+      </w:hyperlink>
+    </w:p>
+    <w:p>
+      <w:pPr>
+        <w:pStyle w:val="ListBullet"/>
+        <w:spacing w:line="240" w:lineRule="auto"/>
+        <w:ind w:left="720"/>
+      </w:pPr>
+      <w:r/>
+      <w:hyperlink r:id="rId18">
+        <w:r>
+          <w:rPr>
+            <w:color w:val="0000EE"/>
+            <w:u w:val="single"/>
+          </w:rPr>
+          <w:t>Table 2: Success Criteria, Level AA</w:t>
+        </w:r>
+      </w:hyperlink>
+    </w:p>
+    <w:p>
+      <w:pPr>
+        <w:pStyle w:val="ListBullet"/>
+        <w:spacing w:line="240" w:lineRule="auto"/>
+        <w:ind w:left="720"/>
+      </w:pPr>
+      <w:r/>
+      <w:hyperlink r:id="rId19">
+        <w:r>
+          <w:rPr>
+            <w:color w:val="0000EE"/>
+            <w:u w:val="single"/>
+          </w:rPr>
+          <w:t>Revised Section 508 — Chapter 3: Functional Performance Criteria</w:t>
+        </w:r>
+      </w:hyperlink>
+      <w:r/>
+    </w:p>
+    <w:p>
+      <w:pPr>
+        <w:pStyle w:val="Heading2"/>
+      </w:pPr>
+      <w:r>
         <w:t>Report information</w:t>
       </w:r>
       <w:r/>
@@ -232,7 +411,7 @@
             <w:tcW w:type="dxa" w:w="5112"/>
           </w:tcPr>
           <w:p>
-            <w:hyperlink r:id="rId10">
+            <w:hyperlink r:id="rId20">
               <w:r>
                 <w:rPr>
                   <w:color w:val="0000EE"/>
@@ -1038,9 +1217,25 @@
       </w:r>
     </w:p>
     <w:p>
+      <w:pPr>
+        <w:pStyle w:val="Heading3"/>
+      </w:pPr>
+      <w:r>
+        <w:t>Summary</w:t>
+      </w:r>
+    </w:p>
+    <w:p>
       <w:r/>
       <w:r>
         <w:t>Of the seven user groups this evaluation covers, five meet barriers in this product; no barrier was found for speech-input users and users with photosensitivity. Blind users are affected most: 5 of the 10 pages evaluated could not be used at all, and 3 of the 22 barriers listed for them stop a task outright rather than slow it down. Of the same 10 pages, low-vision users cannot use 5 and keyboard-only users 3. Of the tasks walked from end to end, “Answer and submit a problem” could not be completed at all and “Open an assignment and read a problem” completed only with barriers; three further tasks have not been walked yet, so this is a floor rather than a full count. The barriers reach 8 of the 10 pages evaluated, so an alternative has to cover whole tasks rather than stand in for a single page.</w:t>
+      </w:r>
+    </w:p>
+    <w:p>
+      <w:pPr>
+        <w:pStyle w:val="Heading3"/>
+      </w:pPr>
+      <w:r>
+        <w:t>Barriers by user group</w:t>
       </w:r>
     </w:p>
     <w:tbl>
@@ -2036,1304 +2231,13 @@
             <w:tcW w:type="dxa" w:w="3408"/>
           </w:tcPr>
           <w:p>
-            <w:hyperlink r:id="rId11">
+            <w:hyperlink r:id="rId21">
               <w:r>
                 <w:rPr>
                   <w:color w:val="0000EE"/>
                   <w:u w:val="single"/>
                 </w:rPr>
                 <w:t>1.1.1 Non-text Content</w:t>
-              </w:r>
-            </w:hyperlink>
-            <w:r>
-              <w:rPr>
-                <w:b/>
-              </w:rPr>
-              <w:t xml:space="preserve"> </w:t>
-            </w:r>
-            <w:r>
-              <w:rPr>
-                <w:b/>
-              </w:rPr>
-              <w:t>(Level A)</w:t>
-            </w:r>
-            <w:r>
-              <w:rPr>
-                <w:b/>
-              </w:rPr>
-              <w:t xml:space="preserve"> </w:t>
-            </w:r>
-            <w:hyperlink r:id="rId11">
-              <w:r>
-                <w:rPr>
-                  <w:color w:val="0000EE"/>
-                  <w:u w:val="single"/>
-                </w:rPr>
-                <w:t>Understanding</w:t>
-              </w:r>
-            </w:hyperlink>
-          </w:p>
-        </w:tc>
-        <w:tc>
-          <w:tcPr>
-            <w:tcW w:type="dxa" w:w="3408"/>
-            <w:shd w:val="clear" w:fill="FDF3E0"/>
-          </w:tcPr>
-          <w:p>
-            <w:r>
-              <w:t>Partially Supports</w:t>
-            </w:r>
-          </w:p>
-        </w:tc>
-        <w:tc>
-          <w:tcPr>
-            <w:tcW w:type="dxa" w:w="3408"/>
-          </w:tcPr>
-          <w:p>
-            <w:pPr>
-              <w:pStyle w:val="ListBullet"/>
-              <w:spacing w:line="240" w:lineRule="auto"/>
-              <w:ind w:left="720"/>
-            </w:pPr>
-            <w:r/>
-            <w:r>
-              <w:rPr>
-                <w:b/>
-              </w:rPr>
-              <w:t>View Grade Report</w:t>
-            </w:r>
-            <w:r>
-              <w:t xml:space="preserve"> — The student's submitted work is shown as images with no text alternative, so a screen-reader user cannot read their own graded answers.</w:t>
-            </w:r>
-            <w:r>
-              <w:t>Blocker</w:t>
-            </w:r>
-          </w:p>
-          <w:p>
-            <w:pPr>
-              <w:pStyle w:val="ListBullet"/>
-              <w:spacing w:line="240" w:lineRule="auto"/>
-              <w:ind w:left="720"/>
-            </w:pPr>
-            <w:r/>
-            <w:r>
-              <w:rPr>
-                <w:b/>
-              </w:rPr>
-              <w:t>Take Assignment</w:t>
-            </w:r>
-            <w:r>
-              <w:t xml:space="preserve"> — The diagram in a problem is hidden from assistive technology, so a screen-reader user cannot see the figure the question depends on.</w:t>
-            </w:r>
-            <w:r>
-              <w:t>Major</w:t>
-            </w:r>
-          </w:p>
-          <w:p>
-            <w:pPr>
-              <w:pStyle w:val="ListBullet"/>
-              <w:spacing w:line="240" w:lineRule="auto"/>
-              <w:ind w:left="720"/>
-            </w:pPr>
-            <w:r/>
-            <w:r>
-              <w:rPr>
-                <w:b/>
-              </w:rPr>
-              <w:t>View Assignment Solutions</w:t>
-            </w:r>
-            <w:r>
-              <w:t xml:space="preserve"> — The worked solution figures have no alternative text because the attribute is malformed in the markup, so a screen-reader user reaches every problem and finds the explanation missing.</w:t>
-            </w:r>
-            <w:r>
-              <w:t>Major</w:t>
-            </w:r>
-          </w:p>
-          <w:p>
-            <w:pPr>
-              <w:pStyle w:val="ListBullet"/>
-              <w:spacing w:line="240" w:lineRule="auto"/>
-              <w:ind w:left="720"/>
-            </w:pPr>
-            <w:r/>
-            <w:r>
-              <w:rPr>
-                <w:b/>
-              </w:rPr>
-              <w:t>View Printable Assignment</w:t>
-            </w:r>
-            <w:r>
-              <w:t xml:space="preserve"> — Most problem figures on the printable assignment carry no alternative text and two are background images that cannot carry any, so a screen-reader user cannot read the diagrams.</w:t>
-            </w:r>
-            <w:r>
-              <w:t>Major</w:t>
-            </w:r>
-          </w:p>
-          <w:p>
-            <w:pPr>
-              <w:pStyle w:val="ListBullet"/>
-              <w:spacing w:line="240" w:lineRule="auto"/>
-              <w:ind w:left="720"/>
-            </w:pPr>
-            <w:r/>
-            <w:r>
-              <w:rPr>
-                <w:b/>
-              </w:rPr>
-              <w:t>View Printable Assignment</w:t>
-            </w:r>
-            <w:r>
-              <w:t xml:space="preserve"> — Every mathematical expression on the printable assignment is exposed as an unnamed button, so a screen-reader user gets a control instead of the mathematics.</w:t>
-            </w:r>
-            <w:r>
-              <w:t>Major</w:t>
-            </w:r>
-          </w:p>
-          <w:p>
-            <w:pPr>
-              <w:pStyle w:val="ListBullet"/>
-              <w:spacing w:line="240" w:lineRule="auto"/>
-              <w:ind w:left="720"/>
-            </w:pPr>
-            <w:r/>
-            <w:r>
-              <w:rPr>
-                <w:b/>
-              </w:rPr>
-              <w:t>Class Management (standard mode)</w:t>
-            </w:r>
-            <w:r>
-              <w:t xml:space="preserve">, </w:t>
-            </w:r>
-            <w:r>
-              <w:rPr>
-                <w:b/>
-              </w:rPr>
-              <w:t>Class Management — Accessibility Mode</w:t>
-            </w:r>
-            <w:r>
-              <w:t xml:space="preserve">, </w:t>
-            </w:r>
-            <w:r>
-              <w:rPr>
-                <w:b/>
-              </w:rPr>
-              <w:t>Student Practice Area</w:t>
-            </w:r>
-            <w:r>
-              <w:t xml:space="preserve"> — The grid expand controls are images with no name or role, so a screen-reader user hears only that something clickable exists, not what it opens.</w:t>
-            </w:r>
-            <w:r>
-              <w:t>Minor</w:t>
-            </w:r>
-          </w:p>
-          <w:p>
-            <w:pPr>
-              <w:pStyle w:val="ListBullet"/>
-              <w:spacing w:line="240" w:lineRule="auto"/>
-              <w:ind w:left="720"/>
-            </w:pPr>
-            <w:r/>
-            <w:r>
-              <w:rPr>
-                <w:b/>
-              </w:rPr>
-              <w:t>Sign in</w:t>
-            </w:r>
-            <w:r>
-              <w:t xml:space="preserve">, </w:t>
-            </w:r>
-            <w:r>
-              <w:rPr>
-                <w:b/>
-              </w:rPr>
-              <w:t>Password reset</w:t>
-            </w:r>
-            <w:r>
-              <w:t xml:space="preserve"> — The logo link on the sign-in and password reset pages has no accessible name, so a screen-reader user meets a link that says nothing about where it leads.</w:t>
-            </w:r>
-            <w:r>
-              <w:t>Minor</w:t>
-            </w:r>
-          </w:p>
-        </w:tc>
-      </w:tr>
-      <w:tr>
-        <w:tc>
-          <w:tcPr>
-            <w:tcW w:type="dxa" w:w="3408"/>
-          </w:tcPr>
-          <w:p>
-            <w:hyperlink r:id="rId12">
-              <w:r>
-                <w:rPr>
-                  <w:color w:val="0000EE"/>
-                  <w:u w:val="single"/>
-                </w:rPr>
-                <w:t>1.2.1 Audio-only and Video-only (Prerecorded)</w:t>
-              </w:r>
-            </w:hyperlink>
-            <w:r>
-              <w:rPr>
-                <w:b/>
-              </w:rPr>
-              <w:t xml:space="preserve"> </w:t>
-            </w:r>
-            <w:r>
-              <w:rPr>
-                <w:b/>
-              </w:rPr>
-              <w:t>(Level A)</w:t>
-            </w:r>
-            <w:r>
-              <w:rPr>
-                <w:b/>
-              </w:rPr>
-              <w:t xml:space="preserve"> </w:t>
-            </w:r>
-            <w:hyperlink r:id="rId12">
-              <w:r>
-                <w:rPr>
-                  <w:color w:val="0000EE"/>
-                  <w:u w:val="single"/>
-                </w:rPr>
-                <w:t>Understanding</w:t>
-              </w:r>
-            </w:hyperlink>
-          </w:p>
-        </w:tc>
-        <w:tc>
-          <w:tcPr>
-            <w:tcW w:type="dxa" w:w="3408"/>
-            <w:shd w:val="clear" w:fill="EEF1F4"/>
-          </w:tcPr>
-          <w:p>
-            <w:r>
-              <w:t>Not Applicable</w:t>
-            </w:r>
-          </w:p>
-        </w:tc>
-        <w:tc>
-          <w:tcPr>
-            <w:tcW w:type="dxa" w:w="3408"/>
-          </w:tcPr>
-          <w:p>
-            <w:r/>
-            <w:r>
-              <w:t>No audio-only or video-only prerecorded media in the sample.</w:t>
-            </w:r>
-          </w:p>
-        </w:tc>
-      </w:tr>
-      <w:tr>
-        <w:tc>
-          <w:tcPr>
-            <w:tcW w:type="dxa" w:w="3408"/>
-          </w:tcPr>
-          <w:p>
-            <w:hyperlink r:id="rId13">
-              <w:r>
-                <w:rPr>
-                  <w:color w:val="0000EE"/>
-                  <w:u w:val="single"/>
-                </w:rPr>
-                <w:t>1.2.2 Captions (Prerecorded)</w:t>
-              </w:r>
-            </w:hyperlink>
-            <w:r>
-              <w:rPr>
-                <w:b/>
-              </w:rPr>
-              <w:t xml:space="preserve"> </w:t>
-            </w:r>
-            <w:r>
-              <w:rPr>
-                <w:b/>
-              </w:rPr>
-              <w:t>(Level A)</w:t>
-            </w:r>
-            <w:r>
-              <w:rPr>
-                <w:b/>
-              </w:rPr>
-              <w:t xml:space="preserve"> </w:t>
-            </w:r>
-            <w:hyperlink r:id="rId13">
-              <w:r>
-                <w:rPr>
-                  <w:color w:val="0000EE"/>
-                  <w:u w:val="single"/>
-                </w:rPr>
-                <w:t>Understanding</w:t>
-              </w:r>
-            </w:hyperlink>
-          </w:p>
-        </w:tc>
-        <w:tc>
-          <w:tcPr>
-            <w:tcW w:type="dxa" w:w="3408"/>
-            <w:shd w:val="clear" w:fill="FDF3E0"/>
-          </w:tcPr>
-          <w:p>
-            <w:r>
-              <w:t>Partially Supports</w:t>
-            </w:r>
-          </w:p>
-        </w:tc>
-        <w:tc>
-          <w:tcPr>
-            <w:tcW w:type="dxa" w:w="3408"/>
-          </w:tcPr>
-          <w:p>
-            <w:r/>
-            <w:r>
-              <w:t>The only prerecorded video in the sample — YouTube embeds in the expanding area under Library on the Assignment Editor — has captions, but they are YouTube auto-generated.</w:t>
-            </w:r>
-            <w:r>
-              <w:t xml:space="preserve"> </w:t>
-            </w:r>
-          </w:p>
-          <w:p>
-            <w:pPr>
-              <w:pStyle w:val="ListBullet"/>
-              <w:spacing w:line="240" w:lineRule="auto"/>
-              <w:ind w:left="720"/>
-            </w:pPr>
-            <w:r/>
-            <w:r>
-              <w:rPr>
-                <w:b/>
-              </w:rPr>
-              <w:t>Assignment Editor (edit)</w:t>
-            </w:r>
-            <w:r>
-              <w:t xml:space="preserve"> — The library videos rely on automatically generated captions, so a user who cannot hear gets an unreviewed transcript of instructional material.</w:t>
-            </w:r>
-            <w:r>
-              <w:t>Major</w:t>
-            </w:r>
-          </w:p>
-        </w:tc>
-      </w:tr>
-      <w:tr>
-        <w:tc>
-          <w:tcPr>
-            <w:tcW w:type="dxa" w:w="3408"/>
-          </w:tcPr>
-          <w:p>
-            <w:hyperlink r:id="rId14">
-              <w:r>
-                <w:rPr>
-                  <w:color w:val="0000EE"/>
-                  <w:u w:val="single"/>
-                </w:rPr>
-                <w:t>1.2.3 Audio Description or Media Alternative (Prerecorded)</w:t>
-              </w:r>
-            </w:hyperlink>
-            <w:r>
-              <w:rPr>
-                <w:b/>
-              </w:rPr>
-              <w:t xml:space="preserve"> </w:t>
-            </w:r>
-            <w:r>
-              <w:rPr>
-                <w:b/>
-              </w:rPr>
-              <w:t>(Level A)</w:t>
-            </w:r>
-            <w:r>
-              <w:rPr>
-                <w:b/>
-              </w:rPr>
-              <w:t xml:space="preserve"> </w:t>
-            </w:r>
-            <w:hyperlink r:id="rId14">
-              <w:r>
-                <w:rPr>
-                  <w:color w:val="0000EE"/>
-                  <w:u w:val="single"/>
-                </w:rPr>
-                <w:t>Understanding</w:t>
-              </w:r>
-            </w:hyperlink>
-          </w:p>
-        </w:tc>
-        <w:tc>
-          <w:tcPr>
-            <w:tcW w:type="dxa" w:w="3408"/>
-            <w:shd w:val="clear" w:fill="EEF1F4"/>
-          </w:tcPr>
-          <w:p>
-            <w:r>
-              <w:t>Not Applicable</w:t>
-            </w:r>
-          </w:p>
-        </w:tc>
-        <w:tc>
-          <w:tcPr>
-            <w:tcW w:type="dxa" w:w="3408"/>
-          </w:tcPr>
-          <w:p>
-            <w:r/>
-            <w:r>
-              <w:t>Not present in the evaluated sample.</w:t>
-            </w:r>
-          </w:p>
-        </w:tc>
-      </w:tr>
-      <w:tr>
-        <w:tc>
-          <w:tcPr>
-            <w:tcW w:type="dxa" w:w="3408"/>
-          </w:tcPr>
-          <w:p>
-            <w:hyperlink r:id="rId15">
-              <w:r>
-                <w:rPr>
-                  <w:color w:val="0000EE"/>
-                  <w:u w:val="single"/>
-                </w:rPr>
-                <w:t>1.3.1 Info and Relationships</w:t>
-              </w:r>
-            </w:hyperlink>
-            <w:r>
-              <w:rPr>
-                <w:b/>
-              </w:rPr>
-              <w:t xml:space="preserve"> </w:t>
-            </w:r>
-            <w:r>
-              <w:rPr>
-                <w:b/>
-              </w:rPr>
-              <w:t>(Level A)</w:t>
-            </w:r>
-            <w:r>
-              <w:rPr>
-                <w:b/>
-              </w:rPr>
-              <w:t xml:space="preserve"> </w:t>
-            </w:r>
-            <w:hyperlink r:id="rId15">
-              <w:r>
-                <w:rPr>
-                  <w:color w:val="0000EE"/>
-                  <w:u w:val="single"/>
-                </w:rPr>
-                <w:t>Understanding</w:t>
-              </w:r>
-            </w:hyperlink>
-          </w:p>
-        </w:tc>
-        <w:tc>
-          <w:tcPr>
-            <w:tcW w:type="dxa" w:w="3408"/>
-            <w:shd w:val="clear" w:fill="FCEBED"/>
-          </w:tcPr>
-          <w:p>
-            <w:r>
-              <w:t>Does Not Support</w:t>
-            </w:r>
-          </w:p>
-        </w:tc>
-        <w:tc>
-          <w:tcPr>
-            <w:tcW w:type="dxa" w:w="3408"/>
-          </w:tcPr>
-          <w:p>
-            <w:r/>
-            <w:r>
-              <w:t>Class Management (standard mode) confirmed with NVDA: no headings/landmarks, grids told apart by position, editors unlabelled —, stand on both Class Management pages.</w:t>
-            </w:r>
-            <w:r>
-              <w:t xml:space="preserve"> </w:t>
-            </w:r>
-          </w:p>
-          <w:p>
-            <w:pPr>
-              <w:pStyle w:val="ListBullet"/>
-              <w:spacing w:line="240" w:lineRule="auto"/>
-              <w:ind w:left="720"/>
-            </w:pPr>
-            <w:r/>
-            <w:r>
-              <w:rPr>
-                <w:b/>
-              </w:rPr>
-              <w:t>Student Practice Area</w:t>
-            </w:r>
-            <w:r>
-              <w:t xml:space="preserve"> — Nothing in the Student Practice Area takes keyboard focus and the page has no headings, so a keyboard or screen-reader user cannot choose a book, a chapter or a problem.</w:t>
-            </w:r>
-            <w:r>
-              <w:t>Blocker</w:t>
-            </w:r>
-          </w:p>
-          <w:p>
-            <w:pPr>
-              <w:pStyle w:val="ListBullet"/>
-              <w:spacing w:line="240" w:lineRule="auto"/>
-              <w:ind w:left="720"/>
-            </w:pPr>
-            <w:r/>
-            <w:r>
-              <w:rPr>
-                <w:b/>
-              </w:rPr>
-              <w:t>Take Assignment</w:t>
-            </w:r>
-            <w:r>
-              <w:t xml:space="preserve"> — The answer read-back speaks raw markup instead of the mathematics, so a screen-reader user cannot check what they have entered before submitting.</w:t>
-            </w:r>
-            <w:r>
-              <w:t>Blocker</w:t>
-            </w:r>
-          </w:p>
-          <w:p>
-            <w:pPr>
-              <w:pStyle w:val="ListBullet"/>
-              <w:spacing w:line="240" w:lineRule="auto"/>
-              <w:ind w:left="720"/>
-            </w:pPr>
-            <w:r/>
-            <w:r>
-              <w:rPr>
-                <w:b/>
-              </w:rPr>
-              <w:t>Class Management — Accessibility Mode</w:t>
-            </w:r>
-            <w:r>
-              <w:t xml:space="preserve">, </w:t>
-            </w:r>
-            <w:r>
-              <w:rPr>
-                <w:b/>
-              </w:rPr>
-              <w:t>Class Management (standard mode)</w:t>
-            </w:r>
-            <w:r>
-              <w:t xml:space="preserve"> — No page carries headings or landmarks, so a screen-reader user cannot jump between sections and must read or tab through everything in order.</w:t>
-            </w:r>
-            <w:r>
-              <w:t>Major</w:t>
-            </w:r>
-          </w:p>
-          <w:p>
-            <w:pPr>
-              <w:pStyle w:val="ListBullet"/>
-              <w:spacing w:line="240" w:lineRule="auto"/>
-              <w:ind w:left="720"/>
-            </w:pPr>
-            <w:r/>
-            <w:r>
-              <w:rPr>
-                <w:b/>
-              </w:rPr>
-              <w:t>Class Management — Accessibility Mode</w:t>
-            </w:r>
-            <w:r>
-              <w:t xml:space="preserve"> — The assignments table and its controls carry no headings or landmarks, so a screen-reader user must tab through the whole page to find an assignment.</w:t>
-            </w:r>
-            <w:r>
-              <w:t>Major</w:t>
-            </w:r>
-          </w:p>
-          <w:p>
-            <w:pPr>
-              <w:pStyle w:val="ListBullet"/>
-              <w:spacing w:line="240" w:lineRule="auto"/>
-              <w:ind w:left="720"/>
-            </w:pPr>
-            <w:r/>
-            <w:r>
-              <w:rPr>
-                <w:b/>
-              </w:rPr>
-              <w:t>Take Assignment</w:t>
-            </w:r>
-            <w:r>
-              <w:t xml:space="preserve"> — Activating a problem does not move focus to it and no heading marks it, so a screen-reader user has no way to reach the problem they just opened.</w:t>
-            </w:r>
-            <w:r>
-              <w:t>Major</w:t>
-            </w:r>
-          </w:p>
-          <w:p>
-            <w:pPr>
-              <w:pStyle w:val="ListBullet"/>
-              <w:spacing w:line="240" w:lineRule="auto"/>
-              <w:ind w:left="720"/>
-            </w:pPr>
-            <w:r/>
-            <w:r>
-              <w:rPr>
-                <w:b/>
-              </w:rPr>
-              <w:t>Take Assignment</w:t>
-            </w:r>
-            <w:r>
-              <w:t xml:space="preserve"> — Multiple-choice answer options have no accessible name, so a screen-reader user cannot tell which option they are selecting; where options contain mathematics the answer is unreadable.</w:t>
-            </w:r>
-            <w:r>
-              <w:t>Major</w:t>
-            </w:r>
-          </w:p>
-          <w:p>
-            <w:pPr>
-              <w:pStyle w:val="ListBullet"/>
-              <w:spacing w:line="240" w:lineRule="auto"/>
-              <w:ind w:left="720"/>
-            </w:pPr>
-            <w:r/>
-            <w:r>
-              <w:rPr>
-                <w:b/>
-              </w:rPr>
-              <w:t>Take Assignment</w:t>
-            </w:r>
-            <w:r>
-              <w:t xml:space="preserve"> — The formula and number entry area is a plain container rather than a form field, so a screen-reader user is not told it is an input or what it expects.</w:t>
-            </w:r>
-            <w:r>
-              <w:t>Major</w:t>
-            </w:r>
-          </w:p>
-          <w:p>
-            <w:pPr>
-              <w:pStyle w:val="ListBullet"/>
-              <w:spacing w:line="240" w:lineRule="auto"/>
-              <w:ind w:left="720"/>
-            </w:pPr>
-            <w:r/>
-            <w:r>
-              <w:rPr>
-                <w:b/>
-              </w:rPr>
-              <w:t>Calendar</w:t>
-            </w:r>
-            <w:r>
-              <w:t xml:space="preserve"> — An assignment's due date and duration are shown only by the coloured bar's extent, so neither a screen-reader nor a colour-blind user can tell when work is due.</w:t>
-            </w:r>
-            <w:r>
-              <w:t>Major</w:t>
-            </w:r>
-          </w:p>
-          <w:p>
-            <w:pPr>
-              <w:pStyle w:val="ListBullet"/>
-              <w:spacing w:line="240" w:lineRule="auto"/>
-              <w:ind w:left="720"/>
-            </w:pPr>
-            <w:r/>
-            <w:r>
-              <w:rPr>
-                <w:b/>
-              </w:rPr>
-              <w:t>Calendar</w:t>
-            </w:r>
-            <w:r>
-              <w:t xml:space="preserve"> — The event detail fields are unlabelled, and read-only dates are presented as editable date pickers, so a screen-reader user is invited to change information they cannot change.</w:t>
-            </w:r>
-            <w:r>
-              <w:t>Major</w:t>
-            </w:r>
-          </w:p>
-          <w:p>
-            <w:pPr>
-              <w:pStyle w:val="ListBullet"/>
-              <w:spacing w:line="240" w:lineRule="auto"/>
-              <w:ind w:left="720"/>
-            </w:pPr>
-            <w:r/>
-            <w:r>
-              <w:rPr>
-                <w:b/>
-              </w:rPr>
-              <w:t>Edit Class popup</w:t>
-            </w:r>
-            <w:r>
-              <w:t xml:space="preserve"> — The popup form fields are not associated with their captions, so a screen-reader user is not told what each field expects.</w:t>
-            </w:r>
-            <w:r>
-              <w:t>Major</w:t>
-            </w:r>
-          </w:p>
-          <w:p>
-            <w:pPr>
-              <w:pStyle w:val="ListBullet"/>
-              <w:spacing w:line="240" w:lineRule="auto"/>
-              <w:ind w:left="720"/>
-            </w:pPr>
-            <w:r/>
-            <w:r>
-              <w:rPr>
-                <w:b/>
-              </w:rPr>
-              <w:t>Class Management — Accessibility Mode</w:t>
-            </w:r>
-            <w:r>
-              <w:t xml:space="preserve"> — The class selection controls announce an instruction instead of their label, so a screen-reader user learns what a control is for only after moving past it.</w:t>
-            </w:r>
-            <w:r>
-              <w:t>Major</w:t>
-            </w:r>
-          </w:p>
-          <w:p>
-            <w:pPr>
-              <w:pStyle w:val="ListBullet"/>
-              <w:spacing w:line="240" w:lineRule="auto"/>
-              <w:ind w:left="720"/>
-            </w:pPr>
-            <w:r/>
-            <w:r>
-              <w:rPr>
-                <w:b/>
-              </w:rPr>
-              <w:t>Class Management — Accessibility Mode</w:t>
-            </w:r>
-            <w:r>
-              <w:t xml:space="preserve"> — The two data grids share one generic caption and generic column headers, so a screen-reader user can tell them apart only by their position on the page.</w:t>
-            </w:r>
-            <w:r>
-              <w:t>Minor</w:t>
-            </w:r>
-          </w:p>
-          <w:p>
-            <w:pPr>
-              <w:pStyle w:val="ListBullet"/>
-              <w:spacing w:line="240" w:lineRule="auto"/>
-              <w:ind w:left="720"/>
-            </w:pPr>
-            <w:r/>
-            <w:r>
-              <w:rPr>
-                <w:b/>
-              </w:rPr>
-              <w:t>Password reset</w:t>
-            </w:r>
-            <w:r>
-              <w:t xml:space="preserve"> — The password reset field has no label of its own, so a screen-reader user must infer what to type from the surrounding table.</w:t>
-            </w:r>
-            <w:r>
-              <w:t>Minor</w:t>
-            </w:r>
-          </w:p>
-          <w:p>
-            <w:pPr>
-              <w:pStyle w:val="ListBullet"/>
-              <w:spacing w:line="240" w:lineRule="auto"/>
-              <w:ind w:left="720"/>
-            </w:pPr>
-            <w:r/>
-            <w:r>
-              <w:rPr>
-                <w:b/>
-              </w:rPr>
-              <w:t>View Printable Assignment</w:t>
-            </w:r>
-            <w:r>
-              <w:t xml:space="preserve"> — Empty layout-table cells are announced as content, so a screen-reader user hears repeated blank cells between the parts of a problem.</w:t>
-            </w:r>
-            <w:r>
-              <w:t>Minor</w:t>
-            </w:r>
-          </w:p>
-        </w:tc>
-      </w:tr>
-      <w:tr>
-        <w:tc>
-          <w:tcPr>
-            <w:tcW w:type="dxa" w:w="3408"/>
-          </w:tcPr>
-          <w:p>
-            <w:hyperlink r:id="rId16">
-              <w:r>
-                <w:rPr>
-                  <w:color w:val="0000EE"/>
-                  <w:u w:val="single"/>
-                </w:rPr>
-                <w:t>1.3.2 Meaningful Sequence</w:t>
-              </w:r>
-            </w:hyperlink>
-            <w:r>
-              <w:rPr>
-                <w:b/>
-              </w:rPr>
-              <w:t xml:space="preserve"> </w:t>
-            </w:r>
-            <w:r>
-              <w:rPr>
-                <w:b/>
-              </w:rPr>
-              <w:t>(Level A)</w:t>
-            </w:r>
-            <w:r>
-              <w:rPr>
-                <w:b/>
-              </w:rPr>
-              <w:t xml:space="preserve"> </w:t>
-            </w:r>
-            <w:hyperlink r:id="rId16">
-              <w:r>
-                <w:rPr>
-                  <w:color w:val="0000EE"/>
-                  <w:u w:val="single"/>
-                </w:rPr>
-                <w:t>Understanding</w:t>
-              </w:r>
-            </w:hyperlink>
-          </w:p>
-        </w:tc>
-        <w:tc>
-          <w:tcPr>
-            <w:tcW w:type="dxa" w:w="3408"/>
-            <w:shd w:val="clear" w:fill="E6F4EC"/>
-          </w:tcPr>
-          <w:p>
-            <w:r>
-              <w:t>Supports</w:t>
-            </w:r>
-          </w:p>
-        </w:tc>
-        <w:tc>
-          <w:tcPr>
-            <w:tcW w:type="dxa" w:w="3408"/>
-          </w:tcPr>
-          <w:p>
-            <w:r/>
-            <w:r>
-              <w:t>Reading order matches the meaning of the visual order — verified on all pages tested.</w:t>
-            </w:r>
-          </w:p>
-        </w:tc>
-      </w:tr>
-      <w:tr>
-        <w:tc>
-          <w:tcPr>
-            <w:tcW w:type="dxa" w:w="3408"/>
-          </w:tcPr>
-          <w:p>
-            <w:hyperlink r:id="rId17">
-              <w:r>
-                <w:rPr>
-                  <w:color w:val="0000EE"/>
-                  <w:u w:val="single"/>
-                </w:rPr>
-                <w:t>1.3.3 Sensory Characteristics</w:t>
-              </w:r>
-            </w:hyperlink>
-            <w:r>
-              <w:rPr>
-                <w:b/>
-              </w:rPr>
-              <w:t xml:space="preserve"> </w:t>
-            </w:r>
-            <w:r>
-              <w:rPr>
-                <w:b/>
-              </w:rPr>
-              <w:t>(Level A)</w:t>
-            </w:r>
-            <w:r>
-              <w:rPr>
-                <w:b/>
-              </w:rPr>
-              <w:t xml:space="preserve"> </w:t>
-            </w:r>
-            <w:hyperlink r:id="rId17">
-              <w:r>
-                <w:rPr>
-                  <w:color w:val="0000EE"/>
-                  <w:u w:val="single"/>
-                </w:rPr>
-                <w:t>Understanding</w:t>
-              </w:r>
-            </w:hyperlink>
-          </w:p>
-        </w:tc>
-        <w:tc>
-          <w:tcPr>
-            <w:tcW w:type="dxa" w:w="3408"/>
-            <w:shd w:val="clear" w:fill="E6F4EC"/>
-          </w:tcPr>
-          <w:p>
-            <w:r>
-              <w:t>Supports</w:t>
-            </w:r>
-          </w:p>
-        </w:tc>
-        <w:tc>
-          <w:tcPr>
-            <w:tcW w:type="dxa" w:w="3408"/>
-          </w:tcPr>
-          <w:p>
-            <w:r/>
-            <w:r>
-              <w:t>Nothing is conveyed only by visual position, shape, or size — verified on 6 of the 10 pages tested.</w:t>
-            </w:r>
-          </w:p>
-        </w:tc>
-      </w:tr>
-      <w:tr>
-        <w:tc>
-          <w:tcPr>
-            <w:tcW w:type="dxa" w:w="3408"/>
-          </w:tcPr>
-          <w:p>
-            <w:hyperlink r:id="rId18">
-              <w:r>
-                <w:rPr>
-                  <w:color w:val="0000EE"/>
-                  <w:u w:val="single"/>
-                </w:rPr>
-                <w:t>1.4.1 Use of Color</w:t>
-              </w:r>
-            </w:hyperlink>
-            <w:r>
-              <w:rPr>
-                <w:b/>
-              </w:rPr>
-              <w:t xml:space="preserve"> </w:t>
-            </w:r>
-            <w:r>
-              <w:rPr>
-                <w:b/>
-              </w:rPr>
-              <w:t>(Level A)</w:t>
-            </w:r>
-            <w:r>
-              <w:rPr>
-                <w:b/>
-              </w:rPr>
-              <w:t xml:space="preserve"> </w:t>
-            </w:r>
-            <w:hyperlink r:id="rId18">
-              <w:r>
-                <w:rPr>
-                  <w:color w:val="0000EE"/>
-                  <w:u w:val="single"/>
-                </w:rPr>
-                <w:t>Understanding</w:t>
-              </w:r>
-            </w:hyperlink>
-          </w:p>
-        </w:tc>
-        <w:tc>
-          <w:tcPr>
-            <w:tcW w:type="dxa" w:w="3408"/>
-            <w:shd w:val="clear" w:fill="FCEBED"/>
-          </w:tcPr>
-          <w:p>
-            <w:r>
-              <w:t>Does Not Support</w:t>
-            </w:r>
-          </w:p>
-        </w:tc>
-        <w:tc>
-          <w:tcPr>
-            <w:tcW w:type="dxa" w:w="3408"/>
-          </w:tcPr>
-          <w:p>
-            <w:r/>
-            <w:r>
-              <w:t xml:space="preserve">Colour is the only visual carrier in four separate places, and two of them are information the student must act on: on </w:t>
-            </w:r>
-            <w:r>
-              <w:rPr>
-                <w:b/>
-              </w:rPr>
-              <w:t>Take Assignment</w:t>
-            </w:r>
-            <w:r>
-              <w:t xml:space="preserve"> the randomised variable values — the numbers that go into the calculation — and the hint deduction percentages that say what help costs; on </w:t>
-            </w:r>
-            <w:r>
-              <w:rPr>
-                <w:b/>
-              </w:rPr>
-              <w:t>View Assignment Solutions</w:t>
-            </w:r>
-            <w:r>
-              <w:t xml:space="preserve"> the same orange-red number token inside the worked solutions; on the </w:t>
-            </w:r>
-            <w:r>
-              <w:rPr>
-                <w:b/>
-              </w:rPr>
-              <w:t>Calendar</w:t>
-            </w:r>
-            <w:r>
-              <w:t xml:space="preserve"> the event bar carrying an assignment's name and the days it spans, which fails totally; on </w:t>
-            </w:r>
-            <w:r>
-              <w:rPr>
-                <w:b/>
-              </w:rPr>
-              <w:t>Class Management</w:t>
-            </w:r>
-            <w:r>
-              <w:t xml:space="preserve"> the headings that label the two grids.</w:t>
-            </w:r>
-            <w:r>
-              <w:t xml:space="preserve"> </w:t>
-            </w:r>
-          </w:p>
-          <w:p>
-            <w:pPr>
-              <w:pStyle w:val="ListBullet"/>
-              <w:spacing w:line="240" w:lineRule="auto"/>
-              <w:ind w:left="720"/>
-            </w:pPr>
-            <w:r/>
-            <w:r>
-              <w:rPr>
-                <w:b/>
-              </w:rPr>
-              <w:t>View Printable Assignment</w:t>
-            </w:r>
-            <w:r>
-              <w:t xml:space="preserve"> and 6 other pages</w:t>
-            </w:r>
-            <w:r>
-              <w:t xml:space="preserve"> — Randomised values, hint costs, calendar events and late submissions are marked by colour alone, so a colour-blind user cannot tell which numbers are theirs or when work is due.</w:t>
-            </w:r>
-            <w:r>
-              <w:t>Major</w:t>
-            </w:r>
-          </w:p>
-        </w:tc>
-      </w:tr>
-      <w:tr>
-        <w:tc>
-          <w:tcPr>
-            <w:tcW w:type="dxa" w:w="3408"/>
-          </w:tcPr>
-          <w:p>
-            <w:hyperlink r:id="rId19">
-              <w:r>
-                <w:rPr>
-                  <w:color w:val="0000EE"/>
-                  <w:u w:val="single"/>
-                </w:rPr>
-                <w:t>1.4.2 Audio Control</w:t>
-              </w:r>
-            </w:hyperlink>
-            <w:r>
-              <w:rPr>
-                <w:b/>
-              </w:rPr>
-              <w:t xml:space="preserve"> </w:t>
-            </w:r>
-            <w:r>
-              <w:rPr>
-                <w:b/>
-              </w:rPr>
-              <w:t>(Level A)</w:t>
-            </w:r>
-            <w:r>
-              <w:rPr>
-                <w:b/>
-              </w:rPr>
-              <w:t xml:space="preserve"> </w:t>
-            </w:r>
-            <w:hyperlink r:id="rId19">
-              <w:r>
-                <w:rPr>
-                  <w:color w:val="0000EE"/>
-                  <w:u w:val="single"/>
-                </w:rPr>
-                <w:t>Understanding</w:t>
-              </w:r>
-            </w:hyperlink>
-          </w:p>
-        </w:tc>
-        <w:tc>
-          <w:tcPr>
-            <w:tcW w:type="dxa" w:w="3408"/>
-            <w:shd w:val="clear" w:fill="EEF1F4"/>
-          </w:tcPr>
-          <w:p>
-            <w:r>
-              <w:t>Not Applicable</w:t>
-            </w:r>
-          </w:p>
-        </w:tc>
-        <w:tc>
-          <w:tcPr>
-            <w:tcW w:type="dxa" w:w="3408"/>
-          </w:tcPr>
-          <w:p>
-            <w:r/>
-            <w:r>
-              <w:t>No audio plays automatically anywhere in the sample.</w:t>
-            </w:r>
-          </w:p>
-        </w:tc>
-      </w:tr>
-      <w:tr>
-        <w:tc>
-          <w:tcPr>
-            <w:tcW w:type="dxa" w:w="3408"/>
-          </w:tcPr>
-          <w:p>
-            <w:hyperlink r:id="rId20">
-              <w:r>
-                <w:rPr>
-                  <w:color w:val="0000EE"/>
-                  <w:u w:val="single"/>
-                </w:rPr>
-                <w:t>2.1.1 Keyboard</w:t>
-              </w:r>
-            </w:hyperlink>
-            <w:r>
-              <w:rPr>
-                <w:b/>
-              </w:rPr>
-              <w:t xml:space="preserve"> </w:t>
-            </w:r>
-            <w:r>
-              <w:rPr>
-                <w:b/>
-              </w:rPr>
-              <w:t>(Level A)</w:t>
-            </w:r>
-            <w:r>
-              <w:rPr>
-                <w:b/>
-              </w:rPr>
-              <w:t xml:space="preserve"> </w:t>
-            </w:r>
-            <w:hyperlink r:id="rId20">
-              <w:r>
-                <w:rPr>
-                  <w:color w:val="0000EE"/>
-                  <w:u w:val="single"/>
-                </w:rPr>
-                <w:t>Understanding</w:t>
-              </w:r>
-            </w:hyperlink>
-          </w:p>
-        </w:tc>
-        <w:tc>
-          <w:tcPr>
-            <w:tcW w:type="dxa" w:w="3408"/>
-            <w:shd w:val="clear" w:fill="FDF3E0"/>
-          </w:tcPr>
-          <w:p>
-            <w:r>
-              <w:t>Partially Supports</w:t>
-            </w:r>
-          </w:p>
-        </w:tc>
-        <w:tc>
-          <w:tcPr>
-            <w:tcW w:type="dxa" w:w="3408"/>
-          </w:tcPr>
-          <w:p>
-            <w:r/>
-            <w:r>
-              <w:t>In standard mode the assignment row's action menu — the only route to Take Assignment, View Grade Report and the other row actions — opens by mouse click only; nothing in the row is focusable and no key opens it.</w:t>
-            </w:r>
-            <w:r>
-              <w:t xml:space="preserve"> </w:t>
-            </w:r>
-          </w:p>
-          <w:p>
-            <w:pPr>
-              <w:pStyle w:val="ListBullet"/>
-              <w:spacing w:line="240" w:lineRule="auto"/>
-              <w:ind w:left="720"/>
-            </w:pPr>
-            <w:r/>
-            <w:r>
-              <w:rPr>
-                <w:b/>
-              </w:rPr>
-              <w:t>Student Practice Area</w:t>
-            </w:r>
-            <w:r>
-              <w:t xml:space="preserve"> — Nothing in the Student Practice Area takes keyboard focus and the page has no headings, so a keyboard or screen-reader user cannot choose a book, a chapter or a problem.</w:t>
-            </w:r>
-            <w:r>
-              <w:t>Blocker</w:t>
-            </w:r>
-          </w:p>
-          <w:p>
-            <w:pPr>
-              <w:pStyle w:val="ListBullet"/>
-              <w:spacing w:line="240" w:lineRule="auto"/>
-              <w:ind w:left="720"/>
-            </w:pPr>
-            <w:r/>
-            <w:r>
-              <w:rPr>
-                <w:b/>
-              </w:rPr>
-              <w:t>Calendar</w:t>
-            </w:r>
-            <w:r>
-              <w:t xml:space="preserve"> — The calendar grid takes no keyboard focus, so a keyboard user cannot reach an assignment or open its details.</w:t>
-            </w:r>
-            <w:r>
-              <w:t>Major</w:t>
-            </w:r>
-          </w:p>
-          <w:p>
-            <w:pPr>
-              <w:pStyle w:val="ListBullet"/>
-              <w:spacing w:line="240" w:lineRule="auto"/>
-              <w:ind w:left="720"/>
-            </w:pPr>
-            <w:r/>
-            <w:r>
-              <w:rPr>
-                <w:b/>
-              </w:rPr>
-              <w:t>Class Management (standard mode)</w:t>
-            </w:r>
-            <w:r>
-              <w:t xml:space="preserve"> — On the standard Class Management page the assignment row's action menu opens only by mouse, so a keyboard user must switch to the Accessibility Page to start an assignment.</w:t>
-            </w:r>
-            <w:r>
-              <w:t>Minor</w:t>
-            </w:r>
-          </w:p>
-          <w:p>
-            <w:pPr>
-              <w:pStyle w:val="ListBullet"/>
-              <w:spacing w:line="240" w:lineRule="auto"/>
-              <w:ind w:left="720"/>
-            </w:pPr>
-            <w:r/>
-            <w:r>
-              <w:rPr>
-                <w:b/>
-              </w:rPr>
-              <w:t>Class Management (standard mode)</w:t>
-            </w:r>
-            <w:r>
-              <w:t xml:space="preserve"> — The grade-profile link is absent from the tab order but present to a screen reader, so a keyboard user without assistive technology cannot reach it at all.</w:t>
-            </w:r>
-            <w:r>
-              <w:t>Minor</w:t>
-            </w:r>
-          </w:p>
-        </w:tc>
-      </w:tr>
-      <w:tr>
-        <w:tc>
-          <w:tcPr>
-            <w:tcW w:type="dxa" w:w="3408"/>
-          </w:tcPr>
-          <w:p>
-            <w:hyperlink r:id="rId21">
-              <w:r>
-                <w:rPr>
-                  <w:color w:val="0000EE"/>
-                  <w:u w:val="single"/>
-                </w:rPr>
-                <w:t>2.1.2 No Keyboard Trap</w:t>
               </w:r>
             </w:hyperlink>
             <w:r>
@@ -3368,11 +2272,11 @@
         <w:tc>
           <w:tcPr>
             <w:tcW w:type="dxa" w:w="3408"/>
-            <w:shd w:val="clear" w:fill="E6F4EC"/>
+            <w:shd w:val="clear" w:fill="FDF3E0"/>
           </w:tcPr>
           <w:p>
             <w:r>
-              <w:t>Supports</w:t>
+              <w:t>Partially Supports</w:t>
             </w:r>
           </w:p>
         </w:tc>
@@ -3381,9 +2285,170 @@
             <w:tcW w:type="dxa" w:w="3408"/>
           </w:tcPr>
           <w:p>
+            <w:pPr>
+              <w:pStyle w:val="ListBullet"/>
+              <w:spacing w:line="240" w:lineRule="auto"/>
+              <w:ind w:left="720"/>
+            </w:pPr>
             <w:r/>
             <w:r>
-              <w:t>Focus is never trapped — verified on all pages tested.</w:t>
+              <w:rPr>
+                <w:b/>
+              </w:rPr>
+              <w:t>View Grade Report</w:t>
+            </w:r>
+            <w:r>
+              <w:t xml:space="preserve"> — The student's submitted work is shown as images with no text alternative, so a screen-reader user cannot read their own graded answers.</w:t>
+            </w:r>
+            <w:r>
+              <w:t>Blocker</w:t>
+            </w:r>
+          </w:p>
+          <w:p>
+            <w:pPr>
+              <w:pStyle w:val="ListBullet"/>
+              <w:spacing w:line="240" w:lineRule="auto"/>
+              <w:ind w:left="720"/>
+            </w:pPr>
+            <w:r/>
+            <w:r>
+              <w:rPr>
+                <w:b/>
+              </w:rPr>
+              <w:t>Take Assignment</w:t>
+            </w:r>
+            <w:r>
+              <w:t xml:space="preserve"> — The diagram in a problem is hidden from assistive technology, so a screen-reader user cannot see the figure the question depends on.</w:t>
+            </w:r>
+            <w:r>
+              <w:t>Major</w:t>
+            </w:r>
+          </w:p>
+          <w:p>
+            <w:pPr>
+              <w:pStyle w:val="ListBullet"/>
+              <w:spacing w:line="240" w:lineRule="auto"/>
+              <w:ind w:left="720"/>
+            </w:pPr>
+            <w:r/>
+            <w:r>
+              <w:rPr>
+                <w:b/>
+              </w:rPr>
+              <w:t>View Assignment Solutions</w:t>
+            </w:r>
+            <w:r>
+              <w:t xml:space="preserve"> — The worked solution figures have no alternative text because the attribute is malformed in the markup, so a screen-reader user reaches every problem and finds the explanation missing.</w:t>
+            </w:r>
+            <w:r>
+              <w:t>Major</w:t>
+            </w:r>
+          </w:p>
+          <w:p>
+            <w:pPr>
+              <w:pStyle w:val="ListBullet"/>
+              <w:spacing w:line="240" w:lineRule="auto"/>
+              <w:ind w:left="720"/>
+            </w:pPr>
+            <w:r/>
+            <w:r>
+              <w:rPr>
+                <w:b/>
+              </w:rPr>
+              <w:t>View Printable Assignment</w:t>
+            </w:r>
+            <w:r>
+              <w:t xml:space="preserve"> — Most problem figures on the printable assignment carry no alternative text and two are background images that cannot carry any, so a screen-reader user cannot read the diagrams.</w:t>
+            </w:r>
+            <w:r>
+              <w:t>Major</w:t>
+            </w:r>
+          </w:p>
+          <w:p>
+            <w:pPr>
+              <w:pStyle w:val="ListBullet"/>
+              <w:spacing w:line="240" w:lineRule="auto"/>
+              <w:ind w:left="720"/>
+            </w:pPr>
+            <w:r/>
+            <w:r>
+              <w:rPr>
+                <w:b/>
+              </w:rPr>
+              <w:t>View Printable Assignment</w:t>
+            </w:r>
+            <w:r>
+              <w:t xml:space="preserve"> — Every mathematical expression on the printable assignment is exposed as an unnamed button, so a screen-reader user gets a control instead of the mathematics.</w:t>
+            </w:r>
+            <w:r>
+              <w:t>Major</w:t>
+            </w:r>
+          </w:p>
+          <w:p>
+            <w:pPr>
+              <w:pStyle w:val="ListBullet"/>
+              <w:spacing w:line="240" w:lineRule="auto"/>
+              <w:ind w:left="720"/>
+            </w:pPr>
+            <w:r/>
+            <w:r>
+              <w:rPr>
+                <w:b/>
+              </w:rPr>
+              <w:t>Class Management (standard mode)</w:t>
+            </w:r>
+            <w:r>
+              <w:t xml:space="preserve">, </w:t>
+            </w:r>
+            <w:r>
+              <w:rPr>
+                <w:b/>
+              </w:rPr>
+              <w:t>Class Management — Accessibility Mode</w:t>
+            </w:r>
+            <w:r>
+              <w:t xml:space="preserve">, </w:t>
+            </w:r>
+            <w:r>
+              <w:rPr>
+                <w:b/>
+              </w:rPr>
+              <w:t>Student Practice Area</w:t>
+            </w:r>
+            <w:r>
+              <w:t xml:space="preserve"> — The grid expand controls are images with no name or role, so a screen-reader user hears only that something clickable exists, not what it opens.</w:t>
+            </w:r>
+            <w:r>
+              <w:t>Minor</w:t>
+            </w:r>
+          </w:p>
+          <w:p>
+            <w:pPr>
+              <w:pStyle w:val="ListBullet"/>
+              <w:spacing w:line="240" w:lineRule="auto"/>
+              <w:ind w:left="720"/>
+            </w:pPr>
+            <w:r/>
+            <w:r>
+              <w:rPr>
+                <w:b/>
+              </w:rPr>
+              <w:t>Sign in</w:t>
+            </w:r>
+            <w:r>
+              <w:t xml:space="preserve">, </w:t>
+            </w:r>
+            <w:r>
+              <w:rPr>
+                <w:b/>
+              </w:rPr>
+              <w:t>Password reset</w:t>
+            </w:r>
+            <w:r>
+              <w:t xml:space="preserve"> — The logo link on the sign-in and password reset pages has no accessible name, so a screen-reader user meets a link that says nothing about where it leads.</w:t>
+            </w:r>
+            <w:r>
+              <w:t>Minor</w:t>
             </w:r>
           </w:p>
         </w:tc>
@@ -3400,7 +2465,7 @@
                   <w:color w:val="0000EE"/>
                   <w:u w:val="single"/>
                 </w:rPr>
-                <w:t>2.1.4 Character Key Shortcuts</w:t>
+                <w:t>1.2.1 Audio-only and Video-only (Prerecorded)</w:t>
               </w:r>
             </w:hyperlink>
             <w:r>
@@ -3414,18 +2479,6 @@
                 <w:b/>
               </w:rPr>
               <w:t>(Level A)</w:t>
-            </w:r>
-            <w:r>
-              <w:rPr>
-                <w:b/>
-              </w:rPr>
-              <w:t xml:space="preserve"> </w:t>
-            </w:r>
-            <w:r>
-              <w:rPr>
-                <w:b/>
-              </w:rPr>
-              <w:t>WCAG 2.1</w:t>
             </w:r>
             <w:r>
               <w:rPr>
@@ -3462,7 +2515,7 @@
           <w:p>
             <w:r/>
             <w:r>
-              <w:t>Every keyboard shortcut this product defines is a modifier chord.</w:t>
+              <w:t>No audio-only or video-only prerecorded media in the sample.</w:t>
             </w:r>
           </w:p>
         </w:tc>
@@ -3479,7 +2532,7 @@
                   <w:color w:val="0000EE"/>
                   <w:u w:val="single"/>
                 </w:rPr>
-                <w:t>2.2.1 Timing Adjustable</w:t>
+                <w:t>1.2.2 Captions (Prerecorded)</w:t>
               </w:r>
             </w:hyperlink>
             <w:r>
@@ -3514,11 +2567,11 @@
         <w:tc>
           <w:tcPr>
             <w:tcW w:type="dxa" w:w="3408"/>
-            <w:shd w:val="clear" w:fill="EEF1F4"/>
+            <w:shd w:val="clear" w:fill="FDF3E0"/>
           </w:tcPr>
           <w:p>
             <w:r>
-              <w:t>Not Applicable</w:t>
+              <w:t>Partially Supports</w:t>
             </w:r>
           </w:p>
         </w:tc>
@@ -3529,7 +2582,30 @@
           <w:p>
             <w:r/>
             <w:r>
-              <w:t>No timeouts encountered.</w:t>
+              <w:t>The only prerecorded video in the sample — YouTube embeds in the expanding area under Library on the Assignment Editor — has captions, but they are YouTube auto-generated.</w:t>
+            </w:r>
+            <w:r>
+              <w:t xml:space="preserve"> </w:t>
+            </w:r>
+          </w:p>
+          <w:p>
+            <w:pPr>
+              <w:pStyle w:val="ListBullet"/>
+              <w:spacing w:line="240" w:lineRule="auto"/>
+              <w:ind w:left="720"/>
+            </w:pPr>
+            <w:r/>
+            <w:r>
+              <w:rPr>
+                <w:b/>
+              </w:rPr>
+              <w:t>Assignment Editor (edit)</w:t>
+            </w:r>
+            <w:r>
+              <w:t xml:space="preserve"> — The library videos rely on automatically generated captions, so a user who cannot hear gets an unreviewed transcript of instructional material.</w:t>
+            </w:r>
+            <w:r>
+              <w:t>Major</w:t>
             </w:r>
           </w:p>
         </w:tc>
@@ -3546,7 +2622,7 @@
                   <w:color w:val="0000EE"/>
                   <w:u w:val="single"/>
                 </w:rPr>
-                <w:t>2.2.2 Pause, Stop, Hide</w:t>
+                <w:t>1.2.3 Audio Description or Media Alternative (Prerecorded)</w:t>
               </w:r>
             </w:hyperlink>
             <w:r>
@@ -3596,7 +2672,7 @@
           <w:p>
             <w:r/>
             <w:r>
-              <w:t>Nothing moves, blinks, scrolls or updates automatically, so there is nothing to pause, stop or hide.</w:t>
+              <w:t>Not present in the evaluated sample.</w:t>
             </w:r>
           </w:p>
         </w:tc>
@@ -3613,7 +2689,7 @@
                   <w:color w:val="0000EE"/>
                   <w:u w:val="single"/>
                 </w:rPr>
-                <w:t>2.3.1 Three Flashes or Below Threshold</w:t>
+                <w:t>1.3.1 Info and Relationships</w:t>
               </w:r>
             </w:hyperlink>
             <w:r>
@@ -3648,11 +2724,11 @@
         <w:tc>
           <w:tcPr>
             <w:tcW w:type="dxa" w:w="3408"/>
-            <w:shd w:val="clear" w:fill="EEF1F4"/>
+            <w:shd w:val="clear" w:fill="FCEBED"/>
           </w:tcPr>
           <w:p>
             <w:r>
-              <w:t>Not Applicable</w:t>
+              <w:t>Does Not Support</w:t>
             </w:r>
           </w:p>
         </w:tc>
@@ -3663,7 +2739,299 @@
           <w:p>
             <w:r/>
             <w:r>
-              <w:t>No CSS animation, animated image, marquee, blink, canvas, SVG animation or video anywhere in the sample, so nothing can flash.</w:t>
+              <w:t>Class Management (standard mode) confirmed with NVDA: no headings/landmarks, grids told apart by position, editors unlabelled —, stand on both Class Management pages.</w:t>
+            </w:r>
+            <w:r>
+              <w:t xml:space="preserve"> </w:t>
+            </w:r>
+          </w:p>
+          <w:p>
+            <w:pPr>
+              <w:pStyle w:val="ListBullet"/>
+              <w:spacing w:line="240" w:lineRule="auto"/>
+              <w:ind w:left="720"/>
+            </w:pPr>
+            <w:r/>
+            <w:r>
+              <w:rPr>
+                <w:b/>
+              </w:rPr>
+              <w:t>Student Practice Area</w:t>
+            </w:r>
+            <w:r>
+              <w:t xml:space="preserve"> — Nothing in the Student Practice Area takes keyboard focus and the page has no headings, so a keyboard or screen-reader user cannot choose a book, a chapter or a problem.</w:t>
+            </w:r>
+            <w:r>
+              <w:t>Blocker</w:t>
+            </w:r>
+          </w:p>
+          <w:p>
+            <w:pPr>
+              <w:pStyle w:val="ListBullet"/>
+              <w:spacing w:line="240" w:lineRule="auto"/>
+              <w:ind w:left="720"/>
+            </w:pPr>
+            <w:r/>
+            <w:r>
+              <w:rPr>
+                <w:b/>
+              </w:rPr>
+              <w:t>Take Assignment</w:t>
+            </w:r>
+            <w:r>
+              <w:t xml:space="preserve"> — The answer read-back speaks raw markup instead of the mathematics, so a screen-reader user cannot check what they have entered before submitting.</w:t>
+            </w:r>
+            <w:r>
+              <w:t>Blocker</w:t>
+            </w:r>
+          </w:p>
+          <w:p>
+            <w:pPr>
+              <w:pStyle w:val="ListBullet"/>
+              <w:spacing w:line="240" w:lineRule="auto"/>
+              <w:ind w:left="720"/>
+            </w:pPr>
+            <w:r/>
+            <w:r>
+              <w:rPr>
+                <w:b/>
+              </w:rPr>
+              <w:t>Class Management — Accessibility Mode</w:t>
+            </w:r>
+            <w:r>
+              <w:t xml:space="preserve">, </w:t>
+            </w:r>
+            <w:r>
+              <w:rPr>
+                <w:b/>
+              </w:rPr>
+              <w:t>Class Management (standard mode)</w:t>
+            </w:r>
+            <w:r>
+              <w:t xml:space="preserve"> — No page carries headings or landmarks, so a screen-reader user cannot jump between sections and must read or tab through everything in order.</w:t>
+            </w:r>
+            <w:r>
+              <w:t>Major</w:t>
+            </w:r>
+          </w:p>
+          <w:p>
+            <w:pPr>
+              <w:pStyle w:val="ListBullet"/>
+              <w:spacing w:line="240" w:lineRule="auto"/>
+              <w:ind w:left="720"/>
+            </w:pPr>
+            <w:r/>
+            <w:r>
+              <w:rPr>
+                <w:b/>
+              </w:rPr>
+              <w:t>Class Management — Accessibility Mode</w:t>
+            </w:r>
+            <w:r>
+              <w:t xml:space="preserve"> — The assignments table and its controls carry no headings or landmarks, so a screen-reader user must tab through the whole page to find an assignment.</w:t>
+            </w:r>
+            <w:r>
+              <w:t>Major</w:t>
+            </w:r>
+          </w:p>
+          <w:p>
+            <w:pPr>
+              <w:pStyle w:val="ListBullet"/>
+              <w:spacing w:line="240" w:lineRule="auto"/>
+              <w:ind w:left="720"/>
+            </w:pPr>
+            <w:r/>
+            <w:r>
+              <w:rPr>
+                <w:b/>
+              </w:rPr>
+              <w:t>Take Assignment</w:t>
+            </w:r>
+            <w:r>
+              <w:t xml:space="preserve"> — Activating a problem does not move focus to it and no heading marks it, so a screen-reader user has no way to reach the problem they just opened.</w:t>
+            </w:r>
+            <w:r>
+              <w:t>Major</w:t>
+            </w:r>
+          </w:p>
+          <w:p>
+            <w:pPr>
+              <w:pStyle w:val="ListBullet"/>
+              <w:spacing w:line="240" w:lineRule="auto"/>
+              <w:ind w:left="720"/>
+            </w:pPr>
+            <w:r/>
+            <w:r>
+              <w:rPr>
+                <w:b/>
+              </w:rPr>
+              <w:t>Take Assignment</w:t>
+            </w:r>
+            <w:r>
+              <w:t xml:space="preserve"> — Multiple-choice answer options have no accessible name, so a screen-reader user cannot tell which option they are selecting; where options contain mathematics the answer is unreadable.</w:t>
+            </w:r>
+            <w:r>
+              <w:t>Major</w:t>
+            </w:r>
+          </w:p>
+          <w:p>
+            <w:pPr>
+              <w:pStyle w:val="ListBullet"/>
+              <w:spacing w:line="240" w:lineRule="auto"/>
+              <w:ind w:left="720"/>
+            </w:pPr>
+            <w:r/>
+            <w:r>
+              <w:rPr>
+                <w:b/>
+              </w:rPr>
+              <w:t>Take Assignment</w:t>
+            </w:r>
+            <w:r>
+              <w:t xml:space="preserve"> — The formula and number entry area is a plain container rather than a form field, so a screen-reader user is not told it is an input or what it expects.</w:t>
+            </w:r>
+            <w:r>
+              <w:t>Major</w:t>
+            </w:r>
+          </w:p>
+          <w:p>
+            <w:pPr>
+              <w:pStyle w:val="ListBullet"/>
+              <w:spacing w:line="240" w:lineRule="auto"/>
+              <w:ind w:left="720"/>
+            </w:pPr>
+            <w:r/>
+            <w:r>
+              <w:rPr>
+                <w:b/>
+              </w:rPr>
+              <w:t>Calendar</w:t>
+            </w:r>
+            <w:r>
+              <w:t xml:space="preserve"> — An assignment's due date and duration are shown only by the coloured bar's extent, so neither a screen-reader nor a colour-blind user can tell when work is due.</w:t>
+            </w:r>
+            <w:r>
+              <w:t>Major</w:t>
+            </w:r>
+          </w:p>
+          <w:p>
+            <w:pPr>
+              <w:pStyle w:val="ListBullet"/>
+              <w:spacing w:line="240" w:lineRule="auto"/>
+              <w:ind w:left="720"/>
+            </w:pPr>
+            <w:r/>
+            <w:r>
+              <w:rPr>
+                <w:b/>
+              </w:rPr>
+              <w:t>Calendar</w:t>
+            </w:r>
+            <w:r>
+              <w:t xml:space="preserve"> — The event detail fields are unlabelled, and read-only dates are presented as editable date pickers, so a screen-reader user is invited to change information they cannot change.</w:t>
+            </w:r>
+            <w:r>
+              <w:t>Major</w:t>
+            </w:r>
+          </w:p>
+          <w:p>
+            <w:pPr>
+              <w:pStyle w:val="ListBullet"/>
+              <w:spacing w:line="240" w:lineRule="auto"/>
+              <w:ind w:left="720"/>
+            </w:pPr>
+            <w:r/>
+            <w:r>
+              <w:rPr>
+                <w:b/>
+              </w:rPr>
+              <w:t>Edit Class popup</w:t>
+            </w:r>
+            <w:r>
+              <w:t xml:space="preserve"> — The popup form fields are not associated with their captions, so a screen-reader user is not told what each field expects.</w:t>
+            </w:r>
+            <w:r>
+              <w:t>Major</w:t>
+            </w:r>
+          </w:p>
+          <w:p>
+            <w:pPr>
+              <w:pStyle w:val="ListBullet"/>
+              <w:spacing w:line="240" w:lineRule="auto"/>
+              <w:ind w:left="720"/>
+            </w:pPr>
+            <w:r/>
+            <w:r>
+              <w:rPr>
+                <w:b/>
+              </w:rPr>
+              <w:t>Class Management — Accessibility Mode</w:t>
+            </w:r>
+            <w:r>
+              <w:t xml:space="preserve"> — The class selection controls announce an instruction instead of their label, so a screen-reader user learns what a control is for only after moving past it.</w:t>
+            </w:r>
+            <w:r>
+              <w:t>Major</w:t>
+            </w:r>
+          </w:p>
+          <w:p>
+            <w:pPr>
+              <w:pStyle w:val="ListBullet"/>
+              <w:spacing w:line="240" w:lineRule="auto"/>
+              <w:ind w:left="720"/>
+            </w:pPr>
+            <w:r/>
+            <w:r>
+              <w:rPr>
+                <w:b/>
+              </w:rPr>
+              <w:t>Class Management — Accessibility Mode</w:t>
+            </w:r>
+            <w:r>
+              <w:t xml:space="preserve"> — The two data grids share one generic caption and generic column headers, so a screen-reader user can tell them apart only by their position on the page.</w:t>
+            </w:r>
+            <w:r>
+              <w:t>Minor</w:t>
+            </w:r>
+          </w:p>
+          <w:p>
+            <w:pPr>
+              <w:pStyle w:val="ListBullet"/>
+              <w:spacing w:line="240" w:lineRule="auto"/>
+              <w:ind w:left="720"/>
+            </w:pPr>
+            <w:r/>
+            <w:r>
+              <w:rPr>
+                <w:b/>
+              </w:rPr>
+              <w:t>Password reset</w:t>
+            </w:r>
+            <w:r>
+              <w:t xml:space="preserve"> — The password reset field has no label of its own, so a screen-reader user must infer what to type from the surrounding table.</w:t>
+            </w:r>
+            <w:r>
+              <w:t>Minor</w:t>
+            </w:r>
+          </w:p>
+          <w:p>
+            <w:pPr>
+              <w:pStyle w:val="ListBullet"/>
+              <w:spacing w:line="240" w:lineRule="auto"/>
+              <w:ind w:left="720"/>
+            </w:pPr>
+            <w:r/>
+            <w:r>
+              <w:rPr>
+                <w:b/>
+              </w:rPr>
+              <w:t>View Printable Assignment</w:t>
+            </w:r>
+            <w:r>
+              <w:t xml:space="preserve"> — Empty layout-table cells are announced as content, so a screen-reader user hears repeated blank cells between the parts of a problem.</w:t>
+            </w:r>
+            <w:r>
+              <w:t>Minor</w:t>
             </w:r>
           </w:p>
         </w:tc>
@@ -3680,7 +3048,7 @@
                   <w:color w:val="0000EE"/>
                   <w:u w:val="single"/>
                 </w:rPr>
-                <w:t>2.4.1 Bypass Blocks</w:t>
+                <w:t>1.3.2 Meaningful Sequence</w:t>
               </w:r>
             </w:hyperlink>
             <w:r>
@@ -3715,11 +3083,11 @@
         <w:tc>
           <w:tcPr>
             <w:tcW w:type="dxa" w:w="3408"/>
-            <w:shd w:val="clear" w:fill="FCEBED"/>
+            <w:shd w:val="clear" w:fill="E6F4EC"/>
           </w:tcPr>
           <w:p>
             <w:r>
-              <w:t>Does Not Support</w:t>
+              <w:t>Supports</w:t>
             </w:r>
           </w:p>
         </w:tc>
@@ -3730,39 +3098,7 @@
           <w:p>
             <w:r/>
             <w:r>
-              <w:t>NVDA on Class Management — Accessibility Mode: the section skip links work (focus moves to the next section) and a top-of-page jump point exists, so a bypass mechanism is present in Accessibility Mode; the controls are links by role and confusingly worded.</w:t>
-            </w:r>
-            <w:r>
-              <w:t xml:space="preserve"> </w:t>
-            </w:r>
-          </w:p>
-          <w:p>
-            <w:pPr>
-              <w:pStyle w:val="ListBullet"/>
-              <w:spacing w:line="240" w:lineRule="auto"/>
-              <w:ind w:left="720"/>
-            </w:pPr>
-            <w:r/>
-            <w:r>
-              <w:rPr>
-                <w:b/>
-              </w:rPr>
-              <w:t>Class Management — Accessibility Mode</w:t>
-            </w:r>
-            <w:r>
-              <w:t xml:space="preserve">, </w:t>
-            </w:r>
-            <w:r>
-              <w:rPr>
-                <w:b/>
-              </w:rPr>
-              <w:t>Class Management (standard mode)</w:t>
-            </w:r>
-            <w:r>
-              <w:t xml:space="preserve"> — No page carries headings or landmarks, so a screen-reader user cannot jump between sections and must read or tab through everything in order.</w:t>
-            </w:r>
-            <w:r>
-              <w:t>Major</w:t>
+              <w:t>Reading order matches the meaning of the visual order — verified on all pages tested.</w:t>
             </w:r>
           </w:p>
         </w:tc>
@@ -3779,7 +3115,7 @@
                   <w:color w:val="0000EE"/>
                   <w:u w:val="single"/>
                 </w:rPr>
-                <w:t>2.4.2 Page Titled</w:t>
+                <w:t>1.3.3 Sensory Characteristics</w:t>
               </w:r>
             </w:hyperlink>
             <w:r>
@@ -3829,7 +3165,7 @@
           <w:p>
             <w:r/>
             <w:r>
-              <w:t>Page/view title identifies its purpose — verified on all pages tested.</w:t>
+              <w:t>Nothing is conveyed only by visual position, shape, or size — verified on 6 of the 10 pages tested.</w:t>
             </w:r>
           </w:p>
         </w:tc>
@@ -3846,7 +3182,7 @@
                   <w:color w:val="0000EE"/>
                   <w:u w:val="single"/>
                 </w:rPr>
-                <w:t>2.4.3 Focus Order</w:t>
+                <w:t>1.4.1 Use of Color</w:t>
               </w:r>
             </w:hyperlink>
             <w:r>
@@ -3881,11 +3217,11 @@
         <w:tc>
           <w:tcPr>
             <w:tcW w:type="dxa" w:w="3408"/>
-            <w:shd w:val="clear" w:fill="FDF3E0"/>
+            <w:shd w:val="clear" w:fill="FCEBED"/>
           </w:tcPr>
           <w:p>
             <w:r>
-              <w:t>Partially Supports</w:t>
+              <w:t>Does Not Support</w:t>
             </w:r>
           </w:p>
         </w:tc>
@@ -3896,7 +3232,43 @@
           <w:p>
             <w:r/>
             <w:r>
-              <w:t>NVDA on Take Assignment: activating a problem link does not move focus into the problem; the vendor's jump-point menu mounts links outside the natural focus path and is itself a hidden tab stop.</w:t>
+              <w:t xml:space="preserve">Colour is the only visual carrier in four separate places, and two of them are information the student must act on: on </w:t>
+            </w:r>
+            <w:r>
+              <w:rPr>
+                <w:b/>
+              </w:rPr>
+              <w:t>Take Assignment</w:t>
+            </w:r>
+            <w:r>
+              <w:t xml:space="preserve"> the randomised variable values — the numbers that go into the calculation — and the hint deduction percentages that say what help costs; on </w:t>
+            </w:r>
+            <w:r>
+              <w:rPr>
+                <w:b/>
+              </w:rPr>
+              <w:t>View Assignment Solutions</w:t>
+            </w:r>
+            <w:r>
+              <w:t xml:space="preserve"> the same orange-red number token inside the worked solutions; on the </w:t>
+            </w:r>
+            <w:r>
+              <w:rPr>
+                <w:b/>
+              </w:rPr>
+              <w:t>Calendar</w:t>
+            </w:r>
+            <w:r>
+              <w:t xml:space="preserve"> the event bar carrying an assignment's name and the days it spans, which fails totally; on </w:t>
+            </w:r>
+            <w:r>
+              <w:rPr>
+                <w:b/>
+              </w:rPr>
+              <w:t>Class Management</w:t>
+            </w:r>
+            <w:r>
+              <w:t xml:space="preserve"> the headings that label the two grids.</w:t>
             </w:r>
             <w:r>
               <w:t xml:space="preserve"> </w:t>
@@ -3913,99 +3285,13 @@
               <w:rPr>
                 <w:b/>
               </w:rPr>
-              <w:t>Class Management — Accessibility Mode</w:t>
-            </w:r>
-            <w:r>
-              <w:t xml:space="preserve">, </w:t>
-            </w:r>
-            <w:r>
-              <w:rPr>
-                <w:b/>
-              </w:rPr>
-              <w:t>Class Management (standard mode)</w:t>
-            </w:r>
-            <w:r>
-              <w:t xml:space="preserve"> — The jump-point shortcuts have no accessible name and appear outside the normal focus path, so a screen-reader user cannot tell what they do or reach them predictably.</w:t>
-            </w:r>
-            <w:r>
-              <w:t>Major</w:t>
-            </w:r>
-          </w:p>
-          <w:p>
-            <w:pPr>
-              <w:pStyle w:val="ListBullet"/>
-              <w:spacing w:line="240" w:lineRule="auto"/>
-              <w:ind w:left="720"/>
-            </w:pPr>
-            <w:r/>
-            <w:r>
-              <w:rPr>
-                <w:b/>
-              </w:rPr>
-              <w:t>Take Assignment</w:t>
-            </w:r>
-            <w:r>
-              <w:t xml:space="preserve"> — Activating a problem does not move focus to it and no heading marks it, so a screen-reader user has no way to reach the problem they just opened.</w:t>
-            </w:r>
-            <w:r>
-              <w:t>Major</w:t>
-            </w:r>
-          </w:p>
-          <w:p>
-            <w:pPr>
-              <w:pStyle w:val="ListBullet"/>
-              <w:spacing w:line="240" w:lineRule="auto"/>
-              <w:ind w:left="720"/>
-            </w:pPr>
-            <w:r/>
-            <w:r>
-              <w:rPr>
-                <w:b/>
-              </w:rPr>
-              <w:t>Take Assignment</w:t>
-            </w:r>
-            <w:r>
-              <w:t xml:space="preserve"> — The formula and number entry area is a plain container rather than a form field, so a screen-reader user is not told it is an input or what it expects.</w:t>
-            </w:r>
-            <w:r>
-              <w:t>Major</w:t>
-            </w:r>
-          </w:p>
-          <w:p>
-            <w:pPr>
-              <w:pStyle w:val="ListBullet"/>
-              <w:spacing w:line="240" w:lineRule="auto"/>
-              <w:ind w:left="720"/>
-            </w:pPr>
-            <w:r/>
-            <w:r>
-              <w:rPr>
-                <w:b/>
-              </w:rPr>
-              <w:t>Take Assignment</w:t>
-            </w:r>
-            <w:r>
-              <w:t xml:space="preserve"> — A requested hint is inserted below the reading position without announcement, so a screen-reader user is not told the help they asked for has arrived.</w:t>
-            </w:r>
-            <w:r>
-              <w:t>Major</w:t>
-            </w:r>
-          </w:p>
-          <w:p>
-            <w:pPr>
-              <w:pStyle w:val="ListBullet"/>
-              <w:spacing w:line="240" w:lineRule="auto"/>
-              <w:ind w:left="720"/>
-            </w:pPr>
-            <w:r/>
-            <w:r>
-              <w:rPr>
-                <w:b/>
-              </w:rPr>
-              <w:t>Calendar</w:t>
-            </w:r>
-            <w:r>
-              <w:t xml:space="preserve"> — Opening an event and changing the month are not announced, so a screen-reader user is not told the page has changed.</w:t>
+              <w:t>View Printable Assignment</w:t>
+            </w:r>
+            <w:r>
+              <w:t xml:space="preserve"> and 6 other pages</w:t>
+            </w:r>
+            <w:r>
+              <w:t xml:space="preserve"> — Randomised values, hint costs, calendar events and late submissions are marked by colour alone, so a colour-blind user cannot tell which numbers are theirs or when work is due.</w:t>
             </w:r>
             <w:r>
               <w:t>Major</w:t>
@@ -4025,7 +3311,7 @@
                   <w:color w:val="0000EE"/>
                   <w:u w:val="single"/>
                 </w:rPr>
-                <w:t>2.4.4 Link Purpose (In Context)</w:t>
+                <w:t>1.4.2 Audio Control</w:t>
               </w:r>
             </w:hyperlink>
             <w:r>
@@ -4060,11 +3346,11 @@
         <w:tc>
           <w:tcPr>
             <w:tcW w:type="dxa" w:w="3408"/>
-            <w:shd w:val="clear" w:fill="FDF3E0"/>
+            <w:shd w:val="clear" w:fill="EEF1F4"/>
           </w:tcPr>
           <w:p>
             <w:r>
-              <w:t>Partially Supports</w:t>
+              <w:t>Not Applicable</w:t>
             </w:r>
           </w:p>
         </w:tc>
@@ -4075,97 +3361,7 @@
           <w:p>
             <w:r/>
             <w:r>
-              <w:t xml:space="preserve">Link purpose on Take Assignment and the remaining views still to be walked.: the grade report's 22 </w:t>
-            </w:r>
-            <w:r>
-              <w:rPr>
-                <w:rFonts w:ascii="Courier" w:hAnsi="Courier"/>
-              </w:rPr>
-              <w:t>[?]</w:t>
-            </w:r>
-            <w:r>
-              <w:t xml:space="preserve"> help links have </w:t>
-            </w:r>
-            <w:r>
-              <w:rPr>
-                <w:rFonts w:ascii="Courier" w:hAnsi="Courier"/>
-              </w:rPr>
-              <w:t>[?]</w:t>
-            </w:r>
-            <w:r>
-              <w:t xml:space="preserve"> as their entire text, no title and no aria-label, so the accessible name is empty and NVDA announces only "Visited Link".</w:t>
-            </w:r>
-            <w:r>
-              <w:t xml:space="preserve"> </w:t>
-            </w:r>
-          </w:p>
-          <w:p>
-            <w:pPr>
-              <w:pStyle w:val="ListBullet"/>
-              <w:spacing w:line="240" w:lineRule="auto"/>
-              <w:ind w:left="720"/>
-            </w:pPr>
-            <w:r/>
-            <w:r>
-              <w:rPr>
-                <w:b/>
-              </w:rPr>
-              <w:t>View Grade Report</w:t>
-            </w:r>
-            <w:r>
-              <w:t xml:space="preserve"> — The grade report's help links contain only punctuation, so a screen-reader user hears 22 anonymous links and cannot tell what help any of them offers.</w:t>
-            </w:r>
-            <w:r>
-              <w:t>Major</w:t>
-            </w:r>
-          </w:p>
-          <w:p>
-            <w:pPr>
-              <w:pStyle w:val="ListBullet"/>
-              <w:spacing w:line="240" w:lineRule="auto"/>
-              <w:ind w:left="720"/>
-            </w:pPr>
-            <w:r/>
-            <w:r>
-              <w:rPr>
-                <w:b/>
-              </w:rPr>
-              <w:t>Sign in</w:t>
-            </w:r>
-            <w:r>
-              <w:t xml:space="preserve">, </w:t>
-            </w:r>
-            <w:r>
-              <w:rPr>
-                <w:b/>
-              </w:rPr>
-              <w:t>Password reset</w:t>
-            </w:r>
-            <w:r>
-              <w:t xml:space="preserve"> — The logo link on the sign-in and password reset pages has no accessible name, so a screen-reader user meets a link that says nothing about where it leads.</w:t>
-            </w:r>
-            <w:r>
-              <w:t>Minor</w:t>
-            </w:r>
-          </w:p>
-          <w:p>
-            <w:pPr>
-              <w:pStyle w:val="ListBullet"/>
-              <w:spacing w:line="240" w:lineRule="auto"/>
-              <w:ind w:left="720"/>
-            </w:pPr>
-            <w:r/>
-            <w:r>
-              <w:rPr>
-                <w:b/>
-              </w:rPr>
-              <w:t>Class Management — Accessibility Mode</w:t>
-            </w:r>
-            <w:r>
-              <w:t xml:space="preserve"> — The skip links are announced as links whose text names no destination, so a screen-reader user cannot tell where they lead.</w:t>
-            </w:r>
-            <w:r>
-              <w:t>Minor</w:t>
+              <w:t>No audio plays automatically anywhere in the sample.</w:t>
             </w:r>
           </w:p>
         </w:tc>
@@ -4182,7 +3378,7 @@
                   <w:color w:val="0000EE"/>
                   <w:u w:val="single"/>
                 </w:rPr>
-                <w:t>2.5.1 Pointer Gestures</w:t>
+                <w:t>2.1.1 Keyboard</w:t>
               </w:r>
             </w:hyperlink>
             <w:r>
@@ -4196,18 +3392,6 @@
                 <w:b/>
               </w:rPr>
               <w:t>(Level A)</w:t>
-            </w:r>
-            <w:r>
-              <w:rPr>
-                <w:b/>
-              </w:rPr>
-              <w:t xml:space="preserve"> </w:t>
-            </w:r>
-            <w:r>
-              <w:rPr>
-                <w:b/>
-              </w:rPr>
-              <w:t>WCAG 2.1</w:t>
             </w:r>
             <w:r>
               <w:rPr>
@@ -4229,11 +3413,11 @@
         <w:tc>
           <w:tcPr>
             <w:tcW w:type="dxa" w:w="3408"/>
-            <w:shd w:val="clear" w:fill="E6F4EC"/>
+            <w:shd w:val="clear" w:fill="FDF3E0"/>
           </w:tcPr>
           <w:p>
             <w:r>
-              <w:t>Supports</w:t>
+              <w:t>Partially Supports</w:t>
             </w:r>
           </w:p>
         </w:tc>
@@ -4244,7 +3428,90 @@
           <w:p>
             <w:r/>
             <w:r>
-              <w:t>Dragging and multipoint/path gestures have single-pointer, non-drag alternatives — verified on 1 of the 10 pages tested.</w:t>
+              <w:t>In standard mode the assignment row's action menu — the only route to Take Assignment, View Grade Report and the other row actions — opens by mouse click only; nothing in the row is focusable and no key opens it.</w:t>
+            </w:r>
+            <w:r>
+              <w:t xml:space="preserve"> </w:t>
+            </w:r>
+          </w:p>
+          <w:p>
+            <w:pPr>
+              <w:pStyle w:val="ListBullet"/>
+              <w:spacing w:line="240" w:lineRule="auto"/>
+              <w:ind w:left="720"/>
+            </w:pPr>
+            <w:r/>
+            <w:r>
+              <w:rPr>
+                <w:b/>
+              </w:rPr>
+              <w:t>Student Practice Area</w:t>
+            </w:r>
+            <w:r>
+              <w:t xml:space="preserve"> — Nothing in the Student Practice Area takes keyboard focus and the page has no headings, so a keyboard or screen-reader user cannot choose a book, a chapter or a problem.</w:t>
+            </w:r>
+            <w:r>
+              <w:t>Blocker</w:t>
+            </w:r>
+          </w:p>
+          <w:p>
+            <w:pPr>
+              <w:pStyle w:val="ListBullet"/>
+              <w:spacing w:line="240" w:lineRule="auto"/>
+              <w:ind w:left="720"/>
+            </w:pPr>
+            <w:r/>
+            <w:r>
+              <w:rPr>
+                <w:b/>
+              </w:rPr>
+              <w:t>Calendar</w:t>
+            </w:r>
+            <w:r>
+              <w:t xml:space="preserve"> — The calendar grid takes no keyboard focus, so a keyboard user cannot reach an assignment or open its details.</w:t>
+            </w:r>
+            <w:r>
+              <w:t>Major</w:t>
+            </w:r>
+          </w:p>
+          <w:p>
+            <w:pPr>
+              <w:pStyle w:val="ListBullet"/>
+              <w:spacing w:line="240" w:lineRule="auto"/>
+              <w:ind w:left="720"/>
+            </w:pPr>
+            <w:r/>
+            <w:r>
+              <w:rPr>
+                <w:b/>
+              </w:rPr>
+              <w:t>Class Management (standard mode)</w:t>
+            </w:r>
+            <w:r>
+              <w:t xml:space="preserve"> — On the standard Class Management page the assignment row's action menu opens only by mouse, so a keyboard user must switch to the Accessibility Page to start an assignment.</w:t>
+            </w:r>
+            <w:r>
+              <w:t>Minor</w:t>
+            </w:r>
+          </w:p>
+          <w:p>
+            <w:pPr>
+              <w:pStyle w:val="ListBullet"/>
+              <w:spacing w:line="240" w:lineRule="auto"/>
+              <w:ind w:left="720"/>
+            </w:pPr>
+            <w:r/>
+            <w:r>
+              <w:rPr>
+                <w:b/>
+              </w:rPr>
+              <w:t>Class Management (standard mode)</w:t>
+            </w:r>
+            <w:r>
+              <w:t xml:space="preserve"> — The grade-profile link is absent from the tab order but present to a screen reader, so a keyboard user without assistive technology cannot reach it at all.</w:t>
+            </w:r>
+            <w:r>
+              <w:t>Minor</w:t>
             </w:r>
           </w:p>
         </w:tc>
@@ -4261,7 +3528,7 @@
                   <w:color w:val="0000EE"/>
                   <w:u w:val="single"/>
                 </w:rPr>
-                <w:t>2.5.2 Pointer Cancellation</w:t>
+                <w:t>2.1.2 No Keyboard Trap</w:t>
               </w:r>
             </w:hyperlink>
             <w:r>
@@ -4275,18 +3542,6 @@
                 <w:b/>
               </w:rPr>
               <w:t>(Level A)</w:t>
-            </w:r>
-            <w:r>
-              <w:rPr>
-                <w:b/>
-              </w:rPr>
-              <w:t xml:space="preserve"> </w:t>
-            </w:r>
-            <w:r>
-              <w:rPr>
-                <w:b/>
-              </w:rPr>
-              <w:t>WCAG 2.1</w:t>
             </w:r>
             <w:r>
               <w:rPr>
@@ -4323,7 +3578,7 @@
           <w:p>
             <w:r/>
             <w:r>
-              <w:t>Pointer actions can be cancelled — verified on all pages tested.</w:t>
+              <w:t>Focus is never trapped — verified on all pages tested.</w:t>
             </w:r>
           </w:p>
         </w:tc>
@@ -4340,7 +3595,7 @@
                   <w:color w:val="0000EE"/>
                   <w:u w:val="single"/>
                 </w:rPr>
-                <w:t>2.5.3 Label in Name</w:t>
+                <w:t>2.1.4 Character Key Shortcuts</w:t>
               </w:r>
             </w:hyperlink>
             <w:r>
@@ -4387,11 +3642,11 @@
         <w:tc>
           <w:tcPr>
             <w:tcW w:type="dxa" w:w="3408"/>
-            <w:shd w:val="clear" w:fill="FDF3E0"/>
+            <w:shd w:val="clear" w:fill="EEF1F4"/>
           </w:tcPr>
           <w:p>
             <w:r>
-              <w:t>Partially Supports</w:t>
+              <w:t>Not Applicable</w:t>
             </w:r>
           </w:p>
         </w:tc>
@@ -4402,30 +3657,7 @@
           <w:p>
             <w:r/>
             <w:r>
-              <w:t>NVDA on Class Management — Accessibility Mode: the Classes and Class Menu selects' accessible names are an instruction sentence; the visible labels "Classes:" / "Class Menu:" are not part of the name.</w:t>
-            </w:r>
-            <w:r>
-              <w:t xml:space="preserve"> </w:t>
-            </w:r>
-          </w:p>
-          <w:p>
-            <w:pPr>
-              <w:pStyle w:val="ListBullet"/>
-              <w:spacing w:line="240" w:lineRule="auto"/>
-              <w:ind w:left="720"/>
-            </w:pPr>
-            <w:r/>
-            <w:r>
-              <w:rPr>
-                <w:b/>
-              </w:rPr>
-              <w:t>Class Management — Accessibility Mode</w:t>
-            </w:r>
-            <w:r>
-              <w:t xml:space="preserve"> — The class selection controls announce an instruction instead of their label, so a screen-reader user learns what a control is for only after moving past it.</w:t>
-            </w:r>
-            <w:r>
-              <w:t>Major</w:t>
+              <w:t>Every keyboard shortcut this product defines is a modifier chord.</w:t>
             </w:r>
           </w:p>
         </w:tc>
@@ -4442,7 +3674,7 @@
                   <w:color w:val="0000EE"/>
                   <w:u w:val="single"/>
                 </w:rPr>
-                <w:t>2.5.4 Motion Actuation</w:t>
+                <w:t>2.2.1 Timing Adjustable</w:t>
               </w:r>
             </w:hyperlink>
             <w:r>
@@ -4456,18 +3688,6 @@
                 <w:b/>
               </w:rPr>
               <w:t>(Level A)</w:t>
-            </w:r>
-            <w:r>
-              <w:rPr>
-                <w:b/>
-              </w:rPr>
-              <w:t xml:space="preserve"> </w:t>
-            </w:r>
-            <w:r>
-              <w:rPr>
-                <w:b/>
-              </w:rPr>
-              <w:t>WCAG 2.1</w:t>
             </w:r>
             <w:r>
               <w:rPr>
@@ -4504,25 +3724,7 @@
           <w:p>
             <w:r/>
             <w:r>
-              <w:t xml:space="preserve">No </w:t>
-            </w:r>
-            <w:r>
-              <w:rPr>
-                <w:rFonts w:ascii="Courier" w:hAnsi="Courier"/>
-              </w:rPr>
-              <w:t>devicemotion</w:t>
-            </w:r>
-            <w:r>
-              <w:t xml:space="preserve"> or </w:t>
-            </w:r>
-            <w:r>
-              <w:rPr>
-                <w:rFonts w:ascii="Courier" w:hAnsi="Courier"/>
-              </w:rPr>
-              <w:t>deviceorientation</w:t>
-            </w:r>
-            <w:r>
-              <w:t xml:space="preserve"> use in any readable script, so no functionality is operated by motion.</w:t>
+              <w:t>No timeouts encountered.</w:t>
             </w:r>
           </w:p>
         </w:tc>
@@ -4539,7 +3741,7 @@
                   <w:color w:val="0000EE"/>
                   <w:u w:val="single"/>
                 </w:rPr>
-                <w:t>3.1.1 Language of Page</w:t>
+                <w:t>2.2.2 Pause, Stop, Hide</w:t>
               </w:r>
             </w:hyperlink>
             <w:r>
@@ -4574,11 +3776,11 @@
         <w:tc>
           <w:tcPr>
             <w:tcW w:type="dxa" w:w="3408"/>
-            <w:shd w:val="clear" w:fill="FDF3E0"/>
+            <w:shd w:val="clear" w:fill="EEF1F4"/>
           </w:tcPr>
           <w:p>
             <w:r>
-              <w:t>Partially Supports</w:t>
+              <w:t>Not Applicable</w:t>
             </w:r>
           </w:p>
         </w:tc>
@@ -4589,51 +3791,7 @@
           <w:p>
             <w:r/>
             <w:r>
-              <w:t xml:space="preserve">Earlier,: three of the fourteen sampled views declare no </w:t>
-            </w:r>
-            <w:r>
-              <w:rPr>
-                <w:rFonts w:ascii="Courier" w:hAnsi="Courier"/>
-              </w:rPr>
-              <w:t>lang</w:t>
-            </w:r>
-            <w:r>
-              <w:t xml:space="preserve"> — Take Assignment (Take Assignment), Sign in (Sign in), the Edit Class popup (Edit Class popup); the other eleven declare </w:t>
-            </w:r>
-            <w:r>
-              <w:rPr>
-                <w:rFonts w:ascii="Courier" w:hAnsi="Courier"/>
-              </w:rPr>
-              <w:t>en</w:t>
-            </w:r>
-            <w:r>
-              <w:t xml:space="preserve"> (probe runs.).</w:t>
-            </w:r>
-            <w:r>
-              <w:t xml:space="preserve"> </w:t>
-            </w:r>
-          </w:p>
-          <w:p>
-            <w:pPr>
-              <w:pStyle w:val="ListBullet"/>
-              <w:spacing w:line="240" w:lineRule="auto"/>
-              <w:ind w:left="720"/>
-            </w:pPr>
-            <w:r/>
-            <w:r>
-              <w:rPr>
-                <w:b/>
-              </w:rPr>
-              <w:t>Take Assignment</w:t>
-            </w:r>
-            <w:r>
-              <w:t xml:space="preserve"> and 3 other pages</w:t>
-            </w:r>
-            <w:r>
-              <w:t xml:space="preserve"> — Four pages declare no language, so a screen reader may pronounce them with the wrong voice.</w:t>
-            </w:r>
-            <w:r>
-              <w:t>Minor</w:t>
+              <w:t>Nothing moves, blinks, scrolls or updates automatically, so there is nothing to pause, stop or hide.</w:t>
             </w:r>
           </w:p>
         </w:tc>
@@ -4650,7 +3808,7 @@
                   <w:color w:val="0000EE"/>
                   <w:u w:val="single"/>
                 </w:rPr>
-                <w:t>3.2.1 On Focus</w:t>
+                <w:t>2.3.1 Three Flashes or Below Threshold</w:t>
               </w:r>
             </w:hyperlink>
             <w:r>
@@ -4685,11 +3843,11 @@
         <w:tc>
           <w:tcPr>
             <w:tcW w:type="dxa" w:w="3408"/>
-            <w:shd w:val="clear" w:fill="E6F4EC"/>
+            <w:shd w:val="clear" w:fill="EEF1F4"/>
           </w:tcPr>
           <w:p>
             <w:r>
-              <w:t>Supports</w:t>
+              <w:t>Not Applicable</w:t>
             </w:r>
           </w:p>
         </w:tc>
@@ -4700,7 +3858,7 @@
           <w:p>
             <w:r/>
             <w:r>
-              <w:t>Focus/input does not trigger unexpected context changes — verified on all pages tested.</w:t>
+              <w:t>No CSS animation, animated image, marquee, blink, canvas, SVG animation or video anywhere in the sample, so nothing can flash.</w:t>
             </w:r>
           </w:p>
         </w:tc>
@@ -4717,7 +3875,7 @@
                   <w:color w:val="0000EE"/>
                   <w:u w:val="single"/>
                 </w:rPr>
-                <w:t>3.2.2 On Input</w:t>
+                <w:t>2.4.1 Bypass Blocks</w:t>
               </w:r>
             </w:hyperlink>
             <w:r>
@@ -4752,11 +3910,11 @@
         <w:tc>
           <w:tcPr>
             <w:tcW w:type="dxa" w:w="3408"/>
-            <w:shd w:val="clear" w:fill="E6F4EC"/>
+            <w:shd w:val="clear" w:fill="FCEBED"/>
           </w:tcPr>
           <w:p>
             <w:r>
-              <w:t>Supports</w:t>
+              <w:t>Does Not Support</w:t>
             </w:r>
           </w:p>
         </w:tc>
@@ -4767,7 +3925,39 @@
           <w:p>
             <w:r/>
             <w:r>
-              <w:t>Focus/input does not trigger unexpected context changes — verified on all pages tested.</w:t>
+              <w:t>NVDA on Class Management — Accessibility Mode: the section skip links work (focus moves to the next section) and a top-of-page jump point exists, so a bypass mechanism is present in Accessibility Mode; the controls are links by role and confusingly worded.</w:t>
+            </w:r>
+            <w:r>
+              <w:t xml:space="preserve"> </w:t>
+            </w:r>
+          </w:p>
+          <w:p>
+            <w:pPr>
+              <w:pStyle w:val="ListBullet"/>
+              <w:spacing w:line="240" w:lineRule="auto"/>
+              <w:ind w:left="720"/>
+            </w:pPr>
+            <w:r/>
+            <w:r>
+              <w:rPr>
+                <w:b/>
+              </w:rPr>
+              <w:t>Class Management — Accessibility Mode</w:t>
+            </w:r>
+            <w:r>
+              <w:t xml:space="preserve">, </w:t>
+            </w:r>
+            <w:r>
+              <w:rPr>
+                <w:b/>
+              </w:rPr>
+              <w:t>Class Management (standard mode)</w:t>
+            </w:r>
+            <w:r>
+              <w:t xml:space="preserve"> — No page carries headings or landmarks, so a screen-reader user cannot jump between sections and must read or tab through everything in order.</w:t>
+            </w:r>
+            <w:r>
+              <w:t>Major</w:t>
             </w:r>
           </w:p>
         </w:tc>
@@ -4784,7 +3974,7 @@
                   <w:color w:val="0000EE"/>
                   <w:u w:val="single"/>
                 </w:rPr>
-                <w:t>3.2.6 Consistent Help</w:t>
+                <w:t>2.4.2 Page Titled</w:t>
               </w:r>
             </w:hyperlink>
             <w:r>
@@ -4798,18 +3988,6 @@
                 <w:b/>
               </w:rPr>
               <w:t>(Level A)</w:t>
-            </w:r>
-            <w:r>
-              <w:rPr>
-                <w:b/>
-              </w:rPr>
-              <w:t xml:space="preserve"> </w:t>
-            </w:r>
-            <w:r>
-              <w:rPr>
-                <w:b/>
-              </w:rPr>
-              <w:t>WCAG 2.2</w:t>
             </w:r>
             <w:r>
               <w:rPr>
@@ -4846,7 +4024,7 @@
           <w:p>
             <w:r/>
             <w:r>
-              <w:t>Help appears in a consistent location — verified on all pages tested.</w:t>
+              <w:t>Page/view title identifies its purpose — verified on all pages tested.</w:t>
             </w:r>
           </w:p>
         </w:tc>
@@ -4863,7 +4041,7 @@
                   <w:color w:val="0000EE"/>
                   <w:u w:val="single"/>
                 </w:rPr>
-                <w:t>3.3.1 Error Identification</w:t>
+                <w:t>2.4.3 Focus Order</w:t>
               </w:r>
             </w:hyperlink>
             <w:r>
@@ -4913,7 +4091,119 @@
           <w:p>
             <w:r/>
             <w:r>
-              <w:t>You have previously used this answer.</w:t>
+              <w:t>NVDA on Take Assignment: activating a problem link does not move focus into the problem; the vendor's jump-point menu mounts links outside the natural focus path and is itself a hidden tab stop.</w:t>
+            </w:r>
+            <w:r>
+              <w:t xml:space="preserve"> </w:t>
+            </w:r>
+          </w:p>
+          <w:p>
+            <w:pPr>
+              <w:pStyle w:val="ListBullet"/>
+              <w:spacing w:line="240" w:lineRule="auto"/>
+              <w:ind w:left="720"/>
+            </w:pPr>
+            <w:r/>
+            <w:r>
+              <w:rPr>
+                <w:b/>
+              </w:rPr>
+              <w:t>Class Management — Accessibility Mode</w:t>
+            </w:r>
+            <w:r>
+              <w:t xml:space="preserve">, </w:t>
+            </w:r>
+            <w:r>
+              <w:rPr>
+                <w:b/>
+              </w:rPr>
+              <w:t>Class Management (standard mode)</w:t>
+            </w:r>
+            <w:r>
+              <w:t xml:space="preserve"> — The jump-point shortcuts have no accessible name and appear outside the normal focus path, so a screen-reader user cannot tell what they do or reach them predictably.</w:t>
+            </w:r>
+            <w:r>
+              <w:t>Major</w:t>
+            </w:r>
+          </w:p>
+          <w:p>
+            <w:pPr>
+              <w:pStyle w:val="ListBullet"/>
+              <w:spacing w:line="240" w:lineRule="auto"/>
+              <w:ind w:left="720"/>
+            </w:pPr>
+            <w:r/>
+            <w:r>
+              <w:rPr>
+                <w:b/>
+              </w:rPr>
+              <w:t>Take Assignment</w:t>
+            </w:r>
+            <w:r>
+              <w:t xml:space="preserve"> — Activating a problem does not move focus to it and no heading marks it, so a screen-reader user has no way to reach the problem they just opened.</w:t>
+            </w:r>
+            <w:r>
+              <w:t>Major</w:t>
+            </w:r>
+          </w:p>
+          <w:p>
+            <w:pPr>
+              <w:pStyle w:val="ListBullet"/>
+              <w:spacing w:line="240" w:lineRule="auto"/>
+              <w:ind w:left="720"/>
+            </w:pPr>
+            <w:r/>
+            <w:r>
+              <w:rPr>
+                <w:b/>
+              </w:rPr>
+              <w:t>Take Assignment</w:t>
+            </w:r>
+            <w:r>
+              <w:t xml:space="preserve"> — The formula and number entry area is a plain container rather than a form field, so a screen-reader user is not told it is an input or what it expects.</w:t>
+            </w:r>
+            <w:r>
+              <w:t>Major</w:t>
+            </w:r>
+          </w:p>
+          <w:p>
+            <w:pPr>
+              <w:pStyle w:val="ListBullet"/>
+              <w:spacing w:line="240" w:lineRule="auto"/>
+              <w:ind w:left="720"/>
+            </w:pPr>
+            <w:r/>
+            <w:r>
+              <w:rPr>
+                <w:b/>
+              </w:rPr>
+              <w:t>Take Assignment</w:t>
+            </w:r>
+            <w:r>
+              <w:t xml:space="preserve"> — A requested hint is inserted below the reading position without announcement, so a screen-reader user is not told the help they asked for has arrived.</w:t>
+            </w:r>
+            <w:r>
+              <w:t>Major</w:t>
+            </w:r>
+          </w:p>
+          <w:p>
+            <w:pPr>
+              <w:pStyle w:val="ListBullet"/>
+              <w:spacing w:line="240" w:lineRule="auto"/>
+              <w:ind w:left="720"/>
+            </w:pPr>
+            <w:r/>
+            <w:r>
+              <w:rPr>
+                <w:b/>
+              </w:rPr>
+              <w:t>Calendar</w:t>
+            </w:r>
+            <w:r>
+              <w:t xml:space="preserve"> — Opening an event and changing the month are not announced, so a screen-reader user is not told the page has changed.</w:t>
+            </w:r>
+            <w:r>
+              <w:t>Major</w:t>
             </w:r>
           </w:p>
         </w:tc>
@@ -4930,7 +4220,7 @@
                   <w:color w:val="0000EE"/>
                   <w:u w:val="single"/>
                 </w:rPr>
-                <w:t>3.3.2 Labels or Instructions</w:t>
+                <w:t>2.4.4 Link Purpose (In Context)</w:t>
               </w:r>
             </w:hyperlink>
             <w:r>
@@ -4980,7 +4270,25 @@
           <w:p>
             <w:r/>
             <w:r>
-              <w:t>The pattern is one mechanism: the application lays its forms out in tables and lets the surrounding table text stand in for a label, so the screen reader announces context rather than a name.</w:t>
+              <w:t xml:space="preserve">Link purpose on Take Assignment and the remaining views still to be walked.: the grade report's 22 </w:t>
+            </w:r>
+            <w:r>
+              <w:rPr>
+                <w:rFonts w:ascii="Courier" w:hAnsi="Courier"/>
+              </w:rPr>
+              <w:t>[?]</w:t>
+            </w:r>
+            <w:r>
+              <w:t xml:space="preserve"> help links have </w:t>
+            </w:r>
+            <w:r>
+              <w:rPr>
+                <w:rFonts w:ascii="Courier" w:hAnsi="Courier"/>
+              </w:rPr>
+              <w:t>[?]</w:t>
+            </w:r>
+            <w:r>
+              <w:t xml:space="preserve"> as their entire text, no title and no aria-label, so the accessible name is empty and NVDA announces only "Visited Link".</w:t>
             </w:r>
             <w:r>
               <w:t xml:space="preserve"> </w:t>
@@ -4997,10 +4305,10 @@
               <w:rPr>
                 <w:b/>
               </w:rPr>
-              <w:t>Take Assignment</w:t>
-            </w:r>
-            <w:r>
-              <w:t xml:space="preserve"> — The formula and number entry area is a plain container rather than a form field, so a screen-reader user is not told it is an input or what it expects.</w:t>
+              <w:t>View Grade Report</w:t>
+            </w:r>
+            <w:r>
+              <w:t xml:space="preserve"> — The grade report's help links contain only punctuation, so a screen-reader user hears 22 anonymous links and cannot tell what help any of them offers.</w:t>
             </w:r>
             <w:r>
               <w:t>Major</w:t>
@@ -5017,13 +4325,22 @@
               <w:rPr>
                 <w:b/>
               </w:rPr>
-              <w:t>Calendar</w:t>
-            </w:r>
-            <w:r>
-              <w:t xml:space="preserve"> — The event detail fields are unlabelled, and read-only dates are presented as editable date pickers, so a screen-reader user is invited to change information they cannot change.</w:t>
-            </w:r>
-            <w:r>
-              <w:t>Major</w:t>
+              <w:t>Sign in</w:t>
+            </w:r>
+            <w:r>
+              <w:t xml:space="preserve">, </w:t>
+            </w:r>
+            <w:r>
+              <w:rPr>
+                <w:b/>
+              </w:rPr>
+              <w:t>Password reset</w:t>
+            </w:r>
+            <w:r>
+              <w:t xml:space="preserve"> — The logo link on the sign-in and password reset pages has no accessible name, so a screen-reader user meets a link that says nothing about where it leads.</w:t>
+            </w:r>
+            <w:r>
+              <w:t>Minor</w:t>
             </w:r>
           </w:p>
           <w:p>
@@ -5037,30 +4354,10 @@
               <w:rPr>
                 <w:b/>
               </w:rPr>
-              <w:t>Edit Class popup</w:t>
-            </w:r>
-            <w:r>
-              <w:t xml:space="preserve"> — The popup form fields are not associated with their captions, so a screen-reader user is not told what each field expects.</w:t>
-            </w:r>
-            <w:r>
-              <w:t>Major</w:t>
-            </w:r>
-          </w:p>
-          <w:p>
-            <w:pPr>
-              <w:pStyle w:val="ListBullet"/>
-              <w:spacing w:line="240" w:lineRule="auto"/>
-              <w:ind w:left="720"/>
-            </w:pPr>
-            <w:r/>
-            <w:r>
-              <w:rPr>
-                <w:b/>
-              </w:rPr>
-              <w:t>Password reset</w:t>
-            </w:r>
-            <w:r>
-              <w:t xml:space="preserve"> — The password reset field has no label of its own, so a screen-reader user must infer what to type from the surrounding table.</w:t>
+              <w:t>Class Management — Accessibility Mode</w:t>
+            </w:r>
+            <w:r>
+              <w:t xml:space="preserve"> — The skip links are announced as links whose text names no destination, so a screen-reader user cannot tell where they lead.</w:t>
             </w:r>
             <w:r>
               <w:t>Minor</w:t>
@@ -5080,7 +4377,7 @@
                   <w:color w:val="0000EE"/>
                   <w:u w:val="single"/>
                 </w:rPr>
-                <w:t>3.3.7 Redundant Entry</w:t>
+                <w:t>2.5.1 Pointer Gestures</w:t>
               </w:r>
             </w:hyperlink>
             <w:r>
@@ -5105,7 +4402,7 @@
               <w:rPr>
                 <w:b/>
               </w:rPr>
-              <w:t>WCAG 2.2</w:t>
+              <w:t>WCAG 2.1</w:t>
             </w:r>
             <w:r>
               <w:rPr>
@@ -5142,7 +4439,7 @@
           <w:p>
             <w:r/>
             <w:r>
-              <w:t>Previously entered information is not demanded again — verified on 7 of the 10 pages tested.</w:t>
+              <w:t>Dragging and multipoint/path gestures have single-pointer, non-drag alternatives — verified on 1 of the 10 pages tested.</w:t>
             </w:r>
           </w:p>
         </w:tc>
@@ -5154,6 +4451,904 @@
           </w:tcPr>
           <w:p>
             <w:hyperlink r:id="rId41">
+              <w:r>
+                <w:rPr>
+                  <w:color w:val="0000EE"/>
+                  <w:u w:val="single"/>
+                </w:rPr>
+                <w:t>2.5.2 Pointer Cancellation</w:t>
+              </w:r>
+            </w:hyperlink>
+            <w:r>
+              <w:rPr>
+                <w:b/>
+              </w:rPr>
+              <w:t xml:space="preserve"> </w:t>
+            </w:r>
+            <w:r>
+              <w:rPr>
+                <w:b/>
+              </w:rPr>
+              <w:t>(Level A)</w:t>
+            </w:r>
+            <w:r>
+              <w:rPr>
+                <w:b/>
+              </w:rPr>
+              <w:t xml:space="preserve"> </w:t>
+            </w:r>
+            <w:r>
+              <w:rPr>
+                <w:b/>
+              </w:rPr>
+              <w:t>WCAG 2.1</w:t>
+            </w:r>
+            <w:r>
+              <w:rPr>
+                <w:b/>
+              </w:rPr>
+              <w:t xml:space="preserve"> </w:t>
+            </w:r>
+            <w:hyperlink r:id="rId41">
+              <w:r>
+                <w:rPr>
+                  <w:color w:val="0000EE"/>
+                  <w:u w:val="single"/>
+                </w:rPr>
+                <w:t>Understanding</w:t>
+              </w:r>
+            </w:hyperlink>
+          </w:p>
+        </w:tc>
+        <w:tc>
+          <w:tcPr>
+            <w:tcW w:type="dxa" w:w="3408"/>
+            <w:shd w:val="clear" w:fill="E6F4EC"/>
+          </w:tcPr>
+          <w:p>
+            <w:r>
+              <w:t>Supports</w:t>
+            </w:r>
+          </w:p>
+        </w:tc>
+        <w:tc>
+          <w:tcPr>
+            <w:tcW w:type="dxa" w:w="3408"/>
+          </w:tcPr>
+          <w:p>
+            <w:r/>
+            <w:r>
+              <w:t>Pointer actions can be cancelled — verified on all pages tested.</w:t>
+            </w:r>
+          </w:p>
+        </w:tc>
+      </w:tr>
+      <w:tr>
+        <w:tc>
+          <w:tcPr>
+            <w:tcW w:type="dxa" w:w="3408"/>
+          </w:tcPr>
+          <w:p>
+            <w:hyperlink r:id="rId42">
+              <w:r>
+                <w:rPr>
+                  <w:color w:val="0000EE"/>
+                  <w:u w:val="single"/>
+                </w:rPr>
+                <w:t>2.5.3 Label in Name</w:t>
+              </w:r>
+            </w:hyperlink>
+            <w:r>
+              <w:rPr>
+                <w:b/>
+              </w:rPr>
+              <w:t xml:space="preserve"> </w:t>
+            </w:r>
+            <w:r>
+              <w:rPr>
+                <w:b/>
+              </w:rPr>
+              <w:t>(Level A)</w:t>
+            </w:r>
+            <w:r>
+              <w:rPr>
+                <w:b/>
+              </w:rPr>
+              <w:t xml:space="preserve"> </w:t>
+            </w:r>
+            <w:r>
+              <w:rPr>
+                <w:b/>
+              </w:rPr>
+              <w:t>WCAG 2.1</w:t>
+            </w:r>
+            <w:r>
+              <w:rPr>
+                <w:b/>
+              </w:rPr>
+              <w:t xml:space="preserve"> </w:t>
+            </w:r>
+            <w:hyperlink r:id="rId42">
+              <w:r>
+                <w:rPr>
+                  <w:color w:val="0000EE"/>
+                  <w:u w:val="single"/>
+                </w:rPr>
+                <w:t>Understanding</w:t>
+              </w:r>
+            </w:hyperlink>
+          </w:p>
+        </w:tc>
+        <w:tc>
+          <w:tcPr>
+            <w:tcW w:type="dxa" w:w="3408"/>
+            <w:shd w:val="clear" w:fill="FDF3E0"/>
+          </w:tcPr>
+          <w:p>
+            <w:r>
+              <w:t>Partially Supports</w:t>
+            </w:r>
+          </w:p>
+        </w:tc>
+        <w:tc>
+          <w:tcPr>
+            <w:tcW w:type="dxa" w:w="3408"/>
+          </w:tcPr>
+          <w:p>
+            <w:r/>
+            <w:r>
+              <w:t>NVDA on Class Management — Accessibility Mode: the Classes and Class Menu selects' accessible names are an instruction sentence; the visible labels "Classes:" / "Class Menu:" are not part of the name.</w:t>
+            </w:r>
+            <w:r>
+              <w:t xml:space="preserve"> </w:t>
+            </w:r>
+          </w:p>
+          <w:p>
+            <w:pPr>
+              <w:pStyle w:val="ListBullet"/>
+              <w:spacing w:line="240" w:lineRule="auto"/>
+              <w:ind w:left="720"/>
+            </w:pPr>
+            <w:r/>
+            <w:r>
+              <w:rPr>
+                <w:b/>
+              </w:rPr>
+              <w:t>Class Management — Accessibility Mode</w:t>
+            </w:r>
+            <w:r>
+              <w:t xml:space="preserve"> — The class selection controls announce an instruction instead of their label, so a screen-reader user learns what a control is for only after moving past it.</w:t>
+            </w:r>
+            <w:r>
+              <w:t>Major</w:t>
+            </w:r>
+          </w:p>
+        </w:tc>
+      </w:tr>
+      <w:tr>
+        <w:tc>
+          <w:tcPr>
+            <w:tcW w:type="dxa" w:w="3408"/>
+          </w:tcPr>
+          <w:p>
+            <w:hyperlink r:id="rId43">
+              <w:r>
+                <w:rPr>
+                  <w:color w:val="0000EE"/>
+                  <w:u w:val="single"/>
+                </w:rPr>
+                <w:t>2.5.4 Motion Actuation</w:t>
+              </w:r>
+            </w:hyperlink>
+            <w:r>
+              <w:rPr>
+                <w:b/>
+              </w:rPr>
+              <w:t xml:space="preserve"> </w:t>
+            </w:r>
+            <w:r>
+              <w:rPr>
+                <w:b/>
+              </w:rPr>
+              <w:t>(Level A)</w:t>
+            </w:r>
+            <w:r>
+              <w:rPr>
+                <w:b/>
+              </w:rPr>
+              <w:t xml:space="preserve"> </w:t>
+            </w:r>
+            <w:r>
+              <w:rPr>
+                <w:b/>
+              </w:rPr>
+              <w:t>WCAG 2.1</w:t>
+            </w:r>
+            <w:r>
+              <w:rPr>
+                <w:b/>
+              </w:rPr>
+              <w:t xml:space="preserve"> </w:t>
+            </w:r>
+            <w:hyperlink r:id="rId43">
+              <w:r>
+                <w:rPr>
+                  <w:color w:val="0000EE"/>
+                  <w:u w:val="single"/>
+                </w:rPr>
+                <w:t>Understanding</w:t>
+              </w:r>
+            </w:hyperlink>
+          </w:p>
+        </w:tc>
+        <w:tc>
+          <w:tcPr>
+            <w:tcW w:type="dxa" w:w="3408"/>
+            <w:shd w:val="clear" w:fill="EEF1F4"/>
+          </w:tcPr>
+          <w:p>
+            <w:r>
+              <w:t>Not Applicable</w:t>
+            </w:r>
+          </w:p>
+        </w:tc>
+        <w:tc>
+          <w:tcPr>
+            <w:tcW w:type="dxa" w:w="3408"/>
+          </w:tcPr>
+          <w:p>
+            <w:r/>
+            <w:r>
+              <w:t xml:space="preserve">No </w:t>
+            </w:r>
+            <w:r>
+              <w:rPr>
+                <w:rFonts w:ascii="Courier" w:hAnsi="Courier"/>
+              </w:rPr>
+              <w:t>devicemotion</w:t>
+            </w:r>
+            <w:r>
+              <w:t xml:space="preserve"> or </w:t>
+            </w:r>
+            <w:r>
+              <w:rPr>
+                <w:rFonts w:ascii="Courier" w:hAnsi="Courier"/>
+              </w:rPr>
+              <w:t>deviceorientation</w:t>
+            </w:r>
+            <w:r>
+              <w:t xml:space="preserve"> use in any readable script, so no functionality is operated by motion.</w:t>
+            </w:r>
+          </w:p>
+        </w:tc>
+      </w:tr>
+      <w:tr>
+        <w:tc>
+          <w:tcPr>
+            <w:tcW w:type="dxa" w:w="3408"/>
+          </w:tcPr>
+          <w:p>
+            <w:hyperlink r:id="rId44">
+              <w:r>
+                <w:rPr>
+                  <w:color w:val="0000EE"/>
+                  <w:u w:val="single"/>
+                </w:rPr>
+                <w:t>3.1.1 Language of Page</w:t>
+              </w:r>
+            </w:hyperlink>
+            <w:r>
+              <w:rPr>
+                <w:b/>
+              </w:rPr>
+              <w:t xml:space="preserve"> </w:t>
+            </w:r>
+            <w:r>
+              <w:rPr>
+                <w:b/>
+              </w:rPr>
+              <w:t>(Level A)</w:t>
+            </w:r>
+            <w:r>
+              <w:rPr>
+                <w:b/>
+              </w:rPr>
+              <w:t xml:space="preserve"> </w:t>
+            </w:r>
+            <w:hyperlink r:id="rId44">
+              <w:r>
+                <w:rPr>
+                  <w:color w:val="0000EE"/>
+                  <w:u w:val="single"/>
+                </w:rPr>
+                <w:t>Understanding</w:t>
+              </w:r>
+            </w:hyperlink>
+          </w:p>
+        </w:tc>
+        <w:tc>
+          <w:tcPr>
+            <w:tcW w:type="dxa" w:w="3408"/>
+            <w:shd w:val="clear" w:fill="FDF3E0"/>
+          </w:tcPr>
+          <w:p>
+            <w:r>
+              <w:t>Partially Supports</w:t>
+            </w:r>
+          </w:p>
+        </w:tc>
+        <w:tc>
+          <w:tcPr>
+            <w:tcW w:type="dxa" w:w="3408"/>
+          </w:tcPr>
+          <w:p>
+            <w:r/>
+            <w:r>
+              <w:t xml:space="preserve">Earlier,: three of the fourteen sampled views declare no </w:t>
+            </w:r>
+            <w:r>
+              <w:rPr>
+                <w:rFonts w:ascii="Courier" w:hAnsi="Courier"/>
+              </w:rPr>
+              <w:t>lang</w:t>
+            </w:r>
+            <w:r>
+              <w:t xml:space="preserve"> — Take Assignment (Take Assignment), Sign in (Sign in), the Edit Class popup (Edit Class popup); the other eleven declare </w:t>
+            </w:r>
+            <w:r>
+              <w:rPr>
+                <w:rFonts w:ascii="Courier" w:hAnsi="Courier"/>
+              </w:rPr>
+              <w:t>en</w:t>
+            </w:r>
+            <w:r>
+              <w:t xml:space="preserve"> (probe runs.).</w:t>
+            </w:r>
+            <w:r>
+              <w:t xml:space="preserve"> </w:t>
+            </w:r>
+          </w:p>
+          <w:p>
+            <w:pPr>
+              <w:pStyle w:val="ListBullet"/>
+              <w:spacing w:line="240" w:lineRule="auto"/>
+              <w:ind w:left="720"/>
+            </w:pPr>
+            <w:r/>
+            <w:r>
+              <w:rPr>
+                <w:b/>
+              </w:rPr>
+              <w:t>Take Assignment</w:t>
+            </w:r>
+            <w:r>
+              <w:t xml:space="preserve"> and 3 other pages</w:t>
+            </w:r>
+            <w:r>
+              <w:t xml:space="preserve"> — Four pages declare no language, so a screen reader may pronounce them with the wrong voice.</w:t>
+            </w:r>
+            <w:r>
+              <w:t>Minor</w:t>
+            </w:r>
+          </w:p>
+        </w:tc>
+      </w:tr>
+      <w:tr>
+        <w:tc>
+          <w:tcPr>
+            <w:tcW w:type="dxa" w:w="3408"/>
+          </w:tcPr>
+          <w:p>
+            <w:hyperlink r:id="rId45">
+              <w:r>
+                <w:rPr>
+                  <w:color w:val="0000EE"/>
+                  <w:u w:val="single"/>
+                </w:rPr>
+                <w:t>3.2.1 On Focus</w:t>
+              </w:r>
+            </w:hyperlink>
+            <w:r>
+              <w:rPr>
+                <w:b/>
+              </w:rPr>
+              <w:t xml:space="preserve"> </w:t>
+            </w:r>
+            <w:r>
+              <w:rPr>
+                <w:b/>
+              </w:rPr>
+              <w:t>(Level A)</w:t>
+            </w:r>
+            <w:r>
+              <w:rPr>
+                <w:b/>
+              </w:rPr>
+              <w:t xml:space="preserve"> </w:t>
+            </w:r>
+            <w:hyperlink r:id="rId45">
+              <w:r>
+                <w:rPr>
+                  <w:color w:val="0000EE"/>
+                  <w:u w:val="single"/>
+                </w:rPr>
+                <w:t>Understanding</w:t>
+              </w:r>
+            </w:hyperlink>
+          </w:p>
+        </w:tc>
+        <w:tc>
+          <w:tcPr>
+            <w:tcW w:type="dxa" w:w="3408"/>
+            <w:shd w:val="clear" w:fill="E6F4EC"/>
+          </w:tcPr>
+          <w:p>
+            <w:r>
+              <w:t>Supports</w:t>
+            </w:r>
+          </w:p>
+        </w:tc>
+        <w:tc>
+          <w:tcPr>
+            <w:tcW w:type="dxa" w:w="3408"/>
+          </w:tcPr>
+          <w:p>
+            <w:r/>
+            <w:r>
+              <w:t>Focus/input does not trigger unexpected context changes — verified on all pages tested.</w:t>
+            </w:r>
+          </w:p>
+        </w:tc>
+      </w:tr>
+      <w:tr>
+        <w:tc>
+          <w:tcPr>
+            <w:tcW w:type="dxa" w:w="3408"/>
+          </w:tcPr>
+          <w:p>
+            <w:hyperlink r:id="rId46">
+              <w:r>
+                <w:rPr>
+                  <w:color w:val="0000EE"/>
+                  <w:u w:val="single"/>
+                </w:rPr>
+                <w:t>3.2.2 On Input</w:t>
+              </w:r>
+            </w:hyperlink>
+            <w:r>
+              <w:rPr>
+                <w:b/>
+              </w:rPr>
+              <w:t xml:space="preserve"> </w:t>
+            </w:r>
+            <w:r>
+              <w:rPr>
+                <w:b/>
+              </w:rPr>
+              <w:t>(Level A)</w:t>
+            </w:r>
+            <w:r>
+              <w:rPr>
+                <w:b/>
+              </w:rPr>
+              <w:t xml:space="preserve"> </w:t>
+            </w:r>
+            <w:hyperlink r:id="rId46">
+              <w:r>
+                <w:rPr>
+                  <w:color w:val="0000EE"/>
+                  <w:u w:val="single"/>
+                </w:rPr>
+                <w:t>Understanding</w:t>
+              </w:r>
+            </w:hyperlink>
+          </w:p>
+        </w:tc>
+        <w:tc>
+          <w:tcPr>
+            <w:tcW w:type="dxa" w:w="3408"/>
+            <w:shd w:val="clear" w:fill="E6F4EC"/>
+          </w:tcPr>
+          <w:p>
+            <w:r>
+              <w:t>Supports</w:t>
+            </w:r>
+          </w:p>
+        </w:tc>
+        <w:tc>
+          <w:tcPr>
+            <w:tcW w:type="dxa" w:w="3408"/>
+          </w:tcPr>
+          <w:p>
+            <w:r/>
+            <w:r>
+              <w:t>Focus/input does not trigger unexpected context changes — verified on all pages tested.</w:t>
+            </w:r>
+          </w:p>
+        </w:tc>
+      </w:tr>
+      <w:tr>
+        <w:tc>
+          <w:tcPr>
+            <w:tcW w:type="dxa" w:w="3408"/>
+          </w:tcPr>
+          <w:p>
+            <w:hyperlink r:id="rId47">
+              <w:r>
+                <w:rPr>
+                  <w:color w:val="0000EE"/>
+                  <w:u w:val="single"/>
+                </w:rPr>
+                <w:t>3.2.6 Consistent Help</w:t>
+              </w:r>
+            </w:hyperlink>
+            <w:r>
+              <w:rPr>
+                <w:b/>
+              </w:rPr>
+              <w:t xml:space="preserve"> </w:t>
+            </w:r>
+            <w:r>
+              <w:rPr>
+                <w:b/>
+              </w:rPr>
+              <w:t>(Level A)</w:t>
+            </w:r>
+            <w:r>
+              <w:rPr>
+                <w:b/>
+              </w:rPr>
+              <w:t xml:space="preserve"> </w:t>
+            </w:r>
+            <w:r>
+              <w:rPr>
+                <w:b/>
+              </w:rPr>
+              <w:t>WCAG 2.2</w:t>
+            </w:r>
+            <w:r>
+              <w:rPr>
+                <w:b/>
+              </w:rPr>
+              <w:t xml:space="preserve"> </w:t>
+            </w:r>
+            <w:hyperlink r:id="rId47">
+              <w:r>
+                <w:rPr>
+                  <w:color w:val="0000EE"/>
+                  <w:u w:val="single"/>
+                </w:rPr>
+                <w:t>Understanding</w:t>
+              </w:r>
+            </w:hyperlink>
+          </w:p>
+        </w:tc>
+        <w:tc>
+          <w:tcPr>
+            <w:tcW w:type="dxa" w:w="3408"/>
+            <w:shd w:val="clear" w:fill="E6F4EC"/>
+          </w:tcPr>
+          <w:p>
+            <w:r>
+              <w:t>Supports</w:t>
+            </w:r>
+          </w:p>
+        </w:tc>
+        <w:tc>
+          <w:tcPr>
+            <w:tcW w:type="dxa" w:w="3408"/>
+          </w:tcPr>
+          <w:p>
+            <w:r/>
+            <w:r>
+              <w:t>Help appears in a consistent location — verified on all pages tested.</w:t>
+            </w:r>
+          </w:p>
+        </w:tc>
+      </w:tr>
+      <w:tr>
+        <w:tc>
+          <w:tcPr>
+            <w:tcW w:type="dxa" w:w="3408"/>
+          </w:tcPr>
+          <w:p>
+            <w:hyperlink r:id="rId48">
+              <w:r>
+                <w:rPr>
+                  <w:color w:val="0000EE"/>
+                  <w:u w:val="single"/>
+                </w:rPr>
+                <w:t>3.3.1 Error Identification</w:t>
+              </w:r>
+            </w:hyperlink>
+            <w:r>
+              <w:rPr>
+                <w:b/>
+              </w:rPr>
+              <w:t xml:space="preserve"> </w:t>
+            </w:r>
+            <w:r>
+              <w:rPr>
+                <w:b/>
+              </w:rPr>
+              <w:t>(Level A)</w:t>
+            </w:r>
+            <w:r>
+              <w:rPr>
+                <w:b/>
+              </w:rPr>
+              <w:t xml:space="preserve"> </w:t>
+            </w:r>
+            <w:hyperlink r:id="rId48">
+              <w:r>
+                <w:rPr>
+                  <w:color w:val="0000EE"/>
+                  <w:u w:val="single"/>
+                </w:rPr>
+                <w:t>Understanding</w:t>
+              </w:r>
+            </w:hyperlink>
+          </w:p>
+        </w:tc>
+        <w:tc>
+          <w:tcPr>
+            <w:tcW w:type="dxa" w:w="3408"/>
+            <w:shd w:val="clear" w:fill="FDF3E0"/>
+          </w:tcPr>
+          <w:p>
+            <w:r>
+              <w:t>Partially Supports</w:t>
+            </w:r>
+          </w:p>
+        </w:tc>
+        <w:tc>
+          <w:tcPr>
+            <w:tcW w:type="dxa" w:w="3408"/>
+          </w:tcPr>
+          <w:p>
+            <w:r/>
+            <w:r>
+              <w:t>You have previously used this answer.</w:t>
+            </w:r>
+          </w:p>
+        </w:tc>
+      </w:tr>
+      <w:tr>
+        <w:tc>
+          <w:tcPr>
+            <w:tcW w:type="dxa" w:w="3408"/>
+          </w:tcPr>
+          <w:p>
+            <w:hyperlink r:id="rId49">
+              <w:r>
+                <w:rPr>
+                  <w:color w:val="0000EE"/>
+                  <w:u w:val="single"/>
+                </w:rPr>
+                <w:t>3.3.2 Labels or Instructions</w:t>
+              </w:r>
+            </w:hyperlink>
+            <w:r>
+              <w:rPr>
+                <w:b/>
+              </w:rPr>
+              <w:t xml:space="preserve"> </w:t>
+            </w:r>
+            <w:r>
+              <w:rPr>
+                <w:b/>
+              </w:rPr>
+              <w:t>(Level A)</w:t>
+            </w:r>
+            <w:r>
+              <w:rPr>
+                <w:b/>
+              </w:rPr>
+              <w:t xml:space="preserve"> </w:t>
+            </w:r>
+            <w:hyperlink r:id="rId49">
+              <w:r>
+                <w:rPr>
+                  <w:color w:val="0000EE"/>
+                  <w:u w:val="single"/>
+                </w:rPr>
+                <w:t>Understanding</w:t>
+              </w:r>
+            </w:hyperlink>
+          </w:p>
+        </w:tc>
+        <w:tc>
+          <w:tcPr>
+            <w:tcW w:type="dxa" w:w="3408"/>
+            <w:shd w:val="clear" w:fill="FDF3E0"/>
+          </w:tcPr>
+          <w:p>
+            <w:r>
+              <w:t>Partially Supports</w:t>
+            </w:r>
+          </w:p>
+        </w:tc>
+        <w:tc>
+          <w:tcPr>
+            <w:tcW w:type="dxa" w:w="3408"/>
+          </w:tcPr>
+          <w:p>
+            <w:r/>
+            <w:r>
+              <w:t>The pattern is one mechanism: the application lays its forms out in tables and lets the surrounding table text stand in for a label, so the screen reader announces context rather than a name.</w:t>
+            </w:r>
+            <w:r>
+              <w:t xml:space="preserve"> </w:t>
+            </w:r>
+          </w:p>
+          <w:p>
+            <w:pPr>
+              <w:pStyle w:val="ListBullet"/>
+              <w:spacing w:line="240" w:lineRule="auto"/>
+              <w:ind w:left="720"/>
+            </w:pPr>
+            <w:r/>
+            <w:r>
+              <w:rPr>
+                <w:b/>
+              </w:rPr>
+              <w:t>Take Assignment</w:t>
+            </w:r>
+            <w:r>
+              <w:t xml:space="preserve"> — The formula and number entry area is a plain container rather than a form field, so a screen-reader user is not told it is an input or what it expects.</w:t>
+            </w:r>
+            <w:r>
+              <w:t>Major</w:t>
+            </w:r>
+          </w:p>
+          <w:p>
+            <w:pPr>
+              <w:pStyle w:val="ListBullet"/>
+              <w:spacing w:line="240" w:lineRule="auto"/>
+              <w:ind w:left="720"/>
+            </w:pPr>
+            <w:r/>
+            <w:r>
+              <w:rPr>
+                <w:b/>
+              </w:rPr>
+              <w:t>Calendar</w:t>
+            </w:r>
+            <w:r>
+              <w:t xml:space="preserve"> — The event detail fields are unlabelled, and read-only dates are presented as editable date pickers, so a screen-reader user is invited to change information they cannot change.</w:t>
+            </w:r>
+            <w:r>
+              <w:t>Major</w:t>
+            </w:r>
+          </w:p>
+          <w:p>
+            <w:pPr>
+              <w:pStyle w:val="ListBullet"/>
+              <w:spacing w:line="240" w:lineRule="auto"/>
+              <w:ind w:left="720"/>
+            </w:pPr>
+            <w:r/>
+            <w:r>
+              <w:rPr>
+                <w:b/>
+              </w:rPr>
+              <w:t>Edit Class popup</w:t>
+            </w:r>
+            <w:r>
+              <w:t xml:space="preserve"> — The popup form fields are not associated with their captions, so a screen-reader user is not told what each field expects.</w:t>
+            </w:r>
+            <w:r>
+              <w:t>Major</w:t>
+            </w:r>
+          </w:p>
+          <w:p>
+            <w:pPr>
+              <w:pStyle w:val="ListBullet"/>
+              <w:spacing w:line="240" w:lineRule="auto"/>
+              <w:ind w:left="720"/>
+            </w:pPr>
+            <w:r/>
+            <w:r>
+              <w:rPr>
+                <w:b/>
+              </w:rPr>
+              <w:t>Password reset</w:t>
+            </w:r>
+            <w:r>
+              <w:t xml:space="preserve"> — The password reset field has no label of its own, so a screen-reader user must infer what to type from the surrounding table.</w:t>
+            </w:r>
+            <w:r>
+              <w:t>Minor</w:t>
+            </w:r>
+          </w:p>
+        </w:tc>
+      </w:tr>
+      <w:tr>
+        <w:tc>
+          <w:tcPr>
+            <w:tcW w:type="dxa" w:w="3408"/>
+          </w:tcPr>
+          <w:p>
+            <w:hyperlink r:id="rId50">
+              <w:r>
+                <w:rPr>
+                  <w:color w:val="0000EE"/>
+                  <w:u w:val="single"/>
+                </w:rPr>
+                <w:t>3.3.7 Redundant Entry</w:t>
+              </w:r>
+            </w:hyperlink>
+            <w:r>
+              <w:rPr>
+                <w:b/>
+              </w:rPr>
+              <w:t xml:space="preserve"> </w:t>
+            </w:r>
+            <w:r>
+              <w:rPr>
+                <w:b/>
+              </w:rPr>
+              <w:t>(Level A)</w:t>
+            </w:r>
+            <w:r>
+              <w:rPr>
+                <w:b/>
+              </w:rPr>
+              <w:t xml:space="preserve"> </w:t>
+            </w:r>
+            <w:r>
+              <w:rPr>
+                <w:b/>
+              </w:rPr>
+              <w:t>WCAG 2.2</w:t>
+            </w:r>
+            <w:r>
+              <w:rPr>
+                <w:b/>
+              </w:rPr>
+              <w:t xml:space="preserve"> </w:t>
+            </w:r>
+            <w:hyperlink r:id="rId50">
+              <w:r>
+                <w:rPr>
+                  <w:color w:val="0000EE"/>
+                  <w:u w:val="single"/>
+                </w:rPr>
+                <w:t>Understanding</w:t>
+              </w:r>
+            </w:hyperlink>
+          </w:p>
+        </w:tc>
+        <w:tc>
+          <w:tcPr>
+            <w:tcW w:type="dxa" w:w="3408"/>
+            <w:shd w:val="clear" w:fill="E6F4EC"/>
+          </w:tcPr>
+          <w:p>
+            <w:r>
+              <w:t>Supports</w:t>
+            </w:r>
+          </w:p>
+        </w:tc>
+        <w:tc>
+          <w:tcPr>
+            <w:tcW w:type="dxa" w:w="3408"/>
+          </w:tcPr>
+          <w:p>
+            <w:r/>
+            <w:r>
+              <w:t>Previously entered information is not demanded again — verified on 7 of the 10 pages tested.</w:t>
+            </w:r>
+          </w:p>
+        </w:tc>
+      </w:tr>
+      <w:tr>
+        <w:tc>
+          <w:tcPr>
+            <w:tcW w:type="dxa" w:w="3408"/>
+          </w:tcPr>
+          <w:p>
+            <w:hyperlink r:id="rId51">
               <w:r>
                 <w:rPr>
                   <w:color w:val="0000EE"/>
@@ -5180,7 +5375,7 @@
               </w:rPr>
               <w:t xml:space="preserve"> </w:t>
             </w:r>
-            <w:hyperlink r:id="rId41">
+            <w:hyperlink r:id="rId51">
               <w:r>
                 <w:rPr>
                   <w:color w:val="0000EE"/>
@@ -5687,7 +5882,7 @@
             <w:tcW w:type="dxa" w:w="3408"/>
           </w:tcPr>
           <w:p>
-            <w:hyperlink r:id="rId42">
+            <w:hyperlink r:id="rId52">
               <w:r>
                 <w:rPr>
                   <w:color w:val="0000EE"/>
@@ -5707,1001 +5902,6 @@
                 <w:b/>
               </w:rPr>
               <w:t>(Level AA)</w:t>
-            </w:r>
-            <w:r>
-              <w:rPr>
-                <w:b/>
-              </w:rPr>
-              <w:t xml:space="preserve"> </w:t>
-            </w:r>
-            <w:hyperlink r:id="rId42">
-              <w:r>
-                <w:rPr>
-                  <w:color w:val="0000EE"/>
-                  <w:u w:val="single"/>
-                </w:rPr>
-                <w:t>Understanding</w:t>
-              </w:r>
-            </w:hyperlink>
-          </w:p>
-        </w:tc>
-        <w:tc>
-          <w:tcPr>
-            <w:tcW w:type="dxa" w:w="3408"/>
-            <w:shd w:val="clear" w:fill="EEF1F4"/>
-          </w:tcPr>
-          <w:p>
-            <w:r>
-              <w:t>Not Applicable</w:t>
-            </w:r>
-          </w:p>
-        </w:tc>
-        <w:tc>
-          <w:tcPr>
-            <w:tcW w:type="dxa" w:w="3408"/>
-          </w:tcPr>
-          <w:p>
-            <w:r/>
-            <w:r>
-              <w:t>No live audio or video in the product.</w:t>
-            </w:r>
-          </w:p>
-        </w:tc>
-      </w:tr>
-      <w:tr>
-        <w:tc>
-          <w:tcPr>
-            <w:tcW w:type="dxa" w:w="3408"/>
-          </w:tcPr>
-          <w:p>
-            <w:hyperlink r:id="rId43">
-              <w:r>
-                <w:rPr>
-                  <w:color w:val="0000EE"/>
-                  <w:u w:val="single"/>
-                </w:rPr>
-                <w:t>1.2.5 Audio Description (Prerecorded)</w:t>
-              </w:r>
-            </w:hyperlink>
-            <w:r>
-              <w:rPr>
-                <w:b/>
-              </w:rPr>
-              <w:t xml:space="preserve"> </w:t>
-            </w:r>
-            <w:r>
-              <w:rPr>
-                <w:b/>
-              </w:rPr>
-              <w:t>(Level AA)</w:t>
-            </w:r>
-            <w:r>
-              <w:rPr>
-                <w:b/>
-              </w:rPr>
-              <w:t xml:space="preserve"> </w:t>
-            </w:r>
-            <w:hyperlink r:id="rId43">
-              <w:r>
-                <w:rPr>
-                  <w:color w:val="0000EE"/>
-                  <w:u w:val="single"/>
-                </w:rPr>
-                <w:t>Understanding</w:t>
-              </w:r>
-            </w:hyperlink>
-          </w:p>
-        </w:tc>
-        <w:tc>
-          <w:tcPr>
-            <w:tcW w:type="dxa" w:w="3408"/>
-            <w:shd w:val="clear" w:fill="EEF1F4"/>
-          </w:tcPr>
-          <w:p>
-            <w:r>
-              <w:t>Not Applicable</w:t>
-            </w:r>
-          </w:p>
-        </w:tc>
-        <w:tc>
-          <w:tcPr>
-            <w:tcW w:type="dxa" w:w="3408"/>
-          </w:tcPr>
-          <w:p>
-            <w:r/>
-            <w:r>
-              <w:t>Not present in the evaluated sample.</w:t>
-            </w:r>
-          </w:p>
-        </w:tc>
-      </w:tr>
-      <w:tr>
-        <w:tc>
-          <w:tcPr>
-            <w:tcW w:type="dxa" w:w="3408"/>
-          </w:tcPr>
-          <w:p>
-            <w:hyperlink r:id="rId44">
-              <w:r>
-                <w:rPr>
-                  <w:color w:val="0000EE"/>
-                  <w:u w:val="single"/>
-                </w:rPr>
-                <w:t>1.3.4 Orientation</w:t>
-              </w:r>
-            </w:hyperlink>
-            <w:r>
-              <w:rPr>
-                <w:b/>
-              </w:rPr>
-              <w:t xml:space="preserve"> </w:t>
-            </w:r>
-            <w:r>
-              <w:rPr>
-                <w:b/>
-              </w:rPr>
-              <w:t>(Level AA)</w:t>
-            </w:r>
-            <w:r>
-              <w:rPr>
-                <w:b/>
-              </w:rPr>
-              <w:t xml:space="preserve"> </w:t>
-            </w:r>
-            <w:r>
-              <w:rPr>
-                <w:b/>
-              </w:rPr>
-              <w:t>WCAG 2.1</w:t>
-            </w:r>
-            <w:r>
-              <w:rPr>
-                <w:b/>
-              </w:rPr>
-              <w:t xml:space="preserve"> </w:t>
-            </w:r>
-            <w:hyperlink r:id="rId44">
-              <w:r>
-                <w:rPr>
-                  <w:color w:val="0000EE"/>
-                  <w:u w:val="single"/>
-                </w:rPr>
-                <w:t>Understanding</w:t>
-              </w:r>
-            </w:hyperlink>
-          </w:p>
-        </w:tc>
-        <w:tc>
-          <w:tcPr>
-            <w:tcW w:type="dxa" w:w="3408"/>
-            <w:shd w:val="clear" w:fill="E6F4EC"/>
-          </w:tcPr>
-          <w:p>
-            <w:r>
-              <w:t>Supports</w:t>
-            </w:r>
-          </w:p>
-        </w:tc>
-        <w:tc>
-          <w:tcPr>
-            <w:tcW w:type="dxa" w:w="3408"/>
-          </w:tcPr>
-          <w:p>
-            <w:r/>
-            <w:r>
-              <w:t>The view works in both portrait and landscape — verified on all pages tested.</w:t>
-            </w:r>
-          </w:p>
-        </w:tc>
-      </w:tr>
-      <w:tr>
-        <w:tc>
-          <w:tcPr>
-            <w:tcW w:type="dxa" w:w="3408"/>
-          </w:tcPr>
-          <w:p>
-            <w:hyperlink r:id="rId45">
-              <w:r>
-                <w:rPr>
-                  <w:color w:val="0000EE"/>
-                  <w:u w:val="single"/>
-                </w:rPr>
-                <w:t>1.3.5 Identify Input Purpose</w:t>
-              </w:r>
-            </w:hyperlink>
-            <w:r>
-              <w:rPr>
-                <w:b/>
-              </w:rPr>
-              <w:t xml:space="preserve"> </w:t>
-            </w:r>
-            <w:r>
-              <w:rPr>
-                <w:b/>
-              </w:rPr>
-              <w:t>(Level AA)</w:t>
-            </w:r>
-            <w:r>
-              <w:rPr>
-                <w:b/>
-              </w:rPr>
-              <w:t xml:space="preserve"> </w:t>
-            </w:r>
-            <w:r>
-              <w:rPr>
-                <w:b/>
-              </w:rPr>
-              <w:t>WCAG 2.1</w:t>
-            </w:r>
-            <w:r>
-              <w:rPr>
-                <w:b/>
-              </w:rPr>
-              <w:t xml:space="preserve"> </w:t>
-            </w:r>
-            <w:hyperlink r:id="rId45">
-              <w:r>
-                <w:rPr>
-                  <w:color w:val="0000EE"/>
-                  <w:u w:val="single"/>
-                </w:rPr>
-                <w:t>Understanding</w:t>
-              </w:r>
-            </w:hyperlink>
-          </w:p>
-        </w:tc>
-        <w:tc>
-          <w:tcPr>
-            <w:tcW w:type="dxa" w:w="3408"/>
-            <w:shd w:val="clear" w:fill="FDF3E0"/>
-          </w:tcPr>
-          <w:p>
-            <w:r>
-              <w:t>Partially Supports</w:t>
-            </w:r>
-          </w:p>
-        </w:tc>
-        <w:tc>
-          <w:tcPr>
-            <w:tcW w:type="dxa" w:w="3408"/>
-          </w:tcPr>
-          <w:p>
-            <w:r/>
-            <w:r>
-              <w:t>No other field in the sample collects the user's own data (the instructor pages hold class and assignment data).</w:t>
-            </w:r>
-            <w:r>
-              <w:t xml:space="preserve"> </w:t>
-            </w:r>
-          </w:p>
-          <w:p>
-            <w:pPr>
-              <w:pStyle w:val="ListBullet"/>
-              <w:spacing w:line="240" w:lineRule="auto"/>
-              <w:ind w:left="720"/>
-            </w:pPr>
-            <w:r/>
-            <w:r>
-              <w:rPr>
-                <w:b/>
-              </w:rPr>
-              <w:t>Sign in</w:t>
-            </w:r>
-            <w:r>
-              <w:t xml:space="preserve"> — The sign-in user-name field carries no autocomplete token, so browsers and assistive technology cannot identify its purpose to fill it automatically.</w:t>
-            </w:r>
-            <w:r>
-              <w:t>Minor</w:t>
-            </w:r>
-          </w:p>
-        </w:tc>
-      </w:tr>
-      <w:tr>
-        <w:tc>
-          <w:tcPr>
-            <w:tcW w:type="dxa" w:w="3408"/>
-          </w:tcPr>
-          <w:p>
-            <w:hyperlink r:id="rId46">
-              <w:r>
-                <w:rPr>
-                  <w:color w:val="0000EE"/>
-                  <w:u w:val="single"/>
-                </w:rPr>
-                <w:t>1.4.3 Contrast (Minimum)</w:t>
-              </w:r>
-            </w:hyperlink>
-            <w:r>
-              <w:rPr>
-                <w:b/>
-              </w:rPr>
-              <w:t xml:space="preserve"> </w:t>
-            </w:r>
-            <w:r>
-              <w:rPr>
-                <w:b/>
-              </w:rPr>
-              <w:t>(Level AA)</w:t>
-            </w:r>
-            <w:r>
-              <w:rPr>
-                <w:b/>
-              </w:rPr>
-              <w:t xml:space="preserve"> </w:t>
-            </w:r>
-            <w:hyperlink r:id="rId46">
-              <w:r>
-                <w:rPr>
-                  <w:color w:val="0000EE"/>
-                  <w:u w:val="single"/>
-                </w:rPr>
-                <w:t>Understanding</w:t>
-              </w:r>
-            </w:hyperlink>
-          </w:p>
-        </w:tc>
-        <w:tc>
-          <w:tcPr>
-            <w:tcW w:type="dxa" w:w="3408"/>
-            <w:shd w:val="clear" w:fill="FDF3E0"/>
-          </w:tcPr>
-          <w:p>
-            <w:r>
-              <w:t>Partially Supports</w:t>
-            </w:r>
-          </w:p>
-        </w:tc>
-        <w:tc>
-          <w:tcPr>
-            <w:tcW w:type="dxa" w:w="3408"/>
-          </w:tcPr>
-          <w:p>
-            <w:r/>
-            <w:r>
-              <w:t xml:space="preserve">Most body text and controls pass; the product's section-heading and caption colours (orange </w:t>
-            </w:r>
-            <w:r>
-              <w:rPr>
-                <w:rFonts w:ascii="Courier" w:hAnsi="Courier"/>
-              </w:rPr>
-              <w:t>#EFBB75</w:t>
-            </w:r>
-            <w:r>
-              <w:t xml:space="preserve"> 1.74:1, </w:t>
-            </w:r>
-            <w:r>
-              <w:rPr>
-                <w:rFonts w:ascii="Courier" w:hAnsi="Courier"/>
-              </w:rPr>
-              <w:t>#E58F65</w:t>
-            </w:r>
-            <w:r>
-              <w:t xml:space="preserve"> 2.48:1, </w:t>
-            </w:r>
-            <w:r>
-              <w:rPr>
-                <w:rFonts w:ascii="Courier" w:hAnsi="Courier"/>
-              </w:rPr>
-              <w:t>#DB715C</w:t>
-            </w:r>
-            <w:r>
-              <w:t xml:space="preserve"> 3.21:1, teal </w:t>
-            </w:r>
-            <w:r>
-              <w:rPr>
-                <w:rFonts w:ascii="Courier" w:hAnsi="Courier"/>
-              </w:rPr>
-              <w:t>#48848C</w:t>
-            </w:r>
-            <w:r>
-              <w:t xml:space="preserve"> 4.23:1), its grey 12 px notice text (</w:t>
-            </w:r>
-            <w:r>
-              <w:rPr>
-                <w:rFonts w:ascii="Courier" w:hAnsi="Courier"/>
-              </w:rPr>
-              <w:t>#808080</w:t>
-            </w:r>
-            <w:r>
-              <w:t xml:space="preserve"> 3.94:1) and the coloured values students act on (deduction % </w:t>
-            </w:r>
-            <w:r>
-              <w:rPr>
-                <w:rFonts w:ascii="Courier" w:hAnsi="Courier"/>
-              </w:rPr>
-              <w:t>#FF9900</w:t>
-            </w:r>
-            <w:r>
-              <w:t xml:space="preserve"> 2.14:1; red variable/MathJax values 2.94–3.99:1) fall below 4.5:1.</w:t>
-            </w:r>
-            <w:r>
-              <w:t xml:space="preserve"> </w:t>
-            </w:r>
-          </w:p>
-          <w:p>
-            <w:pPr>
-              <w:pStyle w:val="ListBullet"/>
-              <w:spacing w:line="240" w:lineRule="auto"/>
-              <w:ind w:left="720"/>
-            </w:pPr>
-            <w:r/>
-            <w:r>
-              <w:rPr>
-                <w:b/>
-              </w:rPr>
-              <w:t>Class Management (standard mode)</w:t>
-            </w:r>
-            <w:r>
-              <w:t xml:space="preserve"> and 7 other pages</w:t>
-            </w:r>
-            <w:r>
-              <w:t xml:space="preserve"> — Section headings, deduction percentages and randomised values fall below the required contrast, so a low-vision user cannot read the numbers a task depends on.</w:t>
-            </w:r>
-            <w:r>
-              <w:t>Major</w:t>
-            </w:r>
-          </w:p>
-          <w:p>
-            <w:pPr>
-              <w:pStyle w:val="ListBullet"/>
-              <w:spacing w:line="240" w:lineRule="auto"/>
-              <w:ind w:left="720"/>
-            </w:pPr>
-            <w:r/>
-            <w:r>
-              <w:rPr>
-                <w:b/>
-              </w:rPr>
-              <w:t>Take Assignment</w:t>
-            </w:r>
-            <w:r>
-              <w:t xml:space="preserve"> and 3 other pages</w:t>
-            </w:r>
-            <w:r>
-              <w:t xml:space="preserve"> — The problem figures are low-resolution images containing text, so they blur at high zoom and the mathematics inside them becomes unreadable.</w:t>
-            </w:r>
-            <w:r>
-              <w:t>Major</w:t>
-            </w:r>
-          </w:p>
-        </w:tc>
-      </w:tr>
-      <w:tr>
-        <w:tc>
-          <w:tcPr>
-            <w:tcW w:type="dxa" w:w="3408"/>
-          </w:tcPr>
-          <w:p>
-            <w:hyperlink r:id="rId47">
-              <w:r>
-                <w:rPr>
-                  <w:color w:val="0000EE"/>
-                  <w:u w:val="single"/>
-                </w:rPr>
-                <w:t>1.4.4 Resize Text</w:t>
-              </w:r>
-            </w:hyperlink>
-            <w:r>
-              <w:rPr>
-                <w:b/>
-              </w:rPr>
-              <w:t xml:space="preserve"> </w:t>
-            </w:r>
-            <w:r>
-              <w:rPr>
-                <w:b/>
-              </w:rPr>
-              <w:t>(Level AA)</w:t>
-            </w:r>
-            <w:r>
-              <w:rPr>
-                <w:b/>
-              </w:rPr>
-              <w:t xml:space="preserve"> </w:t>
-            </w:r>
-            <w:hyperlink r:id="rId47">
-              <w:r>
-                <w:rPr>
-                  <w:color w:val="0000EE"/>
-                  <w:u w:val="single"/>
-                </w:rPr>
-                <w:t>Understanding</w:t>
-              </w:r>
-            </w:hyperlink>
-          </w:p>
-        </w:tc>
-        <w:tc>
-          <w:tcPr>
-            <w:tcW w:type="dxa" w:w="3408"/>
-            <w:shd w:val="clear" w:fill="FDF3E0"/>
-          </w:tcPr>
-          <w:p>
-            <w:r>
-              <w:t>Partially Supports</w:t>
-            </w:r>
-          </w:p>
-        </w:tc>
-        <w:tc>
-          <w:tcPr>
-            <w:tcW w:type="dxa" w:w="3408"/>
-          </w:tcPr>
-          <w:p>
-            <w:r/>
-            <w:r>
-              <w:t>Text resizes to 400 % without loss on Class Management (both modes), Take Assignment, View Grade Report and the Assignment Editor.</w:t>
-            </w:r>
-            <w:r>
-              <w:t xml:space="preserve"> </w:t>
-            </w:r>
-          </w:p>
-          <w:p>
-            <w:pPr>
-              <w:pStyle w:val="ListBullet"/>
-              <w:spacing w:line="240" w:lineRule="auto"/>
-              <w:ind w:left="720"/>
-            </w:pPr>
-            <w:r/>
-            <w:r>
-              <w:rPr>
-                <w:b/>
-              </w:rPr>
-              <w:t>Edit Class popup</w:t>
-            </w:r>
-            <w:r>
-              <w:t xml:space="preserve"> — The Edit Class popup is fixed in size and the page behind it cannot scroll, so above 175 per cent zoom its fields and buttons cannot be reached at all.</w:t>
-            </w:r>
-            <w:r>
-              <w:t>Major</w:t>
-            </w:r>
-          </w:p>
-        </w:tc>
-      </w:tr>
-      <w:tr>
-        <w:tc>
-          <w:tcPr>
-            <w:tcW w:type="dxa" w:w="3408"/>
-          </w:tcPr>
-          <w:p>
-            <w:hyperlink r:id="rId48">
-              <w:r>
-                <w:rPr>
-                  <w:color w:val="0000EE"/>
-                  <w:u w:val="single"/>
-                </w:rPr>
-                <w:t>1.4.5 Images of Text</w:t>
-              </w:r>
-            </w:hyperlink>
-            <w:r>
-              <w:rPr>
-                <w:b/>
-              </w:rPr>
-              <w:t xml:space="preserve"> </w:t>
-            </w:r>
-            <w:r>
-              <w:rPr>
-                <w:b/>
-              </w:rPr>
-              <w:t>(Level AA)</w:t>
-            </w:r>
-            <w:r>
-              <w:rPr>
-                <w:b/>
-              </w:rPr>
-              <w:t xml:space="preserve"> </w:t>
-            </w:r>
-            <w:hyperlink r:id="rId48">
-              <w:r>
-                <w:rPr>
-                  <w:color w:val="0000EE"/>
-                  <w:u w:val="single"/>
-                </w:rPr>
-                <w:t>Understanding</w:t>
-              </w:r>
-            </w:hyperlink>
-          </w:p>
-        </w:tc>
-        <w:tc>
-          <w:tcPr>
-            <w:tcW w:type="dxa" w:w="3408"/>
-            <w:shd w:val="clear" w:fill="FDF3E0"/>
-          </w:tcPr>
-          <w:p>
-            <w:r>
-              <w:t>Partially Supports</w:t>
-            </w:r>
-          </w:p>
-        </w:tc>
-        <w:tc>
-          <w:tcPr>
-            <w:tcW w:type="dxa" w:w="3408"/>
-          </w:tcPr>
-          <w:p>
-            <w:r/>
-            <w:r>
-              <w:t>The problem figures on Take Assignment (and the same images on the solutions and printable views) are raster images containing mathematical text that blurs at 400 % zoom; the image form is not essential — the page renders its other mathematics as MathJax text.</w:t>
-            </w:r>
-            <w:r>
-              <w:t xml:space="preserve"> </w:t>
-            </w:r>
-          </w:p>
-          <w:p>
-            <w:pPr>
-              <w:pStyle w:val="ListBullet"/>
-              <w:spacing w:line="240" w:lineRule="auto"/>
-              <w:ind w:left="720"/>
-            </w:pPr>
-            <w:r/>
-            <w:r>
-              <w:rPr>
-                <w:b/>
-              </w:rPr>
-              <w:t>Take Assignment</w:t>
-            </w:r>
-            <w:r>
-              <w:t xml:space="preserve"> and 3 other pages</w:t>
-            </w:r>
-            <w:r>
-              <w:t xml:space="preserve"> — The problem figures are low-resolution images containing text, so they blur at high zoom and the mathematics inside them becomes unreadable.</w:t>
-            </w:r>
-            <w:r>
-              <w:t>Major</w:t>
-            </w:r>
-          </w:p>
-        </w:tc>
-      </w:tr>
-      <w:tr>
-        <w:tc>
-          <w:tcPr>
-            <w:tcW w:type="dxa" w:w="3408"/>
-          </w:tcPr>
-          <w:p>
-            <w:hyperlink r:id="rId49">
-              <w:r>
-                <w:rPr>
-                  <w:color w:val="0000EE"/>
-                  <w:u w:val="single"/>
-                </w:rPr>
-                <w:t>1.4.10 Reflow</w:t>
-              </w:r>
-            </w:hyperlink>
-            <w:r>
-              <w:rPr>
-                <w:b/>
-              </w:rPr>
-              <w:t xml:space="preserve"> </w:t>
-            </w:r>
-            <w:r>
-              <w:rPr>
-                <w:b/>
-              </w:rPr>
-              <w:t>(Level AA)</w:t>
-            </w:r>
-            <w:r>
-              <w:rPr>
-                <w:b/>
-              </w:rPr>
-              <w:t xml:space="preserve"> </w:t>
-            </w:r>
-            <w:r>
-              <w:rPr>
-                <w:b/>
-              </w:rPr>
-              <w:t>WCAG 2.1</w:t>
-            </w:r>
-            <w:r>
-              <w:rPr>
-                <w:b/>
-              </w:rPr>
-              <w:t xml:space="preserve"> </w:t>
-            </w:r>
-            <w:hyperlink r:id="rId49">
-              <w:r>
-                <w:rPr>
-                  <w:color w:val="0000EE"/>
-                  <w:u w:val="single"/>
-                </w:rPr>
-                <w:t>Understanding</w:t>
-              </w:r>
-            </w:hyperlink>
-          </w:p>
-        </w:tc>
-        <w:tc>
-          <w:tcPr>
-            <w:tcW w:type="dxa" w:w="3408"/>
-            <w:shd w:val="clear" w:fill="FCEBED"/>
-          </w:tcPr>
-          <w:p>
-            <w:r>
-              <w:t>Does Not Support</w:t>
-            </w:r>
-          </w:p>
-        </w:tc>
-        <w:tc>
-          <w:tcPr>
-            <w:tcW w:type="dxa" w:w="3408"/>
-          </w:tcPr>
-          <w:p>
-            <w:r/>
-            <w:r>
-              <w:t>Product-wide: a fixed 1300 px container on every sampled page, so nothing reflows at 320 CSS px / 400 % zoom ( measured fail on all 14 low-vision runs; reviewer confirmed at real 400 % zoom on Class Management and Take Assignment,: nothing is hidden or lost at 400%, but no reflow).</w:t>
-            </w:r>
-            <w:r>
-              <w:t xml:space="preserve"> </w:t>
-            </w:r>
-          </w:p>
-          <w:p>
-            <w:pPr>
-              <w:pStyle w:val="ListBullet"/>
-              <w:spacing w:line="240" w:lineRule="auto"/>
-              <w:ind w:left="720"/>
-            </w:pPr>
-            <w:r/>
-            <w:r>
-              <w:rPr>
-                <w:b/>
-              </w:rPr>
-              <w:t>Class Management (standard mode)</w:t>
-            </w:r>
-            <w:r>
-              <w:t xml:space="preserve"> and 4 other pages</w:t>
-            </w:r>
-            <w:r>
-              <w:t xml:space="preserve"> — Every page is fixed at 1300 pixels wide and does not reflow, so a low-vision user at high zoom must scroll horizontally to read any line.</w:t>
-            </w:r>
-            <w:r>
-              <w:t>Major</w:t>
-            </w:r>
-          </w:p>
-          <w:p>
-            <w:pPr>
-              <w:pStyle w:val="ListBullet"/>
-              <w:spacing w:line="240" w:lineRule="auto"/>
-              <w:ind w:left="720"/>
-            </w:pPr>
-            <w:r/>
-            <w:r>
-              <w:rPr>
-                <w:b/>
-              </w:rPr>
-              <w:t>Edit Class popup</w:t>
-            </w:r>
-            <w:r>
-              <w:t xml:space="preserve"> — The Edit Class popup is fixed in size and the page behind it cannot scroll, so above 175 per cent zoom its fields and buttons cannot be reached at all.</w:t>
-            </w:r>
-            <w:r>
-              <w:t>Major</w:t>
-            </w:r>
-          </w:p>
-        </w:tc>
-      </w:tr>
-      <w:tr>
-        <w:tc>
-          <w:tcPr>
-            <w:tcW w:type="dxa" w:w="3408"/>
-          </w:tcPr>
-          <w:p>
-            <w:hyperlink r:id="rId50">
-              <w:r>
-                <w:rPr>
-                  <w:color w:val="0000EE"/>
-                  <w:u w:val="single"/>
-                </w:rPr>
-                <w:t>1.4.11 Non-text Contrast</w:t>
-              </w:r>
-            </w:hyperlink>
-            <w:r>
-              <w:rPr>
-                <w:b/>
-              </w:rPr>
-              <w:t xml:space="preserve"> </w:t>
-            </w:r>
-            <w:r>
-              <w:rPr>
-                <w:b/>
-              </w:rPr>
-              <w:t>(Level AA)</w:t>
-            </w:r>
-            <w:r>
-              <w:rPr>
-                <w:b/>
-              </w:rPr>
-              <w:t xml:space="preserve"> </w:t>
-            </w:r>
-            <w:r>
-              <w:rPr>
-                <w:b/>
-              </w:rPr>
-              <w:t>WCAG 2.1</w:t>
-            </w:r>
-            <w:r>
-              <w:rPr>
-                <w:b/>
-              </w:rPr>
-              <w:t xml:space="preserve"> </w:t>
-            </w:r>
-            <w:hyperlink r:id="rId50">
-              <w:r>
-                <w:rPr>
-                  <w:color w:val="0000EE"/>
-                  <w:u w:val="single"/>
-                </w:rPr>
-                <w:t>Understanding</w:t>
-              </w:r>
-            </w:hyperlink>
-          </w:p>
-        </w:tc>
-        <w:tc>
-          <w:tcPr>
-            <w:tcW w:type="dxa" w:w="3408"/>
-            <w:shd w:val="clear" w:fill="FDF3E0"/>
-          </w:tcPr>
-          <w:p>
-            <w:r>
-              <w:t>Partially Supports</w:t>
-            </w:r>
-          </w:p>
-        </w:tc>
-        <w:tc>
-          <w:tcPr>
-            <w:tcW w:type="dxa" w:w="3408"/>
-          </w:tcPr>
-          <w:p>
-            <w:r/>
-            <w:r>
-              <w:t>Controls pass 3:1 on Class Management (both modes), Take Assignment and the Assignment Editor.</w:t>
-            </w:r>
-            <w:r>
-              <w:t xml:space="preserve"> </w:t>
-            </w:r>
-          </w:p>
-          <w:p>
-            <w:pPr>
-              <w:pStyle w:val="ListBullet"/>
-              <w:spacing w:line="240" w:lineRule="auto"/>
-              <w:ind w:left="720"/>
-            </w:pPr>
-            <w:r/>
-            <w:r>
-              <w:rPr>
-                <w:b/>
-              </w:rPr>
-              <w:t>View Grade Report</w:t>
-            </w:r>
-            <w:r>
-              <w:t xml:space="preserve">, </w:t>
-            </w:r>
-            <w:r>
-              <w:rPr>
-                <w:b/>
-              </w:rPr>
-              <w:t>Calendar</w:t>
-            </w:r>
-            <w:r>
-              <w:t xml:space="preserve"> — The grade tables and calendar grid draw their rules below the required contrast, so a low-vision user loses the boundaries between cells.</w:t>
-            </w:r>
-            <w:r>
-              <w:t>Minor</w:t>
-            </w:r>
-          </w:p>
-        </w:tc>
-      </w:tr>
-      <w:tr>
-        <w:tc>
-          <w:tcPr>
-            <w:tcW w:type="dxa" w:w="3408"/>
-          </w:tcPr>
-          <w:p>
-            <w:hyperlink r:id="rId51">
-              <w:r>
-                <w:rPr>
-                  <w:color w:val="0000EE"/>
-                  <w:u w:val="single"/>
-                </w:rPr>
-                <w:t>1.4.12 Text Spacing</w:t>
-              </w:r>
-            </w:hyperlink>
-            <w:r>
-              <w:rPr>
-                <w:b/>
-              </w:rPr>
-              <w:t xml:space="preserve"> </w:t>
-            </w:r>
-            <w:r>
-              <w:rPr>
-                <w:b/>
-              </w:rPr>
-              <w:t>(Level AA)</w:t>
-            </w:r>
-            <w:r>
-              <w:rPr>
-                <w:b/>
-              </w:rPr>
-              <w:t xml:space="preserve"> </w:t>
-            </w:r>
-            <w:r>
-              <w:rPr>
-                <w:b/>
-              </w:rPr>
-              <w:t>WCAG 2.1</w:t>
-            </w:r>
-            <w:r>
-              <w:rPr>
-                <w:b/>
-              </w:rPr>
-              <w:t xml:space="preserve"> </w:t>
-            </w:r>
-            <w:hyperlink r:id="rId51">
-              <w:r>
-                <w:rPr>
-                  <w:color w:val="0000EE"/>
-                  <w:u w:val="single"/>
-                </w:rPr>
-                <w:t>Understanding</w:t>
-              </w:r>
-            </w:hyperlink>
-          </w:p>
-        </w:tc>
-        <w:tc>
-          <w:tcPr>
-            <w:tcW w:type="dxa" w:w="3408"/>
-            <w:shd w:val="clear" w:fill="E6F4EC"/>
-          </w:tcPr>
-          <w:p>
-            <w:r>
-              <w:t>Supports</w:t>
-            </w:r>
-          </w:p>
-        </w:tc>
-        <w:tc>
-          <w:tcPr>
-            <w:tcW w:type="dxa" w:w="3408"/>
-          </w:tcPr>
-          <w:p>
-            <w:r/>
-            <w:r>
-              <w:t>The view tolerates text-spacing overrides without loss — verified on all pages tested.</w:t>
-            </w:r>
-          </w:p>
-        </w:tc>
-      </w:tr>
-      <w:tr>
-        <w:tc>
-          <w:tcPr>
-            <w:tcW w:type="dxa" w:w="3408"/>
-          </w:tcPr>
-          <w:p>
-            <w:hyperlink r:id="rId52">
-              <w:r>
-                <w:rPr>
-                  <w:color w:val="0000EE"/>
-                  <w:u w:val="single"/>
-                </w:rPr>
-                <w:t>1.4.13 Content on Hover or Focus</w:t>
-              </w:r>
-            </w:hyperlink>
-            <w:r>
-              <w:rPr>
-                <w:b/>
-              </w:rPr>
-              <w:t xml:space="preserve"> </w:t>
-            </w:r>
-            <w:r>
-              <w:rPr>
-                <w:b/>
-              </w:rPr>
-              <w:t>(Level AA)</w:t>
-            </w:r>
-            <w:r>
-              <w:rPr>
-                <w:b/>
-              </w:rPr>
-              <w:t xml:space="preserve"> </w:t>
-            </w:r>
-            <w:r>
-              <w:rPr>
-                <w:b/>
-              </w:rPr>
-              <w:t>WCAG 2.1</w:t>
             </w:r>
             <w:r>
               <w:rPr>
@@ -6723,11 +5923,11 @@
         <w:tc>
           <w:tcPr>
             <w:tcW w:type="dxa" w:w="3408"/>
-            <w:shd w:val="clear" w:fill="E6F4EC"/>
+            <w:shd w:val="clear" w:fill="EEF1F4"/>
           </w:tcPr>
           <w:p>
             <w:r>
-              <w:t>Supports</w:t>
+              <w:t>Not Applicable</w:t>
             </w:r>
           </w:p>
         </w:tc>
@@ -6738,7 +5938,7 @@
           <w:p>
             <w:r/>
             <w:r>
-              <w:t>Content appearing on hover/focus is dismissible, hoverable, persistent — verified on all pages tested.</w:t>
+              <w:t>No live audio or video in the product.</w:t>
             </w:r>
           </w:p>
         </w:tc>
@@ -6755,7 +5955,7 @@
                   <w:color w:val="0000EE"/>
                   <w:u w:val="single"/>
                 </w:rPr>
-                <w:t>2.4.5 Multiple Ways</w:t>
+                <w:t>1.2.5 Audio Description (Prerecorded)</w:t>
               </w:r>
             </w:hyperlink>
             <w:r>
@@ -6790,11 +5990,11 @@
         <w:tc>
           <w:tcPr>
             <w:tcW w:type="dxa" w:w="3408"/>
-            <w:shd w:val="clear" w:fill="FCEBED"/>
+            <w:shd w:val="clear" w:fill="EEF1F4"/>
           </w:tcPr>
           <w:p>
             <w:r>
-              <w:t>Does Not Support</w:t>
+              <w:t>Not Applicable</w:t>
             </w:r>
           </w:p>
         </w:tc>
@@ -6805,7 +6005,7 @@
           <w:p>
             <w:r/>
             <w:r>
-              <w:t>Fails on all 10 views.</w:t>
+              <w:t>Not present in the evaluated sample.</w:t>
             </w:r>
           </w:p>
         </w:tc>
@@ -6822,7 +6022,7 @@
                   <w:color w:val="0000EE"/>
                   <w:u w:val="single"/>
                 </w:rPr>
-                <w:t>2.4.6 Headings and Labels</w:t>
+                <w:t>1.3.4 Orientation</w:t>
               </w:r>
             </w:hyperlink>
             <w:r>
@@ -6836,6 +6036,18 @@
                 <w:b/>
               </w:rPr>
               <w:t>(Level AA)</w:t>
+            </w:r>
+            <w:r>
+              <w:rPr>
+                <w:b/>
+              </w:rPr>
+              <w:t xml:space="preserve"> </w:t>
+            </w:r>
+            <w:r>
+              <w:rPr>
+                <w:b/>
+              </w:rPr>
+              <w:t>WCAG 2.1</w:t>
             </w:r>
             <w:r>
               <w:rPr>
@@ -6872,7 +6084,7 @@
           <w:p>
             <w:r/>
             <w:r>
-              <w:t>Headings and landmarks exist, are hierarchical, and support navigation — verified on 1 of the 10 pages tested.</w:t>
+              <w:t>The view works in both portrait and landscape — verified on all pages tested.</w:t>
             </w:r>
           </w:p>
         </w:tc>
@@ -6889,7 +6101,7 @@
                   <w:color w:val="0000EE"/>
                   <w:u w:val="single"/>
                 </w:rPr>
-                <w:t>2.4.7 Focus Visible</w:t>
+                <w:t>1.3.5 Identify Input Purpose</w:t>
               </w:r>
             </w:hyperlink>
             <w:r>
@@ -6903,6 +6115,18 @@
                 <w:b/>
               </w:rPr>
               <w:t>(Level AA)</w:t>
+            </w:r>
+            <w:r>
+              <w:rPr>
+                <w:b/>
+              </w:rPr>
+              <w:t xml:space="preserve"> </w:t>
+            </w:r>
+            <w:r>
+              <w:rPr>
+                <w:b/>
+              </w:rPr>
+              <w:t>WCAG 2.1</w:t>
             </w:r>
             <w:r>
               <w:rPr>
@@ -6939,7 +6163,7 @@
           <w:p>
             <w:r/>
             <w:r>
-              <w:t>Focus is visible on every Tab stop of Take Assignment ( keyboard) and at 400 % zoom on Class Management, Take Assignment, View Grade Report, the Calendar and Sign in .</w:t>
+              <w:t>No other field in the sample collects the user's own data (the instructor pages hold class and assignment data).</w:t>
             </w:r>
             <w:r>
               <w:t xml:space="preserve"> </w:t>
@@ -6956,13 +6180,13 @@
               <w:rPr>
                 <w:b/>
               </w:rPr>
-              <w:t>Student Practice Area</w:t>
-            </w:r>
-            <w:r>
-              <w:t xml:space="preserve"> — Nothing in the Student Practice Area takes keyboard focus and the page has no headings, so a keyboard or screen-reader user cannot choose a book, a chapter or a problem.</w:t>
-            </w:r>
-            <w:r>
-              <w:t>Blocker</w:t>
+              <w:t>Sign in</w:t>
+            </w:r>
+            <w:r>
+              <w:t xml:space="preserve"> — The sign-in user-name field carries no autocomplete token, so browsers and assistive technology cannot identify its purpose to fill it automatically.</w:t>
+            </w:r>
+            <w:r>
+              <w:t>Minor</w:t>
             </w:r>
           </w:p>
         </w:tc>
@@ -6979,7 +6203,7 @@
                   <w:color w:val="0000EE"/>
                   <w:u w:val="single"/>
                 </w:rPr>
-                <w:t>2.4.11 Focus Not Obscured (Minimum)</w:t>
+                <w:t>1.4.3 Contrast (Minimum)</w:t>
               </w:r>
             </w:hyperlink>
             <w:r>
@@ -6993,18 +6217,6 @@
                 <w:b/>
               </w:rPr>
               <w:t>(Level AA)</w:t>
-            </w:r>
-            <w:r>
-              <w:rPr>
-                <w:b/>
-              </w:rPr>
-              <w:t xml:space="preserve"> </w:t>
-            </w:r>
-            <w:r>
-              <w:rPr>
-                <w:b/>
-              </w:rPr>
-              <w:t>WCAG 2.2</w:t>
             </w:r>
             <w:r>
               <w:rPr>
@@ -7041,7 +6253,110 @@
           <w:p>
             <w:r/>
             <w:r>
-              <w:t>Nothing sticky or floating hides the focused element: at 400 % zoom the focus ring stayed visible and unobscured on Class Management (both modes), Take Assignment, View Grade Report, the Calendar and Sign in.</w:t>
+              <w:t xml:space="preserve">Most body text and controls pass; the product's section-heading and caption colours (orange </w:t>
+            </w:r>
+            <w:r>
+              <w:rPr>
+                <w:rFonts w:ascii="Courier" w:hAnsi="Courier"/>
+              </w:rPr>
+              <w:t>#EFBB75</w:t>
+            </w:r>
+            <w:r>
+              <w:t xml:space="preserve"> 1.74:1, </w:t>
+            </w:r>
+            <w:r>
+              <w:rPr>
+                <w:rFonts w:ascii="Courier" w:hAnsi="Courier"/>
+              </w:rPr>
+              <w:t>#E58F65</w:t>
+            </w:r>
+            <w:r>
+              <w:t xml:space="preserve"> 2.48:1, </w:t>
+            </w:r>
+            <w:r>
+              <w:rPr>
+                <w:rFonts w:ascii="Courier" w:hAnsi="Courier"/>
+              </w:rPr>
+              <w:t>#DB715C</w:t>
+            </w:r>
+            <w:r>
+              <w:t xml:space="preserve"> 3.21:1, teal </w:t>
+            </w:r>
+            <w:r>
+              <w:rPr>
+                <w:rFonts w:ascii="Courier" w:hAnsi="Courier"/>
+              </w:rPr>
+              <w:t>#48848C</w:t>
+            </w:r>
+            <w:r>
+              <w:t xml:space="preserve"> 4.23:1), its grey 12 px notice text (</w:t>
+            </w:r>
+            <w:r>
+              <w:rPr>
+                <w:rFonts w:ascii="Courier" w:hAnsi="Courier"/>
+              </w:rPr>
+              <w:t>#808080</w:t>
+            </w:r>
+            <w:r>
+              <w:t xml:space="preserve"> 3.94:1) and the coloured values students act on (deduction % </w:t>
+            </w:r>
+            <w:r>
+              <w:rPr>
+                <w:rFonts w:ascii="Courier" w:hAnsi="Courier"/>
+              </w:rPr>
+              <w:t>#FF9900</w:t>
+            </w:r>
+            <w:r>
+              <w:t xml:space="preserve"> 2.14:1; red variable/MathJax values 2.94–3.99:1) fall below 4.5:1.</w:t>
+            </w:r>
+            <w:r>
+              <w:t xml:space="preserve"> </w:t>
+            </w:r>
+          </w:p>
+          <w:p>
+            <w:pPr>
+              <w:pStyle w:val="ListBullet"/>
+              <w:spacing w:line="240" w:lineRule="auto"/>
+              <w:ind w:left="720"/>
+            </w:pPr>
+            <w:r/>
+            <w:r>
+              <w:rPr>
+                <w:b/>
+              </w:rPr>
+              <w:t>Class Management (standard mode)</w:t>
+            </w:r>
+            <w:r>
+              <w:t xml:space="preserve"> and 7 other pages</w:t>
+            </w:r>
+            <w:r>
+              <w:t xml:space="preserve"> — Section headings, deduction percentages and randomised values fall below the required contrast, so a low-vision user cannot read the numbers a task depends on.</w:t>
+            </w:r>
+            <w:r>
+              <w:t>Major</w:t>
+            </w:r>
+          </w:p>
+          <w:p>
+            <w:pPr>
+              <w:pStyle w:val="ListBullet"/>
+              <w:spacing w:line="240" w:lineRule="auto"/>
+              <w:ind w:left="720"/>
+            </w:pPr>
+            <w:r/>
+            <w:r>
+              <w:rPr>
+                <w:b/>
+              </w:rPr>
+              <w:t>Take Assignment</w:t>
+            </w:r>
+            <w:r>
+              <w:t xml:space="preserve"> and 3 other pages</w:t>
+            </w:r>
+            <w:r>
+              <w:t xml:space="preserve"> — The problem figures are low-resolution images containing text, so they blur at high zoom and the mathematics inside them becomes unreadable.</w:t>
+            </w:r>
+            <w:r>
+              <w:t>Major</w:t>
             </w:r>
           </w:p>
         </w:tc>
@@ -7058,7 +6373,7 @@
                   <w:color w:val="0000EE"/>
                   <w:u w:val="single"/>
                 </w:rPr>
-                <w:t>2.5.7 Dragging Movements</w:t>
+                <w:t>1.4.4 Resize Text</w:t>
               </w:r>
             </w:hyperlink>
             <w:r>
@@ -7072,18 +6387,6 @@
                 <w:b/>
               </w:rPr>
               <w:t>(Level AA)</w:t>
-            </w:r>
-            <w:r>
-              <w:rPr>
-                <w:b/>
-              </w:rPr>
-              <w:t xml:space="preserve"> </w:t>
-            </w:r>
-            <w:r>
-              <w:rPr>
-                <w:b/>
-              </w:rPr>
-              <w:t>WCAG 2.2</w:t>
             </w:r>
             <w:r>
               <w:rPr>
@@ -7105,11 +6408,11 @@
         <w:tc>
           <w:tcPr>
             <w:tcW w:type="dxa" w:w="3408"/>
-            <w:shd w:val="clear" w:fill="E6F4EC"/>
+            <w:shd w:val="clear" w:fill="FDF3E0"/>
           </w:tcPr>
           <w:p>
             <w:r>
-              <w:t>Supports</w:t>
+              <w:t>Partially Supports</w:t>
             </w:r>
           </w:p>
         </w:tc>
@@ -7120,7 +6423,30 @@
           <w:p>
             <w:r/>
             <w:r>
-              <w:t>Dragging and multipoint/path gestures have single-pointer, non-drag alternatives — verified on 1 of the 10 pages tested.</w:t>
+              <w:t>Text resizes to 400 % without loss on Class Management (both modes), Take Assignment, View Grade Report and the Assignment Editor.</w:t>
+            </w:r>
+            <w:r>
+              <w:t xml:space="preserve"> </w:t>
+            </w:r>
+          </w:p>
+          <w:p>
+            <w:pPr>
+              <w:pStyle w:val="ListBullet"/>
+              <w:spacing w:line="240" w:lineRule="auto"/>
+              <w:ind w:left="720"/>
+            </w:pPr>
+            <w:r/>
+            <w:r>
+              <w:rPr>
+                <w:b/>
+              </w:rPr>
+              <w:t>Edit Class popup</w:t>
+            </w:r>
+            <w:r>
+              <w:t xml:space="preserve"> — The Edit Class popup is fixed in size and the page behind it cannot scroll, so above 175 per cent zoom its fields and buttons cannot be reached at all.</w:t>
+            </w:r>
+            <w:r>
+              <w:t>Major</w:t>
             </w:r>
           </w:p>
         </w:tc>
@@ -7137,7 +6463,7 @@
                   <w:color w:val="0000EE"/>
                   <w:u w:val="single"/>
                 </w:rPr>
-                <w:t>2.5.8 Target Size (Minimum)</w:t>
+                <w:t>1.4.5 Images of Text</w:t>
               </w:r>
             </w:hyperlink>
             <w:r>
@@ -7151,18 +6477,6 @@
                 <w:b/>
               </w:rPr>
               <w:t>(Level AA)</w:t>
-            </w:r>
-            <w:r>
-              <w:rPr>
-                <w:b/>
-              </w:rPr>
-              <w:t xml:space="preserve"> </w:t>
-            </w:r>
-            <w:r>
-              <w:rPr>
-                <w:b/>
-              </w:rPr>
-              <w:t>WCAG 2.2</w:t>
             </w:r>
             <w:r>
               <w:rPr>
@@ -7199,7 +6513,7 @@
           <w:p>
             <w:r/>
             <w:r>
-              <w:t>The other eleven views measured no undersized, unspaced targets.</w:t>
+              <w:t>The problem figures on Take Assignment (and the same images on the solutions and printable views) are raster images containing mathematical text that blurs at 400 % zoom; the image form is not essential — the page renders its other mathematics as MathJax text.</w:t>
             </w:r>
             <w:r>
               <w:t xml:space="preserve"> </w:t>
@@ -7216,31 +6530,16 @@
               <w:rPr>
                 <w:b/>
               </w:rPr>
-              <w:t>Class Management (standard mode)</w:t>
-            </w:r>
-            <w:r>
-              <w:t xml:space="preserve">, </w:t>
-            </w:r>
-            <w:r>
-              <w:rPr>
-                <w:b/>
-              </w:rPr>
               <w:t>Take Assignment</w:t>
             </w:r>
             <w:r>
-              <w:t xml:space="preserve">, </w:t>
-            </w:r>
-            <w:r>
-              <w:rPr>
-                <w:b/>
-              </w:rPr>
-              <w:t>Assignment Editor (edit)</w:t>
-            </w:r>
-            <w:r>
-              <w:t xml:space="preserve"> — The row action control and the problem-navigator links are smaller than 24 pixels and sit close together, so a user with a tremor or a coarse pointer hits the wrong one.</w:t>
-            </w:r>
-            <w:r>
-              <w:t>Minor</w:t>
+              <w:t xml:space="preserve"> and 3 other pages</w:t>
+            </w:r>
+            <w:r>
+              <w:t xml:space="preserve"> — The problem figures are low-resolution images containing text, so they blur at high zoom and the mathematics inside them becomes unreadable.</w:t>
+            </w:r>
+            <w:r>
+              <w:t>Major</w:t>
             </w:r>
           </w:p>
         </w:tc>
@@ -7257,7 +6556,7 @@
                   <w:color w:val="0000EE"/>
                   <w:u w:val="single"/>
                 </w:rPr>
-                <w:t>3.1.2 Language of Parts</w:t>
+                <w:t>1.4.10 Reflow</w:t>
               </w:r>
             </w:hyperlink>
             <w:r>
@@ -7271,6 +6570,18 @@
                 <w:b/>
               </w:rPr>
               <w:t>(Level AA)</w:t>
+            </w:r>
+            <w:r>
+              <w:rPr>
+                <w:b/>
+              </w:rPr>
+              <w:t xml:space="preserve"> </w:t>
+            </w:r>
+            <w:r>
+              <w:rPr>
+                <w:b/>
+              </w:rPr>
+              <w:t>WCAG 2.1</w:t>
             </w:r>
             <w:r>
               <w:rPr>
@@ -7292,11 +6603,11 @@
         <w:tc>
           <w:tcPr>
             <w:tcW w:type="dxa" w:w="3408"/>
-            <w:shd w:val="clear" w:fill="EEF1F4"/>
+            <w:shd w:val="clear" w:fill="FCEBED"/>
           </w:tcPr>
           <w:p>
             <w:r>
-              <w:t>Not Applicable</w:t>
+              <w:t>Does Not Support</w:t>
             </w:r>
           </w:p>
         </w:tc>
@@ -7307,7 +6618,53 @@
           <w:p>
             <w:r/>
             <w:r>
-              <w:t>No passage or phrase in a language other than English was found in any sampled view.</w:t>
+              <w:t>Product-wide: a fixed 1300 px container on every sampled page, so nothing reflows at 320 CSS px / 400 % zoom ( measured fail on all 14 low-vision runs; reviewer confirmed at real 400 % zoom on Class Management and Take Assignment,: nothing is hidden or lost at 400%, but no reflow).</w:t>
+            </w:r>
+            <w:r>
+              <w:t xml:space="preserve"> </w:t>
+            </w:r>
+          </w:p>
+          <w:p>
+            <w:pPr>
+              <w:pStyle w:val="ListBullet"/>
+              <w:spacing w:line="240" w:lineRule="auto"/>
+              <w:ind w:left="720"/>
+            </w:pPr>
+            <w:r/>
+            <w:r>
+              <w:rPr>
+                <w:b/>
+              </w:rPr>
+              <w:t>Class Management (standard mode)</w:t>
+            </w:r>
+            <w:r>
+              <w:t xml:space="preserve"> and 4 other pages</w:t>
+            </w:r>
+            <w:r>
+              <w:t xml:space="preserve"> — Every page is fixed at 1300 pixels wide and does not reflow, so a low-vision user at high zoom must scroll horizontally to read any line.</w:t>
+            </w:r>
+            <w:r>
+              <w:t>Major</w:t>
+            </w:r>
+          </w:p>
+          <w:p>
+            <w:pPr>
+              <w:pStyle w:val="ListBullet"/>
+              <w:spacing w:line="240" w:lineRule="auto"/>
+              <w:ind w:left="720"/>
+            </w:pPr>
+            <w:r/>
+            <w:r>
+              <w:rPr>
+                <w:b/>
+              </w:rPr>
+              <w:t>Edit Class popup</w:t>
+            </w:r>
+            <w:r>
+              <w:t xml:space="preserve"> — The Edit Class popup is fixed in size and the page behind it cannot scroll, so above 175 per cent zoom its fields and buttons cannot be reached at all.</w:t>
+            </w:r>
+            <w:r>
+              <w:t>Major</w:t>
             </w:r>
           </w:p>
         </w:tc>
@@ -7324,7 +6681,7 @@
                   <w:color w:val="0000EE"/>
                   <w:u w:val="single"/>
                 </w:rPr>
-                <w:t>3.2.3 Consistent Navigation</w:t>
+                <w:t>1.4.11 Non-text Contrast</w:t>
               </w:r>
             </w:hyperlink>
             <w:r>
@@ -7338,6 +6695,18 @@
                 <w:b/>
               </w:rPr>
               <w:t>(Level AA)</w:t>
+            </w:r>
+            <w:r>
+              <w:rPr>
+                <w:b/>
+              </w:rPr>
+              <w:t xml:space="preserve"> </w:t>
+            </w:r>
+            <w:r>
+              <w:rPr>
+                <w:b/>
+              </w:rPr>
+              <w:t>WCAG 2.1</w:t>
             </w:r>
             <w:r>
               <w:rPr>
@@ -7359,11 +6728,11 @@
         <w:tc>
           <w:tcPr>
             <w:tcW w:type="dxa" w:w="3408"/>
-            <w:shd w:val="clear" w:fill="E6F4EC"/>
+            <w:shd w:val="clear" w:fill="FDF3E0"/>
           </w:tcPr>
           <w:p>
             <w:r>
-              <w:t>Supports</w:t>
+              <w:t>Partially Supports</w:t>
             </w:r>
           </w:p>
         </w:tc>
@@ -7374,7 +6743,39 @@
           <w:p>
             <w:r/>
             <w:r>
-              <w:t>Navigation and component identification are consistent with the rest of the product — verified on all pages tested.</w:t>
+              <w:t>Controls pass 3:1 on Class Management (both modes), Take Assignment and the Assignment Editor.</w:t>
+            </w:r>
+            <w:r>
+              <w:t xml:space="preserve"> </w:t>
+            </w:r>
+          </w:p>
+          <w:p>
+            <w:pPr>
+              <w:pStyle w:val="ListBullet"/>
+              <w:spacing w:line="240" w:lineRule="auto"/>
+              <w:ind w:left="720"/>
+            </w:pPr>
+            <w:r/>
+            <w:r>
+              <w:rPr>
+                <w:b/>
+              </w:rPr>
+              <w:t>View Grade Report</w:t>
+            </w:r>
+            <w:r>
+              <w:t xml:space="preserve">, </w:t>
+            </w:r>
+            <w:r>
+              <w:rPr>
+                <w:b/>
+              </w:rPr>
+              <w:t>Calendar</w:t>
+            </w:r>
+            <w:r>
+              <w:t xml:space="preserve"> — The grade tables and calendar grid draw their rules below the required contrast, so a low-vision user loses the boundaries between cells.</w:t>
+            </w:r>
+            <w:r>
+              <w:t>Minor</w:t>
             </w:r>
           </w:p>
         </w:tc>
@@ -7391,7 +6792,7 @@
                   <w:color w:val="0000EE"/>
                   <w:u w:val="single"/>
                 </w:rPr>
-                <w:t>3.2.4 Consistent Identification</w:t>
+                <w:t>1.4.12 Text Spacing</w:t>
               </w:r>
             </w:hyperlink>
             <w:r>
@@ -7405,6 +6806,18 @@
                 <w:b/>
               </w:rPr>
               <w:t>(Level AA)</w:t>
+            </w:r>
+            <w:r>
+              <w:rPr>
+                <w:b/>
+              </w:rPr>
+              <w:t xml:space="preserve"> </w:t>
+            </w:r>
+            <w:r>
+              <w:rPr>
+                <w:b/>
+              </w:rPr>
+              <w:t>WCAG 2.1</w:t>
             </w:r>
             <w:r>
               <w:rPr>
@@ -7441,7 +6854,7 @@
           <w:p>
             <w:r/>
             <w:r>
-              <w:t>Navigation and component identification are consistent with the rest of the product — verified on all pages tested.</w:t>
+              <w:t>The view tolerates text-spacing overrides without loss — verified on all pages tested.</w:t>
             </w:r>
           </w:p>
         </w:tc>
@@ -7458,7 +6871,7 @@
                   <w:color w:val="0000EE"/>
                   <w:u w:val="single"/>
                 </w:rPr>
-                <w:t>3.3.3 Error Suggestion</w:t>
+                <w:t>1.4.13 Content on Hover or Focus</w:t>
               </w:r>
             </w:hyperlink>
             <w:r>
@@ -7472,6 +6885,18 @@
                 <w:b/>
               </w:rPr>
               <w:t>(Level AA)</w:t>
+            </w:r>
+            <w:r>
+              <w:rPr>
+                <w:b/>
+              </w:rPr>
+              <w:t xml:space="preserve"> </w:t>
+            </w:r>
+            <w:r>
+              <w:rPr>
+                <w:b/>
+              </w:rPr>
+              <w:t>WCAG 2.1</w:t>
             </w:r>
             <w:r>
               <w:rPr>
@@ -7508,7 +6933,7 @@
           <w:p>
             <w:r/>
             <w:r>
-              <w:t>Errors suggest how to fix the problem — verified on 3 of the 10 pages tested.</w:t>
+              <w:t>Content appearing on hover/focus is dismissible, hoverable, persistent — verified on all pages tested.</w:t>
             </w:r>
           </w:p>
         </w:tc>
@@ -7525,7 +6950,7 @@
                   <w:color w:val="0000EE"/>
                   <w:u w:val="single"/>
                 </w:rPr>
-                <w:t>3.3.4 Error Prevention (Legal, Financial, Data)</w:t>
+                <w:t>2.4.5 Multiple Ways</w:t>
               </w:r>
             </w:hyperlink>
             <w:r>
@@ -7575,39 +7000,7 @@
           <w:p>
             <w:r/>
             <w:r>
-              <w:t>Submit does not warn, 'I give up' does warn, 'Feedback' does not warn, each of these has an effect on the total points earned.</w:t>
-            </w:r>
-            <w:r>
-              <w:rPr>
-                <w:b/>
-              </w:rPr>
-              <w:t xml:space="preserve"> 3.3.4 covers submissions that </w:t>
-            </w:r>
-            <w:r>
-              <w:t>submit user test responses, which these are.</w:t>
-            </w:r>
-            <w:r>
-              <w:t xml:space="preserve"> </w:t>
-            </w:r>
-          </w:p>
-          <w:p>
-            <w:pPr>
-              <w:pStyle w:val="ListBullet"/>
-              <w:spacing w:line="240" w:lineRule="auto"/>
-              <w:ind w:left="720"/>
-            </w:pPr>
-            <w:r/>
-            <w:r>
-              <w:rPr>
-                <w:b/>
-              </w:rPr>
-              <w:t>Take Assignment</w:t>
-            </w:r>
-            <w:r>
-              <w:t xml:space="preserve"> — Submitting an answer and requesting feedback each reduce the score on a single activation without asking, so a user who activates one in error loses marks irreversibly.</w:t>
-            </w:r>
-            <w:r>
-              <w:t>Major</w:t>
+              <w:t>Fails on all 10 views.</w:t>
             </w:r>
           </w:p>
         </w:tc>
@@ -7624,7 +7017,7 @@
                   <w:color w:val="0000EE"/>
                   <w:u w:val="single"/>
                 </w:rPr>
-                <w:t>3.3.8 Accessible Authentication (Minimum)</w:t>
+                <w:t>2.4.6 Headings and Labels</w:t>
               </w:r>
             </w:hyperlink>
             <w:r>
@@ -7638,18 +7031,6 @@
                 <w:b/>
               </w:rPr>
               <w:t>(Level AA)</w:t>
-            </w:r>
-            <w:r>
-              <w:rPr>
-                <w:b/>
-              </w:rPr>
-              <w:t xml:space="preserve"> </w:t>
-            </w:r>
-            <w:r>
-              <w:rPr>
-                <w:b/>
-              </w:rPr>
-              <w:t>WCAG 2.2</w:t>
             </w:r>
             <w:r>
               <w:rPr>
@@ -7686,7 +7067,7 @@
           <w:p>
             <w:r/>
             <w:r>
-              <w:t>Authentication does not require transcription or memorization — verified on 1 of the 10 pages tested.</w:t>
+              <w:t>Headings and landmarks exist, are hierarchical, and support navigation — verified on 1 of the 10 pages tested.</w:t>
             </w:r>
           </w:p>
         </w:tc>
@@ -7698,6 +7079,820 @@
           </w:tcPr>
           <w:p>
             <w:hyperlink r:id="rId65">
+              <w:r>
+                <w:rPr>
+                  <w:color w:val="0000EE"/>
+                  <w:u w:val="single"/>
+                </w:rPr>
+                <w:t>2.4.7 Focus Visible</w:t>
+              </w:r>
+            </w:hyperlink>
+            <w:r>
+              <w:rPr>
+                <w:b/>
+              </w:rPr>
+              <w:t xml:space="preserve"> </w:t>
+            </w:r>
+            <w:r>
+              <w:rPr>
+                <w:b/>
+              </w:rPr>
+              <w:t>(Level AA)</w:t>
+            </w:r>
+            <w:r>
+              <w:rPr>
+                <w:b/>
+              </w:rPr>
+              <w:t xml:space="preserve"> </w:t>
+            </w:r>
+            <w:hyperlink r:id="rId65">
+              <w:r>
+                <w:rPr>
+                  <w:color w:val="0000EE"/>
+                  <w:u w:val="single"/>
+                </w:rPr>
+                <w:t>Understanding</w:t>
+              </w:r>
+            </w:hyperlink>
+          </w:p>
+        </w:tc>
+        <w:tc>
+          <w:tcPr>
+            <w:tcW w:type="dxa" w:w="3408"/>
+            <w:shd w:val="clear" w:fill="FDF3E0"/>
+          </w:tcPr>
+          <w:p>
+            <w:r>
+              <w:t>Partially Supports</w:t>
+            </w:r>
+          </w:p>
+        </w:tc>
+        <w:tc>
+          <w:tcPr>
+            <w:tcW w:type="dxa" w:w="3408"/>
+          </w:tcPr>
+          <w:p>
+            <w:r/>
+            <w:r>
+              <w:t>Focus is visible on every Tab stop of Take Assignment ( keyboard) and at 400 % zoom on Class Management, Take Assignment, View Grade Report, the Calendar and Sign in .</w:t>
+            </w:r>
+            <w:r>
+              <w:t xml:space="preserve"> </w:t>
+            </w:r>
+          </w:p>
+          <w:p>
+            <w:pPr>
+              <w:pStyle w:val="ListBullet"/>
+              <w:spacing w:line="240" w:lineRule="auto"/>
+              <w:ind w:left="720"/>
+            </w:pPr>
+            <w:r/>
+            <w:r>
+              <w:rPr>
+                <w:b/>
+              </w:rPr>
+              <w:t>Student Practice Area</w:t>
+            </w:r>
+            <w:r>
+              <w:t xml:space="preserve"> — Nothing in the Student Practice Area takes keyboard focus and the page has no headings, so a keyboard or screen-reader user cannot choose a book, a chapter or a problem.</w:t>
+            </w:r>
+            <w:r>
+              <w:t>Blocker</w:t>
+            </w:r>
+          </w:p>
+        </w:tc>
+      </w:tr>
+      <w:tr>
+        <w:tc>
+          <w:tcPr>
+            <w:tcW w:type="dxa" w:w="3408"/>
+          </w:tcPr>
+          <w:p>
+            <w:hyperlink r:id="rId66">
+              <w:r>
+                <w:rPr>
+                  <w:color w:val="0000EE"/>
+                  <w:u w:val="single"/>
+                </w:rPr>
+                <w:t>2.4.11 Focus Not Obscured (Minimum)</w:t>
+              </w:r>
+            </w:hyperlink>
+            <w:r>
+              <w:rPr>
+                <w:b/>
+              </w:rPr>
+              <w:t xml:space="preserve"> </w:t>
+            </w:r>
+            <w:r>
+              <w:rPr>
+                <w:b/>
+              </w:rPr>
+              <w:t>(Level AA)</w:t>
+            </w:r>
+            <w:r>
+              <w:rPr>
+                <w:b/>
+              </w:rPr>
+              <w:t xml:space="preserve"> </w:t>
+            </w:r>
+            <w:r>
+              <w:rPr>
+                <w:b/>
+              </w:rPr>
+              <w:t>WCAG 2.2</w:t>
+            </w:r>
+            <w:r>
+              <w:rPr>
+                <w:b/>
+              </w:rPr>
+              <w:t xml:space="preserve"> </w:t>
+            </w:r>
+            <w:hyperlink r:id="rId66">
+              <w:r>
+                <w:rPr>
+                  <w:color w:val="0000EE"/>
+                  <w:u w:val="single"/>
+                </w:rPr>
+                <w:t>Understanding</w:t>
+              </w:r>
+            </w:hyperlink>
+          </w:p>
+        </w:tc>
+        <w:tc>
+          <w:tcPr>
+            <w:tcW w:type="dxa" w:w="3408"/>
+            <w:shd w:val="clear" w:fill="FDF3E0"/>
+          </w:tcPr>
+          <w:p>
+            <w:r>
+              <w:t>Partially Supports</w:t>
+            </w:r>
+          </w:p>
+        </w:tc>
+        <w:tc>
+          <w:tcPr>
+            <w:tcW w:type="dxa" w:w="3408"/>
+          </w:tcPr>
+          <w:p>
+            <w:r/>
+            <w:r>
+              <w:t>Nothing sticky or floating hides the focused element: at 400 % zoom the focus ring stayed visible and unobscured on Class Management (both modes), Take Assignment, View Grade Report, the Calendar and Sign in.</w:t>
+            </w:r>
+          </w:p>
+        </w:tc>
+      </w:tr>
+      <w:tr>
+        <w:tc>
+          <w:tcPr>
+            <w:tcW w:type="dxa" w:w="3408"/>
+          </w:tcPr>
+          <w:p>
+            <w:hyperlink r:id="rId67">
+              <w:r>
+                <w:rPr>
+                  <w:color w:val="0000EE"/>
+                  <w:u w:val="single"/>
+                </w:rPr>
+                <w:t>2.5.7 Dragging Movements</w:t>
+              </w:r>
+            </w:hyperlink>
+            <w:r>
+              <w:rPr>
+                <w:b/>
+              </w:rPr>
+              <w:t xml:space="preserve"> </w:t>
+            </w:r>
+            <w:r>
+              <w:rPr>
+                <w:b/>
+              </w:rPr>
+              <w:t>(Level AA)</w:t>
+            </w:r>
+            <w:r>
+              <w:rPr>
+                <w:b/>
+              </w:rPr>
+              <w:t xml:space="preserve"> </w:t>
+            </w:r>
+            <w:r>
+              <w:rPr>
+                <w:b/>
+              </w:rPr>
+              <w:t>WCAG 2.2</w:t>
+            </w:r>
+            <w:r>
+              <w:rPr>
+                <w:b/>
+              </w:rPr>
+              <w:t xml:space="preserve"> </w:t>
+            </w:r>
+            <w:hyperlink r:id="rId67">
+              <w:r>
+                <w:rPr>
+                  <w:color w:val="0000EE"/>
+                  <w:u w:val="single"/>
+                </w:rPr>
+                <w:t>Understanding</w:t>
+              </w:r>
+            </w:hyperlink>
+          </w:p>
+        </w:tc>
+        <w:tc>
+          <w:tcPr>
+            <w:tcW w:type="dxa" w:w="3408"/>
+            <w:shd w:val="clear" w:fill="E6F4EC"/>
+          </w:tcPr>
+          <w:p>
+            <w:r>
+              <w:t>Supports</w:t>
+            </w:r>
+          </w:p>
+        </w:tc>
+        <w:tc>
+          <w:tcPr>
+            <w:tcW w:type="dxa" w:w="3408"/>
+          </w:tcPr>
+          <w:p>
+            <w:r/>
+            <w:r>
+              <w:t>Dragging and multipoint/path gestures have single-pointer, non-drag alternatives — verified on 1 of the 10 pages tested.</w:t>
+            </w:r>
+          </w:p>
+        </w:tc>
+      </w:tr>
+      <w:tr>
+        <w:tc>
+          <w:tcPr>
+            <w:tcW w:type="dxa" w:w="3408"/>
+          </w:tcPr>
+          <w:p>
+            <w:hyperlink r:id="rId68">
+              <w:r>
+                <w:rPr>
+                  <w:color w:val="0000EE"/>
+                  <w:u w:val="single"/>
+                </w:rPr>
+                <w:t>2.5.8 Target Size (Minimum)</w:t>
+              </w:r>
+            </w:hyperlink>
+            <w:r>
+              <w:rPr>
+                <w:b/>
+              </w:rPr>
+              <w:t xml:space="preserve"> </w:t>
+            </w:r>
+            <w:r>
+              <w:rPr>
+                <w:b/>
+              </w:rPr>
+              <w:t>(Level AA)</w:t>
+            </w:r>
+            <w:r>
+              <w:rPr>
+                <w:b/>
+              </w:rPr>
+              <w:t xml:space="preserve"> </w:t>
+            </w:r>
+            <w:r>
+              <w:rPr>
+                <w:b/>
+              </w:rPr>
+              <w:t>WCAG 2.2</w:t>
+            </w:r>
+            <w:r>
+              <w:rPr>
+                <w:b/>
+              </w:rPr>
+              <w:t xml:space="preserve"> </w:t>
+            </w:r>
+            <w:hyperlink r:id="rId68">
+              <w:r>
+                <w:rPr>
+                  <w:color w:val="0000EE"/>
+                  <w:u w:val="single"/>
+                </w:rPr>
+                <w:t>Understanding</w:t>
+              </w:r>
+            </w:hyperlink>
+          </w:p>
+        </w:tc>
+        <w:tc>
+          <w:tcPr>
+            <w:tcW w:type="dxa" w:w="3408"/>
+            <w:shd w:val="clear" w:fill="FDF3E0"/>
+          </w:tcPr>
+          <w:p>
+            <w:r>
+              <w:t>Partially Supports</w:t>
+            </w:r>
+          </w:p>
+        </w:tc>
+        <w:tc>
+          <w:tcPr>
+            <w:tcW w:type="dxa" w:w="3408"/>
+          </w:tcPr>
+          <w:p>
+            <w:r/>
+            <w:r>
+              <w:t>The other eleven views measured no undersized, unspaced targets.</w:t>
+            </w:r>
+            <w:r>
+              <w:t xml:space="preserve"> </w:t>
+            </w:r>
+          </w:p>
+          <w:p>
+            <w:pPr>
+              <w:pStyle w:val="ListBullet"/>
+              <w:spacing w:line="240" w:lineRule="auto"/>
+              <w:ind w:left="720"/>
+            </w:pPr>
+            <w:r/>
+            <w:r>
+              <w:rPr>
+                <w:b/>
+              </w:rPr>
+              <w:t>Class Management (standard mode)</w:t>
+            </w:r>
+            <w:r>
+              <w:t xml:space="preserve">, </w:t>
+            </w:r>
+            <w:r>
+              <w:rPr>
+                <w:b/>
+              </w:rPr>
+              <w:t>Take Assignment</w:t>
+            </w:r>
+            <w:r>
+              <w:t xml:space="preserve">, </w:t>
+            </w:r>
+            <w:r>
+              <w:rPr>
+                <w:b/>
+              </w:rPr>
+              <w:t>Assignment Editor (edit)</w:t>
+            </w:r>
+            <w:r>
+              <w:t xml:space="preserve"> — The row action control and the problem-navigator links are smaller than 24 pixels and sit close together, so a user with a tremor or a coarse pointer hits the wrong one.</w:t>
+            </w:r>
+            <w:r>
+              <w:t>Minor</w:t>
+            </w:r>
+          </w:p>
+        </w:tc>
+      </w:tr>
+      <w:tr>
+        <w:tc>
+          <w:tcPr>
+            <w:tcW w:type="dxa" w:w="3408"/>
+          </w:tcPr>
+          <w:p>
+            <w:hyperlink r:id="rId69">
+              <w:r>
+                <w:rPr>
+                  <w:color w:val="0000EE"/>
+                  <w:u w:val="single"/>
+                </w:rPr>
+                <w:t>3.1.2 Language of Parts</w:t>
+              </w:r>
+            </w:hyperlink>
+            <w:r>
+              <w:rPr>
+                <w:b/>
+              </w:rPr>
+              <w:t xml:space="preserve"> </w:t>
+            </w:r>
+            <w:r>
+              <w:rPr>
+                <w:b/>
+              </w:rPr>
+              <w:t>(Level AA)</w:t>
+            </w:r>
+            <w:r>
+              <w:rPr>
+                <w:b/>
+              </w:rPr>
+              <w:t xml:space="preserve"> </w:t>
+            </w:r>
+            <w:hyperlink r:id="rId69">
+              <w:r>
+                <w:rPr>
+                  <w:color w:val="0000EE"/>
+                  <w:u w:val="single"/>
+                </w:rPr>
+                <w:t>Understanding</w:t>
+              </w:r>
+            </w:hyperlink>
+          </w:p>
+        </w:tc>
+        <w:tc>
+          <w:tcPr>
+            <w:tcW w:type="dxa" w:w="3408"/>
+            <w:shd w:val="clear" w:fill="EEF1F4"/>
+          </w:tcPr>
+          <w:p>
+            <w:r>
+              <w:t>Not Applicable</w:t>
+            </w:r>
+          </w:p>
+        </w:tc>
+        <w:tc>
+          <w:tcPr>
+            <w:tcW w:type="dxa" w:w="3408"/>
+          </w:tcPr>
+          <w:p>
+            <w:r/>
+            <w:r>
+              <w:t>No passage or phrase in a language other than English was found in any sampled view.</w:t>
+            </w:r>
+          </w:p>
+        </w:tc>
+      </w:tr>
+      <w:tr>
+        <w:tc>
+          <w:tcPr>
+            <w:tcW w:type="dxa" w:w="3408"/>
+          </w:tcPr>
+          <w:p>
+            <w:hyperlink r:id="rId70">
+              <w:r>
+                <w:rPr>
+                  <w:color w:val="0000EE"/>
+                  <w:u w:val="single"/>
+                </w:rPr>
+                <w:t>3.2.3 Consistent Navigation</w:t>
+              </w:r>
+            </w:hyperlink>
+            <w:r>
+              <w:rPr>
+                <w:b/>
+              </w:rPr>
+              <w:t xml:space="preserve"> </w:t>
+            </w:r>
+            <w:r>
+              <w:rPr>
+                <w:b/>
+              </w:rPr>
+              <w:t>(Level AA)</w:t>
+            </w:r>
+            <w:r>
+              <w:rPr>
+                <w:b/>
+              </w:rPr>
+              <w:t xml:space="preserve"> </w:t>
+            </w:r>
+            <w:hyperlink r:id="rId70">
+              <w:r>
+                <w:rPr>
+                  <w:color w:val="0000EE"/>
+                  <w:u w:val="single"/>
+                </w:rPr>
+                <w:t>Understanding</w:t>
+              </w:r>
+            </w:hyperlink>
+          </w:p>
+        </w:tc>
+        <w:tc>
+          <w:tcPr>
+            <w:tcW w:type="dxa" w:w="3408"/>
+            <w:shd w:val="clear" w:fill="E6F4EC"/>
+          </w:tcPr>
+          <w:p>
+            <w:r>
+              <w:t>Supports</w:t>
+            </w:r>
+          </w:p>
+        </w:tc>
+        <w:tc>
+          <w:tcPr>
+            <w:tcW w:type="dxa" w:w="3408"/>
+          </w:tcPr>
+          <w:p>
+            <w:r/>
+            <w:r>
+              <w:t>Navigation and component identification are consistent with the rest of the product — verified on all pages tested.</w:t>
+            </w:r>
+          </w:p>
+        </w:tc>
+      </w:tr>
+      <w:tr>
+        <w:tc>
+          <w:tcPr>
+            <w:tcW w:type="dxa" w:w="3408"/>
+          </w:tcPr>
+          <w:p>
+            <w:hyperlink r:id="rId71">
+              <w:r>
+                <w:rPr>
+                  <w:color w:val="0000EE"/>
+                  <w:u w:val="single"/>
+                </w:rPr>
+                <w:t>3.2.4 Consistent Identification</w:t>
+              </w:r>
+            </w:hyperlink>
+            <w:r>
+              <w:rPr>
+                <w:b/>
+              </w:rPr>
+              <w:t xml:space="preserve"> </w:t>
+            </w:r>
+            <w:r>
+              <w:rPr>
+                <w:b/>
+              </w:rPr>
+              <w:t>(Level AA)</w:t>
+            </w:r>
+            <w:r>
+              <w:rPr>
+                <w:b/>
+              </w:rPr>
+              <w:t xml:space="preserve"> </w:t>
+            </w:r>
+            <w:hyperlink r:id="rId71">
+              <w:r>
+                <w:rPr>
+                  <w:color w:val="0000EE"/>
+                  <w:u w:val="single"/>
+                </w:rPr>
+                <w:t>Understanding</w:t>
+              </w:r>
+            </w:hyperlink>
+          </w:p>
+        </w:tc>
+        <w:tc>
+          <w:tcPr>
+            <w:tcW w:type="dxa" w:w="3408"/>
+            <w:shd w:val="clear" w:fill="E6F4EC"/>
+          </w:tcPr>
+          <w:p>
+            <w:r>
+              <w:t>Supports</w:t>
+            </w:r>
+          </w:p>
+        </w:tc>
+        <w:tc>
+          <w:tcPr>
+            <w:tcW w:type="dxa" w:w="3408"/>
+          </w:tcPr>
+          <w:p>
+            <w:r/>
+            <w:r>
+              <w:t>Navigation and component identification are consistent with the rest of the product — verified on all pages tested.</w:t>
+            </w:r>
+          </w:p>
+        </w:tc>
+      </w:tr>
+      <w:tr>
+        <w:tc>
+          <w:tcPr>
+            <w:tcW w:type="dxa" w:w="3408"/>
+          </w:tcPr>
+          <w:p>
+            <w:hyperlink r:id="rId72">
+              <w:r>
+                <w:rPr>
+                  <w:color w:val="0000EE"/>
+                  <w:u w:val="single"/>
+                </w:rPr>
+                <w:t>3.3.3 Error Suggestion</w:t>
+              </w:r>
+            </w:hyperlink>
+            <w:r>
+              <w:rPr>
+                <w:b/>
+              </w:rPr>
+              <w:t xml:space="preserve"> </w:t>
+            </w:r>
+            <w:r>
+              <w:rPr>
+                <w:b/>
+              </w:rPr>
+              <w:t>(Level AA)</w:t>
+            </w:r>
+            <w:r>
+              <w:rPr>
+                <w:b/>
+              </w:rPr>
+              <w:t xml:space="preserve"> </w:t>
+            </w:r>
+            <w:hyperlink r:id="rId72">
+              <w:r>
+                <w:rPr>
+                  <w:color w:val="0000EE"/>
+                  <w:u w:val="single"/>
+                </w:rPr>
+                <w:t>Understanding</w:t>
+              </w:r>
+            </w:hyperlink>
+          </w:p>
+        </w:tc>
+        <w:tc>
+          <w:tcPr>
+            <w:tcW w:type="dxa" w:w="3408"/>
+            <w:shd w:val="clear" w:fill="E6F4EC"/>
+          </w:tcPr>
+          <w:p>
+            <w:r>
+              <w:t>Supports</w:t>
+            </w:r>
+          </w:p>
+        </w:tc>
+        <w:tc>
+          <w:tcPr>
+            <w:tcW w:type="dxa" w:w="3408"/>
+          </w:tcPr>
+          <w:p>
+            <w:r/>
+            <w:r>
+              <w:t>Errors suggest how to fix the problem — verified on 3 of the 10 pages tested.</w:t>
+            </w:r>
+          </w:p>
+        </w:tc>
+      </w:tr>
+      <w:tr>
+        <w:tc>
+          <w:tcPr>
+            <w:tcW w:type="dxa" w:w="3408"/>
+          </w:tcPr>
+          <w:p>
+            <w:hyperlink r:id="rId73">
+              <w:r>
+                <w:rPr>
+                  <w:color w:val="0000EE"/>
+                  <w:u w:val="single"/>
+                </w:rPr>
+                <w:t>3.3.4 Error Prevention (Legal, Financial, Data)</w:t>
+              </w:r>
+            </w:hyperlink>
+            <w:r>
+              <w:rPr>
+                <w:b/>
+              </w:rPr>
+              <w:t xml:space="preserve"> </w:t>
+            </w:r>
+            <w:r>
+              <w:rPr>
+                <w:b/>
+              </w:rPr>
+              <w:t>(Level AA)</w:t>
+            </w:r>
+            <w:r>
+              <w:rPr>
+                <w:b/>
+              </w:rPr>
+              <w:t xml:space="preserve"> </w:t>
+            </w:r>
+            <w:hyperlink r:id="rId73">
+              <w:r>
+                <w:rPr>
+                  <w:color w:val="0000EE"/>
+                  <w:u w:val="single"/>
+                </w:rPr>
+                <w:t>Understanding</w:t>
+              </w:r>
+            </w:hyperlink>
+          </w:p>
+        </w:tc>
+        <w:tc>
+          <w:tcPr>
+            <w:tcW w:type="dxa" w:w="3408"/>
+            <w:shd w:val="clear" w:fill="FCEBED"/>
+          </w:tcPr>
+          <w:p>
+            <w:r>
+              <w:t>Does Not Support</w:t>
+            </w:r>
+          </w:p>
+        </w:tc>
+        <w:tc>
+          <w:tcPr>
+            <w:tcW w:type="dxa" w:w="3408"/>
+          </w:tcPr>
+          <w:p>
+            <w:r/>
+            <w:r>
+              <w:t>Submit does not warn, 'I give up' does warn, 'Feedback' does not warn, each of these has an effect on the total points earned.</w:t>
+            </w:r>
+            <w:r>
+              <w:rPr>
+                <w:b/>
+              </w:rPr>
+              <w:t xml:space="preserve"> 3.3.4 covers submissions that </w:t>
+            </w:r>
+            <w:r>
+              <w:t>submit user test responses, which these are.</w:t>
+            </w:r>
+            <w:r>
+              <w:t xml:space="preserve"> </w:t>
+            </w:r>
+          </w:p>
+          <w:p>
+            <w:pPr>
+              <w:pStyle w:val="ListBullet"/>
+              <w:spacing w:line="240" w:lineRule="auto"/>
+              <w:ind w:left="720"/>
+            </w:pPr>
+            <w:r/>
+            <w:r>
+              <w:rPr>
+                <w:b/>
+              </w:rPr>
+              <w:t>Take Assignment</w:t>
+            </w:r>
+            <w:r>
+              <w:t xml:space="preserve"> — Submitting an answer and requesting feedback each reduce the score on a single activation without asking, so a user who activates one in error loses marks irreversibly.</w:t>
+            </w:r>
+            <w:r>
+              <w:t>Major</w:t>
+            </w:r>
+          </w:p>
+        </w:tc>
+      </w:tr>
+      <w:tr>
+        <w:tc>
+          <w:tcPr>
+            <w:tcW w:type="dxa" w:w="3408"/>
+          </w:tcPr>
+          <w:p>
+            <w:hyperlink r:id="rId74">
+              <w:r>
+                <w:rPr>
+                  <w:color w:val="0000EE"/>
+                  <w:u w:val="single"/>
+                </w:rPr>
+                <w:t>3.3.8 Accessible Authentication (Minimum)</w:t>
+              </w:r>
+            </w:hyperlink>
+            <w:r>
+              <w:rPr>
+                <w:b/>
+              </w:rPr>
+              <w:t xml:space="preserve"> </w:t>
+            </w:r>
+            <w:r>
+              <w:rPr>
+                <w:b/>
+              </w:rPr>
+              <w:t>(Level AA)</w:t>
+            </w:r>
+            <w:r>
+              <w:rPr>
+                <w:b/>
+              </w:rPr>
+              <w:t xml:space="preserve"> </w:t>
+            </w:r>
+            <w:r>
+              <w:rPr>
+                <w:b/>
+              </w:rPr>
+              <w:t>WCAG 2.2</w:t>
+            </w:r>
+            <w:r>
+              <w:rPr>
+                <w:b/>
+              </w:rPr>
+              <w:t xml:space="preserve"> </w:t>
+            </w:r>
+            <w:hyperlink r:id="rId74">
+              <w:r>
+                <w:rPr>
+                  <w:color w:val="0000EE"/>
+                  <w:u w:val="single"/>
+                </w:rPr>
+                <w:t>Understanding</w:t>
+              </w:r>
+            </w:hyperlink>
+          </w:p>
+        </w:tc>
+        <w:tc>
+          <w:tcPr>
+            <w:tcW w:type="dxa" w:w="3408"/>
+            <w:shd w:val="clear" w:fill="E6F4EC"/>
+          </w:tcPr>
+          <w:p>
+            <w:r>
+              <w:t>Supports</w:t>
+            </w:r>
+          </w:p>
+        </w:tc>
+        <w:tc>
+          <w:tcPr>
+            <w:tcW w:type="dxa" w:w="3408"/>
+          </w:tcPr>
+          <w:p>
+            <w:r/>
+            <w:r>
+              <w:t>Authentication does not require transcription or memorization — verified on 1 of the 10 pages tested.</w:t>
+            </w:r>
+          </w:p>
+        </w:tc>
+      </w:tr>
+      <w:tr>
+        <w:tc>
+          <w:tcPr>
+            <w:tcW w:type="dxa" w:w="3408"/>
+          </w:tcPr>
+          <w:p>
+            <w:hyperlink r:id="rId75">
               <w:r>
                 <w:rPr>
                   <w:color w:val="0000EE"/>
@@ -7736,7 +7931,7 @@
               </w:rPr>
               <w:t xml:space="preserve"> </w:t>
             </w:r>
-            <w:hyperlink r:id="rId65">
+            <w:hyperlink r:id="rId75">
               <w:r>
                 <w:rPr>
                   <w:color w:val="0000EE"/>

--- a/reviews/2026-09-the-expert-ta/2026-09-the-expert-ta-internal.docx
+++ b/reviews/2026-09-the-expert-ta/2026-09-the-expert-ta-internal.docx
@@ -299,7 +299,7 @@
               <w:rPr>
                 <w:b/>
               </w:rPr>
-              <w:t>Name of product</w:t>
+              <w:t>Verdict</w:t>
             </w:r>
           </w:p>
         </w:tc>
@@ -312,6 +312,43 @@
               <w:rPr>
                 <w:b/>
               </w:rPr>
+              <w:t>Approved with TAAP</w:t>
+            </w:r>
+            <w:r>
+              <w:rPr>
+                <w:b/>
+              </w:rPr>
+              <w:t xml:space="preserve"> — The product may be acquired only alongside a Temporary Alternative Access Plan covering the barriers below. </w:t>
+            </w:r>
+            <w:r>
+              <w:rPr>
+                <w:b/>
+              </w:rPr>
+              <w:t>2026-09-25 · Daniel Fontaine (SFBRN ATI Coordinator), reviewer of record</w:t>
+            </w:r>
+          </w:p>
+        </w:tc>
+      </w:tr>
+      <w:tr>
+        <w:tc>
+          <w:tcPr>
+            <w:tcW w:type="dxa" w:w="5112"/>
+          </w:tcPr>
+          <w:p>
+            <w:r>
+              <w:rPr>
+                <w:b/>
+              </w:rPr>
+              <w:t>Name of product</w:t>
+            </w:r>
+          </w:p>
+        </w:tc>
+        <w:tc>
+          <w:tcPr>
+            <w:tcW w:type="dxa" w:w="5112"/>
+          </w:tcPr>
+          <w:p>
+            <w:r>
               <w:t>The Expert TA</w:t>
             </w:r>
           </w:p>
@@ -8690,7 +8727,7 @@
     <w:p>
       <w:r/>
       <w:r>
-        <w:t>Source database hash ba6a9d728cc975c9. VPAT</w:t>
+        <w:t>Source database hash a3b887701901c4da. VPAT</w:t>
       </w:r>
       <w:r>
         <w:rPr>

--- a/reviews/2026-09-the-expert-ta/2026-09-the-expert-ta-internal.docx
+++ b/reviews/2026-09-the-expert-ta/2026-09-the-expert-ta-internal.docx
@@ -313,18 +313,6 @@
                 <w:b/>
               </w:rPr>
               <w:t>Approved with TAAP</w:t>
-            </w:r>
-            <w:r>
-              <w:rPr>
-                <w:b/>
-              </w:rPr>
-              <w:t xml:space="preserve"> — The product may be acquired only alongside a Temporary Alternative Access Plan covering the barriers below. </w:t>
-            </w:r>
-            <w:r>
-              <w:rPr>
-                <w:b/>
-              </w:rPr>
-              <w:t>2026-09-25 · Daniel Fontaine (SFBRN ATI Coordinator), reviewer of record</w:t>
             </w:r>
           </w:p>
         </w:tc>

--- a/reviews/2026-09-the-expert-ta/2026-09-the-expert-ta-internal.docx
+++ b/reviews/2026-09-the-expert-ta/2026-09-the-expert-ta-internal.docx
@@ -8715,7 +8715,7 @@
     <w:p>
       <w:r/>
       <w:r>
-        <w:t>Source database hash 264a869d05e4106c. VPAT</w:t>
+        <w:t>Source database hash beaa762d477d8c14. VPAT</w:t>
       </w:r>
       <w:r>
         <w:rPr>
